--- a/Fase 0/Mauricio/BITACORA SEMANA 0.docx
+++ b/Fase 0/Mauricio/BITACORA SEMANA 0.docx
@@ -509,23 +509,7 @@
                 <w:sz w:val="20"/>
                 <w:szCs w:val="20"/>
               </w:rPr>
-              <w:t xml:space="preserve">La bitácora debe completarse semanalmente. Las evidencias deben ser concretas, atribuibles y verificables: enlaces, </w:t>
-            </w:r>
-            <w:proofErr w:type="spellStart"/>
-            <w:r>
-              <w:rPr>
-                <w:sz w:val="20"/>
-                <w:szCs w:val="20"/>
-              </w:rPr>
-              <w:t>commits</w:t>
-            </w:r>
-            <w:proofErr w:type="spellEnd"/>
-            <w:r>
-              <w:rPr>
-                <w:sz w:val="20"/>
-                <w:szCs w:val="20"/>
-              </w:rPr>
-              <w:t xml:space="preserve">, rutas de archivos, capturas, pruebas, documentos o configuraciones. </w:t>
+              <w:t xml:space="preserve">La bitácora debe completarse semanalmente. Las evidencias deben ser concretas, atribuibles y verificables: enlaces, commits, rutas de archivos, capturas, pruebas, documentos o configuraciones. </w:t>
             </w:r>
             <w:r>
               <w:rPr>
@@ -705,18 +689,7 @@
               <w:spacing w:after="0"/>
             </w:pPr>
             <w:r>
-              <w:rPr>
-                <w:sz w:val="20"/>
-                <w:szCs w:val="20"/>
-              </w:rPr>
-              <w:t xml:space="preserve"> </w:t>
-            </w:r>
-            <w:r>
-              <w:rPr>
-                <w:sz w:val="20"/>
-                <w:szCs w:val="20"/>
-              </w:rPr>
-              <w:t>Julissa fuentes</w:t>
+              <w:t>Campo / Rol</w:t>
             </w:r>
           </w:p>
         </w:tc>
@@ -736,18 +709,7 @@
               <w:spacing w:after="0"/>
             </w:pPr>
             <w:r>
-              <w:rPr>
-                <w:sz w:val="20"/>
-                <w:szCs w:val="20"/>
-              </w:rPr>
-              <w:t xml:space="preserve"> </w:t>
-            </w:r>
-            <w:r>
-              <w:rPr>
-                <w:sz w:val="20"/>
-                <w:szCs w:val="20"/>
-              </w:rPr>
-              <w:t>Líder del proyecto y Documentador jr.</w:t>
+              <w:t>Ingeniero de Seguridad Cloud Jr.</w:t>
             </w:r>
           </w:p>
         </w:tc>
@@ -772,49 +734,27 @@
               <w:spacing w:after="0"/>
             </w:pPr>
             <w:r>
-              <w:rPr>
-                <w:sz w:val="20"/>
-                <w:szCs w:val="20"/>
-              </w:rPr>
-              <w:t xml:space="preserve"> </w:t>
-            </w:r>
-            <w:r>
-              <w:rPr>
-                <w:sz w:val="20"/>
-                <w:szCs w:val="20"/>
-              </w:rPr>
+              <w:t>Nombre</w:t>
+            </w:r>
+          </w:p>
+        </w:tc>
+        <w:tc>
+          <w:tcPr>
+            <w:tcW w:w="6768" w:type="dxa"/>
+            <w:tcMar>
+              <w:top w:w="110" w:type="dxa"/>
+              <w:left w:w="90" w:type="dxa"/>
+              <w:bottom w:w="110" w:type="dxa"/>
+              <w:right w:w="90" w:type="dxa"/>
+            </w:tcMar>
+            <w:vAlign w:val="center"/>
+          </w:tcPr>
+          <w:p>
+            <w:pPr>
+              <w:spacing w:after="0"/>
+            </w:pPr>
+            <w:r>
               <w:t>Mauricio Martínez</w:t>
-            </w:r>
-          </w:p>
-        </w:tc>
-        <w:tc>
-          <w:tcPr>
-            <w:tcW w:w="6768" w:type="dxa"/>
-            <w:tcMar>
-              <w:top w:w="110" w:type="dxa"/>
-              <w:left w:w="90" w:type="dxa"/>
-              <w:bottom w:w="110" w:type="dxa"/>
-              <w:right w:w="90" w:type="dxa"/>
-            </w:tcMar>
-            <w:vAlign w:val="center"/>
-          </w:tcPr>
-          <w:p>
-            <w:pPr>
-              <w:spacing w:after="0"/>
-            </w:pPr>
-            <w:r>
-              <w:rPr>
-                <w:sz w:val="20"/>
-                <w:szCs w:val="20"/>
-              </w:rPr>
-              <w:t xml:space="preserve"> </w:t>
-            </w:r>
-            <w:r>
-              <w:rPr>
-                <w:sz w:val="20"/>
-                <w:szCs w:val="20"/>
-              </w:rPr>
-              <w:t>Encargado de Seguridad Cloud Jr.</w:t>
             </w:r>
           </w:p>
         </w:tc>
@@ -839,18 +779,7 @@
               <w:spacing w:after="0"/>
             </w:pPr>
             <w:r>
-              <w:rPr>
-                <w:sz w:val="20"/>
-                <w:szCs w:val="20"/>
-              </w:rPr>
-              <w:t xml:space="preserve"> </w:t>
-            </w:r>
-            <w:r>
-              <w:rPr>
-                <w:sz w:val="20"/>
-                <w:szCs w:val="20"/>
-              </w:rPr>
-              <w:t>David Guzman</w:t>
+              <w:t>Fase actual:</w:t>
             </w:r>
           </w:p>
         </w:tc>
@@ -870,18 +799,7 @@
               <w:spacing w:after="0"/>
             </w:pPr>
             <w:r>
-              <w:rPr>
-                <w:sz w:val="20"/>
-                <w:szCs w:val="20"/>
-              </w:rPr>
-              <w:t xml:space="preserve"> </w:t>
-            </w:r>
-            <w:r>
-              <w:rPr>
-                <w:sz w:val="20"/>
-                <w:szCs w:val="20"/>
-              </w:rPr>
-              <w:t>Encargado de Infraestructura Jr.</w:t>
+              <w:t>Cero - Onboarding y Planificación</w:t>
             </w:r>
           </w:p>
         </w:tc>
@@ -906,18 +824,7 @@
               <w:spacing w:after="0"/>
             </w:pPr>
             <w:r>
-              <w:rPr>
-                <w:sz w:val="20"/>
-                <w:szCs w:val="20"/>
-              </w:rPr>
-              <w:t xml:space="preserve"> </w:t>
-            </w:r>
-            <w:r>
-              <w:rPr>
-                <w:sz w:val="20"/>
-                <w:szCs w:val="20"/>
-              </w:rPr>
-              <w:t>Jhony Jiménez</w:t>
+              <w:t>Semana No.:</w:t>
             </w:r>
           </w:p>
         </w:tc>
@@ -945,120 +852,7 @@
                 <w:sz w:val="20"/>
                 <w:szCs w:val="20"/>
               </w:rPr>
-              <w:t>Desarrollador web Jr.</w:t>
-            </w:r>
-          </w:p>
-        </w:tc>
-      </w:tr>
-      <w:tr>
-        <w:trPr>
-          <w:jc w:val="center"/>
-        </w:trPr>
-        <w:tc>
-          <w:tcPr>
-            <w:tcW w:w="3168" w:type="dxa"/>
-            <w:tcMar>
-              <w:top w:w="110" w:type="dxa"/>
-              <w:left w:w="90" w:type="dxa"/>
-              <w:bottom w:w="110" w:type="dxa"/>
-              <w:right w:w="90" w:type="dxa"/>
-            </w:tcMar>
-            <w:vAlign w:val="center"/>
-          </w:tcPr>
-          <w:p>
-            <w:pPr>
-              <w:spacing w:after="0"/>
-            </w:pPr>
-            <w:r>
-              <w:rPr>
-                <w:sz w:val="20"/>
-                <w:szCs w:val="20"/>
-              </w:rPr>
-              <w:t xml:space="preserve"> </w:t>
-            </w:r>
-            <w:r>
-              <w:rPr>
-                <w:sz w:val="20"/>
-                <w:szCs w:val="20"/>
-              </w:rPr>
-              <w:t>Edwin Gómez</w:t>
-            </w:r>
-          </w:p>
-        </w:tc>
-        <w:tc>
-          <w:tcPr>
-            <w:tcW w:w="6768" w:type="dxa"/>
-            <w:tcMar>
-              <w:top w:w="110" w:type="dxa"/>
-              <w:left w:w="90" w:type="dxa"/>
-              <w:bottom w:w="110" w:type="dxa"/>
-              <w:right w:w="90" w:type="dxa"/>
-            </w:tcMar>
-            <w:vAlign w:val="center"/>
-          </w:tcPr>
-          <w:p>
-            <w:pPr>
-              <w:spacing w:after="0"/>
-            </w:pPr>
-            <w:r>
-              <w:rPr>
-                <w:sz w:val="20"/>
-                <w:szCs w:val="20"/>
-              </w:rPr>
-              <w:t>Analista QA/Seguridad Jr.</w:t>
-            </w:r>
-          </w:p>
-        </w:tc>
-      </w:tr>
-      <w:tr>
-        <w:trPr>
-          <w:jc w:val="center"/>
-        </w:trPr>
-        <w:tc>
-          <w:tcPr>
-            <w:tcW w:w="3168" w:type="dxa"/>
-            <w:tcMar>
-              <w:top w:w="110" w:type="dxa"/>
-              <w:left w:w="90" w:type="dxa"/>
-              <w:bottom w:w="110" w:type="dxa"/>
-              <w:right w:w="90" w:type="dxa"/>
-            </w:tcMar>
-            <w:vAlign w:val="center"/>
-          </w:tcPr>
-          <w:p>
-            <w:pPr>
-              <w:spacing w:after="0"/>
-            </w:pPr>
-            <w:r>
-              <w:rPr>
-                <w:sz w:val="20"/>
-                <w:szCs w:val="20"/>
-              </w:rPr>
-              <w:t xml:space="preserve"> </w:t>
-            </w:r>
-          </w:p>
-        </w:tc>
-        <w:tc>
-          <w:tcPr>
-            <w:tcW w:w="6768" w:type="dxa"/>
-            <w:tcMar>
-              <w:top w:w="110" w:type="dxa"/>
-              <w:left w:w="90" w:type="dxa"/>
-              <w:bottom w:w="110" w:type="dxa"/>
-              <w:right w:w="90" w:type="dxa"/>
-            </w:tcMar>
-            <w:vAlign w:val="center"/>
-          </w:tcPr>
-          <w:p>
-            <w:pPr>
-              <w:spacing w:after="0"/>
-            </w:pPr>
-            <w:r>
-              <w:rPr>
-                <w:sz w:val="20"/>
-                <w:szCs w:val="20"/>
-              </w:rPr>
-              <w:t xml:space="preserve"> </w:t>
+              <w:t>Uno (Fecha: 23/9/2026 - 4/10/2026)</w:t>
             </w:r>
           </w:p>
         </w:tc>
@@ -1374,14 +1168,23 @@
                 <w:sz w:val="20"/>
                 <w:szCs w:val="20"/>
               </w:rPr>
-              <w:t xml:space="preserve"> </w:t>
-            </w:r>
-            <w:r>
-              <w:rPr>
-                <w:sz w:val="20"/>
-                <w:szCs w:val="20"/>
-              </w:rPr>
-              <w:t>Se realiza la primera reunión para definir roles de cada uno de los integrantes del grupo</w:t>
+              <w:t xml:space="preserve">Participación en la reunión inicial del equipo (Grupo SN-2) para la conformación del grupo y distribución de roles según las directrices del proyecto </w:t>
+            </w:r>
+            <w:r>
+              <w:rPr>
+                <w:i/>
+                <w:iCs/>
+                <w:sz w:val="20"/>
+                <w:szCs w:val="20"/>
+              </w:rPr>
+              <w:t>WAF Shield Cloud</w:t>
+            </w:r>
+            <w:r>
+              <w:rPr>
+                <w:sz w:val="20"/>
+                <w:szCs w:val="20"/>
+              </w:rPr>
+              <w:t>.</w:t>
             </w:r>
           </w:p>
         </w:tc>
@@ -1406,21 +1209,7 @@
                 <w:sz w:val="20"/>
                 <w:szCs w:val="20"/>
               </w:rPr>
-              <w:t xml:space="preserve">Julissa </w:t>
-            </w:r>
-            <w:r>
-              <w:rPr>
-                <w:sz w:val="20"/>
-                <w:szCs w:val="20"/>
-              </w:rPr>
-              <w:t>fuentes</w:t>
-            </w:r>
-            <w:r>
-              <w:rPr>
-                <w:sz w:val="20"/>
-                <w:szCs w:val="20"/>
-              </w:rPr>
-              <w:t xml:space="preserve"> </w:t>
+              <w:t>Equipo SN-2</w:t>
             </w:r>
           </w:p>
         </w:tc>
@@ -1481,7 +1270,7 @@
                 <w:sz w:val="20"/>
                 <w:szCs w:val="20"/>
               </w:rPr>
-              <w:t>Reunión Síncrona</w:t>
+              <w:t>Definición de rol</w:t>
             </w:r>
           </w:p>
         </w:tc>
@@ -1512,7 +1301,23 @@
                 <w:sz w:val="20"/>
                 <w:szCs w:val="20"/>
               </w:rPr>
-              <w:t>Líder comparte dirección URL de repositorio GitHub para llevar el control del proyecto</w:t>
+              <w:t xml:space="preserve">Selección y aceptación formal del rol de </w:t>
+            </w:r>
+            <w:r>
+              <w:rPr>
+                <w:b/>
+                <w:bCs/>
+                <w:sz w:val="20"/>
+                <w:szCs w:val="20"/>
+              </w:rPr>
+              <w:t>Ingeniero de Seguridad Cloud Jr.</w:t>
+            </w:r>
+            <w:r>
+              <w:rPr>
+                <w:sz w:val="20"/>
+                <w:szCs w:val="20"/>
+              </w:rPr>
+              <w:t>, estableciendo la responsabilidad sobre la capa WAF, filtrado perimetral y políticas de seguridad.</w:t>
             </w:r>
           </w:p>
         </w:tc>
@@ -1537,7 +1342,7 @@
                 <w:sz w:val="20"/>
                 <w:szCs w:val="20"/>
               </w:rPr>
-              <w:t xml:space="preserve">Julissa fuentes </w:t>
+              <w:t>Mauricio Martínez</w:t>
             </w:r>
           </w:p>
         </w:tc>
@@ -1598,7 +1403,7 @@
                 <w:sz w:val="20"/>
                 <w:szCs w:val="20"/>
               </w:rPr>
-              <w:t>Reunión Síncrona</w:t>
+              <w:t>Establecimiento de canales y repositorio:</w:t>
             </w:r>
           </w:p>
         </w:tc>
@@ -1622,7 +1427,30 @@
                 <w:sz w:val="20"/>
                 <w:szCs w:val="20"/>
               </w:rPr>
-              <w:t xml:space="preserve"> Elijo el rol de Seguridad Cloud Jr.</w:t>
+              <w:t xml:space="preserve"> </w:t>
+            </w:r>
+            <w:r>
+              <w:rPr>
+                <w:sz w:val="20"/>
+                <w:szCs w:val="20"/>
+              </w:rPr>
+              <w:t xml:space="preserve">Coordinación en la creación del repositorio central en GitHub y definición del canal de comunicación oficial en WhatsApp, acordando reuniones de seguimiento los </w:t>
+            </w:r>
+            <w:proofErr w:type="gramStart"/>
+            <w:r>
+              <w:rPr>
+                <w:sz w:val="20"/>
+                <w:szCs w:val="20"/>
+              </w:rPr>
+              <w:t>días jueves</w:t>
+            </w:r>
+            <w:proofErr w:type="gramEnd"/>
+            <w:r>
+              <w:rPr>
+                <w:sz w:val="20"/>
+                <w:szCs w:val="20"/>
+              </w:rPr>
+              <w:t xml:space="preserve"> a las 7:00 PM.</w:t>
             </w:r>
           </w:p>
         </w:tc>
@@ -1647,7 +1475,7 @@
                 <w:sz w:val="20"/>
                 <w:szCs w:val="20"/>
               </w:rPr>
-              <w:t xml:space="preserve">Mauricio Martínez </w:t>
+              <w:t>Julissa Fuentes</w:t>
             </w:r>
           </w:p>
         </w:tc>
@@ -1701,7 +1529,8 @@
                 <w:sz w:val="20"/>
                 <w:szCs w:val="20"/>
               </w:rPr>
-              <w:t>Reunión Síncrona</w:t>
+              <w:lastRenderedPageBreak/>
+              <w:t>Planificación inicial:</w:t>
             </w:r>
           </w:p>
         </w:tc>
@@ -1750,7 +1579,7 @@
                 <w:sz w:val="20"/>
                 <w:szCs w:val="20"/>
               </w:rPr>
-              <w:t xml:space="preserve">SN-02 </w:t>
+              <w:t>Equipo SN-2</w:t>
             </w:r>
           </w:p>
         </w:tc>
@@ -1804,7 +1633,6 @@
                 <w:sz w:val="20"/>
                 <w:szCs w:val="20"/>
               </w:rPr>
-              <w:lastRenderedPageBreak/>
               <w:t>Organización de tareas</w:t>
             </w:r>
           </w:p>
@@ -1829,14 +1657,7 @@
                 <w:sz w:val="20"/>
                 <w:szCs w:val="20"/>
               </w:rPr>
-              <w:t xml:space="preserve"> </w:t>
-            </w:r>
-            <w:r>
-              <w:rPr>
-                <w:sz w:val="20"/>
-                <w:szCs w:val="20"/>
-              </w:rPr>
-              <w:t>Se fijó una fecha de entrega previa al plazo oficial</w:t>
+              <w:t>Revisión de los apartados normativos del documento del proyecto (9.3.2 y 9.4) para alinear los entregables de la Fase 0</w:t>
             </w:r>
           </w:p>
         </w:tc>
@@ -1861,7 +1682,7 @@
                 <w:sz w:val="20"/>
                 <w:szCs w:val="20"/>
               </w:rPr>
-              <w:t xml:space="preserve">SN-02 </w:t>
+              <w:t>Mauricio Martínez</w:t>
             </w:r>
           </w:p>
         </w:tc>
@@ -2085,7 +1906,7 @@
                 <w:sz w:val="20"/>
                 <w:szCs w:val="20"/>
               </w:rPr>
-              <w:t>Herramientas de office</w:t>
+              <w:t>GitHub / Git</w:t>
             </w:r>
           </w:p>
         </w:tc>
@@ -2116,7 +1937,7 @@
                 <w:sz w:val="20"/>
                 <w:szCs w:val="20"/>
               </w:rPr>
-              <w:t>Documentar información</w:t>
+              <w:t>Control de versiones, clonación del repositorio central del equipo y estructuración de carpetas personales para la Fase 0</w:t>
             </w:r>
           </w:p>
         </w:tc>
@@ -2141,6 +1962,13 @@
                 <w:szCs w:val="20"/>
               </w:rPr>
               <w:t xml:space="preserve"> </w:t>
+            </w:r>
+            <w:r>
+              <w:rPr>
+                <w:sz w:val="20"/>
+                <w:szCs w:val="20"/>
+              </w:rPr>
+              <w:t>Uso activo para asegurar la trazabilidad y los commits individuales</w:t>
             </w:r>
           </w:p>
         </w:tc>
@@ -2169,14 +1997,7 @@
                 <w:sz w:val="20"/>
                 <w:szCs w:val="20"/>
               </w:rPr>
-              <w:t xml:space="preserve"> </w:t>
-            </w:r>
-            <w:r>
-              <w:rPr>
-                <w:sz w:val="20"/>
-                <w:szCs w:val="20"/>
-              </w:rPr>
-              <w:t>Python, terminal</w:t>
+              <w:t>Google Docs / Office</w:t>
             </w:r>
           </w:p>
         </w:tc>
@@ -2207,7 +2028,7 @@
                 <w:sz w:val="20"/>
                 <w:szCs w:val="20"/>
               </w:rPr>
-              <w:t>Herramienta de desarrollo</w:t>
+              <w:t>Redacción, edición y consolidación de la bitácora individual y aportes al informe grupal</w:t>
             </w:r>
           </w:p>
         </w:tc>
@@ -2232,6 +2053,13 @@
                 <w:szCs w:val="20"/>
               </w:rPr>
               <w:t xml:space="preserve"> </w:t>
+            </w:r>
+            <w:r>
+              <w:rPr>
+                <w:sz w:val="20"/>
+                <w:szCs w:val="20"/>
+              </w:rPr>
+              <w:t>Herramienta institucional utilizada para la documentación de la fase</w:t>
             </w:r>
           </w:p>
         </w:tc>
@@ -2264,14 +2092,7 @@
                 <w:sz w:val="20"/>
                 <w:szCs w:val="20"/>
               </w:rPr>
-              <w:t xml:space="preserve"> </w:t>
-            </w:r>
-            <w:r>
-              <w:rPr>
-                <w:sz w:val="20"/>
-                <w:szCs w:val="20"/>
-              </w:rPr>
-              <w:t>Flask</w:t>
+              <w:t>Navegador web (Google Chrome / Brave)</w:t>
             </w:r>
           </w:p>
         </w:tc>
@@ -2302,7 +2123,7 @@
                 <w:sz w:val="20"/>
                 <w:szCs w:val="20"/>
               </w:rPr>
-              <w:t>Herramienta de desarrollo</w:t>
+              <w:t>Consulta de la documentación oficial del proyecto, guías de ESIT y coordinación general.</w:t>
             </w:r>
           </w:p>
         </w:tc>
@@ -2327,6 +2148,13 @@
                 <w:szCs w:val="20"/>
               </w:rPr>
               <w:t xml:space="preserve"> </w:t>
+            </w:r>
+            <w:r>
+              <w:rPr>
+                <w:sz w:val="20"/>
+                <w:szCs w:val="20"/>
+              </w:rPr>
+              <w:t>Empleado para la visualización de la plataforma del repositorio y canales institucionales.</w:t>
             </w:r>
           </w:p>
         </w:tc>
@@ -2355,33 +2183,8 @@
                 <w:sz w:val="20"/>
                 <w:szCs w:val="20"/>
               </w:rPr>
-              <w:t xml:space="preserve"> </w:t>
-            </w:r>
-            <w:proofErr w:type="spellStart"/>
-            <w:r>
-              <w:rPr>
-                <w:sz w:val="20"/>
-                <w:szCs w:val="20"/>
-              </w:rPr>
-              <w:t>Html</w:t>
-            </w:r>
-            <w:proofErr w:type="spellEnd"/>
-            <w:r>
-              <w:rPr>
-                <w:sz w:val="20"/>
-                <w:szCs w:val="20"/>
-              </w:rPr>
-              <w:t>/</w:t>
-            </w:r>
-            <w:proofErr w:type="spellStart"/>
-            <w:r>
-              <w:rPr>
-                <w:sz w:val="20"/>
-                <w:szCs w:val="20"/>
-              </w:rPr>
-              <w:t>css</w:t>
-            </w:r>
-            <w:proofErr w:type="spellEnd"/>
+              <w:t>Servicios de WAF / Cloud (Conceptual)</w:t>
+            </w:r>
           </w:p>
         </w:tc>
         <w:tc>
@@ -2411,7 +2214,7 @@
                 <w:sz w:val="20"/>
                 <w:szCs w:val="20"/>
               </w:rPr>
-              <w:t>Herramienta de desarrollo</w:t>
+              <w:t>Investigación y evaluación preliminar de opciones perimetrales (ej. Cloudflare WAF, AWS WAF, Google Cloud Armor)</w:t>
             </w:r>
           </w:p>
         </w:tc>
@@ -2436,6 +2239,13 @@
                 <w:szCs w:val="20"/>
               </w:rPr>
               <w:t xml:space="preserve"> </w:t>
+            </w:r>
+            <w:r>
+              <w:rPr>
+                <w:sz w:val="20"/>
+                <w:szCs w:val="20"/>
+              </w:rPr>
+              <w:t>Análisis inicial requerido para el diseño y el Plan de Recursos de la solución (Apartado 9.4).</w:t>
             </w:r>
           </w:p>
         </w:tc>
@@ -2471,7 +2281,7 @@
                 <w:sz w:val="20"/>
                 <w:szCs w:val="20"/>
               </w:rPr>
-              <w:t>Servicios de implementación WAF</w:t>
+              <w:t>WhatsApp / Google Meet</w:t>
             </w:r>
           </w:p>
         </w:tc>
@@ -2502,7 +2312,7 @@
                 <w:sz w:val="20"/>
                 <w:szCs w:val="20"/>
               </w:rPr>
-              <w:t>Herramienta de entorno de pruebas de seguridad</w:t>
+              <w:t>Canales de comunicación síncrona y asincrónica para la organización del equipo y establecimiento de acuerdos</w:t>
             </w:r>
           </w:p>
         </w:tc>
@@ -2527,11 +2337,22 @@
                 <w:szCs w:val="20"/>
               </w:rPr>
               <w:t xml:space="preserve"> </w:t>
+            </w:r>
+            <w:r>
+              <w:rPr>
+                <w:sz w:val="20"/>
+                <w:szCs w:val="20"/>
+              </w:rPr>
+              <w:t>Utilizado para fijar reuniones semanales y distribución de roles del Grupo SN-2.</w:t>
             </w:r>
           </w:p>
         </w:tc>
       </w:tr>
     </w:tbl>
+    <w:p/>
+    <w:p/>
+    <w:p/>
+    <w:p/>
     <w:p/>
     <w:tbl>
       <w:tblPr>
@@ -2580,6 +2401,7 @@
                 <w:sz w:val="22"/>
                 <w:szCs w:val="22"/>
               </w:rPr>
+              <w:lastRenderedPageBreak/>
               <w:t>4. Problemas detectados y análisis</w:t>
             </w:r>
           </w:p>
@@ -2763,7 +2585,7 @@
                 <w:sz w:val="20"/>
                 <w:szCs w:val="20"/>
               </w:rPr>
-              <w:t>Esperar la definición del proyecto a desplegar en alguna plataforma web</w:t>
+              <w:t>Falta de consolidación inicial en el detalle del Plan de Recursos Tecnológicos (Apartado 9.4).</w:t>
             </w:r>
           </w:p>
         </w:tc>
@@ -2794,7 +2616,7 @@
                 <w:sz w:val="20"/>
                 <w:szCs w:val="20"/>
               </w:rPr>
-              <w:t>Se espera intentar realizar pruebas en ejecución en la siguiente fase</w:t>
+              <w:t>Observación parcial en la evaluación técnica de la Fase 0 por no especificar límites y proveedores detallados.</w:t>
             </w:r>
           </w:p>
         </w:tc>
@@ -2825,7 +2647,7 @@
                 <w:sz w:val="20"/>
                 <w:szCs w:val="20"/>
               </w:rPr>
-              <w:t>Es probable que no se logre intentar abarcar todos los métodos existentes</w:t>
+              <w:t>Enfoque inicial del equipo centrado principalmente en la creación del repositorio y la distribución de roles de la Fase 0.</w:t>
             </w:r>
           </w:p>
         </w:tc>
@@ -2856,7 +2678,7 @@
                 <w:sz w:val="20"/>
                 <w:szCs w:val="20"/>
               </w:rPr>
-              <w:t>Evidencias en la próxima entrega.</w:t>
+              <w:t>Retroalimentación de la evaluación de Fase 0 (Sección 1 y 3)</w:t>
             </w:r>
           </w:p>
         </w:tc>
@@ -2887,6 +2709,13 @@
               </w:rPr>
               <w:t xml:space="preserve"> </w:t>
             </w:r>
+            <w:r>
+              <w:rPr>
+                <w:sz w:val="20"/>
+                <w:szCs w:val="20"/>
+              </w:rPr>
+              <w:t>Ausencia inicial de tarjetas de tareas detalladas en el tablero de gestión (Kanban).</w:t>
+            </w:r>
           </w:p>
         </w:tc>
         <w:tc>
@@ -2911,6 +2740,13 @@
               </w:rPr>
               <w:t xml:space="preserve"> </w:t>
             </w:r>
+            <w:r>
+              <w:rPr>
+                <w:sz w:val="20"/>
+                <w:szCs w:val="20"/>
+              </w:rPr>
+              <w:t>Observación en la dimensión de gestión del proyecto.</w:t>
+            </w:r>
           </w:p>
         </w:tc>
         <w:tc>
@@ -2935,6 +2771,13 @@
               </w:rPr>
               <w:t xml:space="preserve"> </w:t>
             </w:r>
+            <w:r>
+              <w:rPr>
+                <w:sz w:val="20"/>
+                <w:szCs w:val="20"/>
+              </w:rPr>
+              <w:t>Desconocimiento temporal de la visualización pública del tablero o falta de sincronización en la carga de issues iniciales.</w:t>
+            </w:r>
           </w:p>
         </w:tc>
         <w:tc>
@@ -2959,308 +2802,12 @@
               </w:rPr>
               <w:t xml:space="preserve"> </w:t>
             </w:r>
-          </w:p>
-        </w:tc>
-      </w:tr>
-      <w:tr>
-        <w:trPr>
-          <w:jc w:val="center"/>
-        </w:trPr>
-        <w:tc>
-          <w:tcPr>
-            <w:tcW w:w="2448" w:type="dxa"/>
-            <w:tcMar>
-              <w:top w:w="110" w:type="dxa"/>
-              <w:left w:w="90" w:type="dxa"/>
-              <w:bottom w:w="110" w:type="dxa"/>
-              <w:right w:w="90" w:type="dxa"/>
-            </w:tcMar>
-            <w:vAlign w:val="center"/>
-          </w:tcPr>
-          <w:p>
-            <w:pPr>
-              <w:spacing w:after="0"/>
-            </w:pPr>
-            <w:r>
-              <w:rPr>
-                <w:sz w:val="20"/>
-                <w:szCs w:val="20"/>
-              </w:rPr>
-              <w:t xml:space="preserve"> </w:t>
-            </w:r>
-          </w:p>
-        </w:tc>
-        <w:tc>
-          <w:tcPr>
-            <w:tcW w:w="2160" w:type="dxa"/>
-            <w:tcMar>
-              <w:top w:w="110" w:type="dxa"/>
-              <w:left w:w="90" w:type="dxa"/>
-              <w:bottom w:w="110" w:type="dxa"/>
-              <w:right w:w="90" w:type="dxa"/>
-            </w:tcMar>
-            <w:vAlign w:val="center"/>
-          </w:tcPr>
-          <w:p>
-            <w:pPr>
-              <w:spacing w:after="0"/>
-            </w:pPr>
-            <w:r>
-              <w:rPr>
-                <w:sz w:val="20"/>
-                <w:szCs w:val="20"/>
-              </w:rPr>
-              <w:t xml:space="preserve"> </w:t>
-            </w:r>
-          </w:p>
-        </w:tc>
-        <w:tc>
-          <w:tcPr>
-            <w:tcW w:w="3024" w:type="dxa"/>
-            <w:tcMar>
-              <w:top w:w="110" w:type="dxa"/>
-              <w:left w:w="90" w:type="dxa"/>
-              <w:bottom w:w="110" w:type="dxa"/>
-              <w:right w:w="90" w:type="dxa"/>
-            </w:tcMar>
-            <w:vAlign w:val="center"/>
-          </w:tcPr>
-          <w:p>
-            <w:pPr>
-              <w:spacing w:after="0"/>
-            </w:pPr>
-            <w:r>
-              <w:rPr>
-                <w:sz w:val="20"/>
-                <w:szCs w:val="20"/>
-              </w:rPr>
-              <w:t xml:space="preserve"> </w:t>
-            </w:r>
-          </w:p>
-        </w:tc>
-        <w:tc>
-          <w:tcPr>
-            <w:tcW w:w="1800" w:type="dxa"/>
-            <w:tcMar>
-              <w:top w:w="110" w:type="dxa"/>
-              <w:left w:w="90" w:type="dxa"/>
-              <w:bottom w:w="110" w:type="dxa"/>
-              <w:right w:w="90" w:type="dxa"/>
-            </w:tcMar>
-            <w:vAlign w:val="center"/>
-          </w:tcPr>
-          <w:p>
-            <w:pPr>
-              <w:spacing w:after="0"/>
-            </w:pPr>
-            <w:r>
-              <w:rPr>
-                <w:sz w:val="20"/>
-                <w:szCs w:val="20"/>
-              </w:rPr>
-              <w:t xml:space="preserve"> </w:t>
-            </w:r>
-          </w:p>
-        </w:tc>
-      </w:tr>
-      <w:tr>
-        <w:trPr>
-          <w:jc w:val="center"/>
-        </w:trPr>
-        <w:tc>
-          <w:tcPr>
-            <w:tcW w:w="2448" w:type="dxa"/>
-            <w:tcMar>
-              <w:top w:w="110" w:type="dxa"/>
-              <w:left w:w="90" w:type="dxa"/>
-              <w:bottom w:w="110" w:type="dxa"/>
-              <w:right w:w="90" w:type="dxa"/>
-            </w:tcMar>
-            <w:vAlign w:val="center"/>
-          </w:tcPr>
-          <w:p>
-            <w:pPr>
-              <w:spacing w:after="0"/>
-            </w:pPr>
-            <w:r>
-              <w:rPr>
-                <w:sz w:val="20"/>
-                <w:szCs w:val="20"/>
-              </w:rPr>
-              <w:t xml:space="preserve"> </w:t>
-            </w:r>
-          </w:p>
-        </w:tc>
-        <w:tc>
-          <w:tcPr>
-            <w:tcW w:w="2160" w:type="dxa"/>
-            <w:tcMar>
-              <w:top w:w="110" w:type="dxa"/>
-              <w:left w:w="90" w:type="dxa"/>
-              <w:bottom w:w="110" w:type="dxa"/>
-              <w:right w:w="90" w:type="dxa"/>
-            </w:tcMar>
-            <w:vAlign w:val="center"/>
-          </w:tcPr>
-          <w:p>
-            <w:pPr>
-              <w:spacing w:after="0"/>
-            </w:pPr>
-            <w:r>
-              <w:rPr>
-                <w:sz w:val="20"/>
-                <w:szCs w:val="20"/>
-              </w:rPr>
-              <w:t xml:space="preserve"> </w:t>
-            </w:r>
-          </w:p>
-        </w:tc>
-        <w:tc>
-          <w:tcPr>
-            <w:tcW w:w="3024" w:type="dxa"/>
-            <w:tcMar>
-              <w:top w:w="110" w:type="dxa"/>
-              <w:left w:w="90" w:type="dxa"/>
-              <w:bottom w:w="110" w:type="dxa"/>
-              <w:right w:w="90" w:type="dxa"/>
-            </w:tcMar>
-            <w:vAlign w:val="center"/>
-          </w:tcPr>
-          <w:p>
-            <w:pPr>
-              <w:spacing w:after="0"/>
-            </w:pPr>
-            <w:r>
-              <w:rPr>
-                <w:sz w:val="20"/>
-                <w:szCs w:val="20"/>
-              </w:rPr>
-              <w:t xml:space="preserve"> </w:t>
-            </w:r>
-          </w:p>
-        </w:tc>
-        <w:tc>
-          <w:tcPr>
-            <w:tcW w:w="1800" w:type="dxa"/>
-            <w:tcMar>
-              <w:top w:w="110" w:type="dxa"/>
-              <w:left w:w="90" w:type="dxa"/>
-              <w:bottom w:w="110" w:type="dxa"/>
-              <w:right w:w="90" w:type="dxa"/>
-            </w:tcMar>
-            <w:vAlign w:val="center"/>
-          </w:tcPr>
-          <w:p>
-            <w:pPr>
-              <w:spacing w:after="0"/>
-            </w:pPr>
-            <w:r>
-              <w:rPr>
-                <w:sz w:val="20"/>
-                <w:szCs w:val="20"/>
-              </w:rPr>
-              <w:t xml:space="preserve"> </w:t>
-            </w:r>
-          </w:p>
-        </w:tc>
-      </w:tr>
-      <w:tr>
-        <w:trPr>
-          <w:jc w:val="center"/>
-        </w:trPr>
-        <w:tc>
-          <w:tcPr>
-            <w:tcW w:w="2448" w:type="dxa"/>
-            <w:tcMar>
-              <w:top w:w="110" w:type="dxa"/>
-              <w:left w:w="90" w:type="dxa"/>
-              <w:bottom w:w="110" w:type="dxa"/>
-              <w:right w:w="90" w:type="dxa"/>
-            </w:tcMar>
-            <w:vAlign w:val="center"/>
-          </w:tcPr>
-          <w:p>
-            <w:pPr>
-              <w:spacing w:after="0"/>
-            </w:pPr>
-            <w:r>
-              <w:rPr>
-                <w:sz w:val="20"/>
-                <w:szCs w:val="20"/>
-              </w:rPr>
-              <w:t xml:space="preserve"> </w:t>
-            </w:r>
-          </w:p>
-        </w:tc>
-        <w:tc>
-          <w:tcPr>
-            <w:tcW w:w="2160" w:type="dxa"/>
-            <w:tcMar>
-              <w:top w:w="110" w:type="dxa"/>
-              <w:left w:w="90" w:type="dxa"/>
-              <w:bottom w:w="110" w:type="dxa"/>
-              <w:right w:w="90" w:type="dxa"/>
-            </w:tcMar>
-            <w:vAlign w:val="center"/>
-          </w:tcPr>
-          <w:p>
-            <w:pPr>
-              <w:spacing w:after="0"/>
-            </w:pPr>
-            <w:r>
-              <w:rPr>
-                <w:sz w:val="20"/>
-                <w:szCs w:val="20"/>
-              </w:rPr>
-              <w:t xml:space="preserve"> </w:t>
-            </w:r>
-          </w:p>
-        </w:tc>
-        <w:tc>
-          <w:tcPr>
-            <w:tcW w:w="3024" w:type="dxa"/>
-            <w:tcMar>
-              <w:top w:w="110" w:type="dxa"/>
-              <w:left w:w="90" w:type="dxa"/>
-              <w:bottom w:w="110" w:type="dxa"/>
-              <w:right w:w="90" w:type="dxa"/>
-            </w:tcMar>
-            <w:vAlign w:val="center"/>
-          </w:tcPr>
-          <w:p>
-            <w:pPr>
-              <w:spacing w:after="0"/>
-            </w:pPr>
-            <w:r>
-              <w:rPr>
-                <w:sz w:val="20"/>
-                <w:szCs w:val="20"/>
-              </w:rPr>
-              <w:t xml:space="preserve"> </w:t>
-            </w:r>
-          </w:p>
-        </w:tc>
-        <w:tc>
-          <w:tcPr>
-            <w:tcW w:w="1800" w:type="dxa"/>
-            <w:tcMar>
-              <w:top w:w="110" w:type="dxa"/>
-              <w:left w:w="90" w:type="dxa"/>
-              <w:bottom w:w="110" w:type="dxa"/>
-              <w:right w:w="90" w:type="dxa"/>
-            </w:tcMar>
-            <w:vAlign w:val="center"/>
-          </w:tcPr>
-          <w:p>
-            <w:pPr>
-              <w:spacing w:after="0"/>
-            </w:pPr>
-            <w:r>
-              <w:rPr>
-                <w:sz w:val="20"/>
-                <w:szCs w:val="20"/>
-              </w:rPr>
-              <w:t xml:space="preserve"> </w:t>
+            <w:r>
+              <w:rPr>
+                <w:sz w:val="20"/>
+                <w:szCs w:val="20"/>
+              </w:rPr>
+              <w:t>Capturas del tablero enlazado en la revisión.</w:t>
             </w:r>
           </w:p>
         </w:tc>
@@ -3374,7 +2921,6 @@
                 <w:sz w:val="19"/>
                 <w:szCs w:val="19"/>
               </w:rPr>
-              <w:lastRenderedPageBreak/>
               <w:t>Solución aplicada</w:t>
             </w:r>
           </w:p>
@@ -3493,6 +3039,13 @@
               </w:rPr>
               <w:t xml:space="preserve"> </w:t>
             </w:r>
+            <w:r>
+              <w:rPr>
+                <w:sz w:val="20"/>
+                <w:szCs w:val="20"/>
+              </w:rPr>
+              <w:t>Estructuración y revisión del Plan de Recursos conceptualizando las opciones de WAF (Cloudflare/Cloud Armor) y límites según el apartado 9.4.</w:t>
+            </w:r>
           </w:p>
         </w:tc>
         <w:tc>
@@ -3517,6 +3070,13 @@
               </w:rPr>
               <w:t xml:space="preserve"> </w:t>
             </w:r>
+            <w:r>
+              <w:rPr>
+                <w:sz w:val="20"/>
+                <w:szCs w:val="20"/>
+              </w:rPr>
+              <w:t>Falta de consolidación en el Plan de Recursos Tecnológicos.</w:t>
+            </w:r>
           </w:p>
         </w:tc>
         <w:tc>
@@ -3540,6 +3100,13 @@
                 <w:sz w:val="20"/>
                 <w:szCs w:val="20"/>
               </w:rPr>
+              <w:t>Mauricio Martínez (Ingeniero de Seguridad Cloud Jr.)</w:t>
+            </w:r>
+            <w:r>
+              <w:rPr>
+                <w:sz w:val="20"/>
+                <w:szCs w:val="20"/>
+              </w:rPr>
               <w:t xml:space="preserve"> </w:t>
             </w:r>
           </w:p>
@@ -3565,6 +3132,13 @@
                 <w:szCs w:val="20"/>
               </w:rPr>
               <w:t xml:space="preserve"> </w:t>
+            </w:r>
+            <w:r>
+              <w:rPr>
+                <w:sz w:val="20"/>
+                <w:szCs w:val="20"/>
+              </w:rPr>
+              <w:t>Actualización de bitácora y registros en repositorio.</w:t>
             </w:r>
           </w:p>
         </w:tc>
@@ -3595,6 +3169,13 @@
               </w:rPr>
               <w:t xml:space="preserve"> </w:t>
             </w:r>
+            <w:r>
+              <w:rPr>
+                <w:sz w:val="20"/>
+                <w:szCs w:val="20"/>
+              </w:rPr>
+              <w:t>Coordinación con la líder (Julissa) para el respaldo de tareas y verificación del flujo de trabajo básico en el repositorio de GitHub.</w:t>
+            </w:r>
           </w:p>
         </w:tc>
         <w:tc>
@@ -3619,6 +3200,13 @@
               </w:rPr>
               <w:t xml:space="preserve"> </w:t>
             </w:r>
+            <w:r>
+              <w:rPr>
+                <w:sz w:val="20"/>
+                <w:szCs w:val="20"/>
+              </w:rPr>
+              <w:t>Ausencia de seguimiento detallado en el tablero de gestión.</w:t>
+            </w:r>
           </w:p>
         </w:tc>
         <w:tc>
@@ -3642,6 +3230,13 @@
                 <w:sz w:val="20"/>
                 <w:szCs w:val="20"/>
               </w:rPr>
+              <w:t>Grupo SN-2 / Julissa Fuentes</w:t>
+            </w:r>
+            <w:r>
+              <w:rPr>
+                <w:sz w:val="20"/>
+                <w:szCs w:val="20"/>
+              </w:rPr>
               <w:t xml:space="preserve"> </w:t>
             </w:r>
           </w:p>
@@ -3668,766 +3263,22 @@
               </w:rPr>
               <w:t xml:space="preserve"> </w:t>
             </w:r>
-          </w:p>
-        </w:tc>
-      </w:tr>
-      <w:tr>
-        <w:trPr>
-          <w:jc w:val="center"/>
-        </w:trPr>
-        <w:tc>
-          <w:tcPr>
-            <w:tcW w:w="3240" w:type="dxa"/>
-            <w:tcMar>
-              <w:top w:w="110" w:type="dxa"/>
-              <w:left w:w="90" w:type="dxa"/>
-              <w:bottom w:w="110" w:type="dxa"/>
-              <w:right w:w="90" w:type="dxa"/>
-            </w:tcMar>
-            <w:vAlign w:val="center"/>
-          </w:tcPr>
-          <w:p>
-            <w:pPr>
-              <w:spacing w:after="0"/>
-            </w:pPr>
-            <w:r>
-              <w:rPr>
-                <w:sz w:val="20"/>
-                <w:szCs w:val="20"/>
-              </w:rPr>
-              <w:t xml:space="preserve"> </w:t>
-            </w:r>
-          </w:p>
-        </w:tc>
-        <w:tc>
-          <w:tcPr>
-            <w:tcW w:w="2880" w:type="dxa"/>
-            <w:tcMar>
-              <w:top w:w="110" w:type="dxa"/>
-              <w:left w:w="90" w:type="dxa"/>
-              <w:bottom w:w="110" w:type="dxa"/>
-              <w:right w:w="90" w:type="dxa"/>
-            </w:tcMar>
-            <w:vAlign w:val="center"/>
-          </w:tcPr>
-          <w:p>
-            <w:pPr>
-              <w:spacing w:after="0"/>
-            </w:pPr>
-            <w:r>
-              <w:rPr>
-                <w:sz w:val="20"/>
-                <w:szCs w:val="20"/>
-              </w:rPr>
-              <w:t xml:space="preserve"> </w:t>
-            </w:r>
-          </w:p>
-        </w:tc>
-        <w:tc>
-          <w:tcPr>
-            <w:tcW w:w="1440" w:type="dxa"/>
-            <w:tcMar>
-              <w:top w:w="110" w:type="dxa"/>
-              <w:left w:w="90" w:type="dxa"/>
-              <w:bottom w:w="110" w:type="dxa"/>
-              <w:right w:w="90" w:type="dxa"/>
-            </w:tcMar>
-            <w:vAlign w:val="center"/>
-          </w:tcPr>
-          <w:p>
-            <w:pPr>
-              <w:spacing w:after="0"/>
-              <w:jc w:val="center"/>
-            </w:pPr>
-            <w:r>
-              <w:rPr>
-                <w:sz w:val="20"/>
-                <w:szCs w:val="20"/>
-              </w:rPr>
-              <w:t xml:space="preserve"> </w:t>
-            </w:r>
-          </w:p>
-        </w:tc>
-        <w:tc>
-          <w:tcPr>
-            <w:tcW w:w="1872" w:type="dxa"/>
-            <w:tcMar>
-              <w:top w:w="110" w:type="dxa"/>
-              <w:left w:w="90" w:type="dxa"/>
-              <w:bottom w:w="110" w:type="dxa"/>
-              <w:right w:w="90" w:type="dxa"/>
-            </w:tcMar>
-            <w:vAlign w:val="center"/>
-          </w:tcPr>
-          <w:p>
-            <w:pPr>
-              <w:spacing w:after="0"/>
-            </w:pPr>
-            <w:r>
-              <w:rPr>
-                <w:sz w:val="20"/>
-                <w:szCs w:val="20"/>
-              </w:rPr>
-              <w:t xml:space="preserve"> </w:t>
-            </w:r>
-          </w:p>
-        </w:tc>
-      </w:tr>
-      <w:tr>
-        <w:trPr>
-          <w:jc w:val="center"/>
-        </w:trPr>
-        <w:tc>
-          <w:tcPr>
-            <w:tcW w:w="3240" w:type="dxa"/>
-            <w:tcMar>
-              <w:top w:w="110" w:type="dxa"/>
-              <w:left w:w="90" w:type="dxa"/>
-              <w:bottom w:w="110" w:type="dxa"/>
-              <w:right w:w="90" w:type="dxa"/>
-            </w:tcMar>
-            <w:vAlign w:val="center"/>
-          </w:tcPr>
-          <w:p>
-            <w:pPr>
-              <w:spacing w:after="0"/>
-            </w:pPr>
-            <w:r>
-              <w:rPr>
-                <w:sz w:val="20"/>
-                <w:szCs w:val="20"/>
-              </w:rPr>
-              <w:t xml:space="preserve"> </w:t>
-            </w:r>
-          </w:p>
-        </w:tc>
-        <w:tc>
-          <w:tcPr>
-            <w:tcW w:w="2880" w:type="dxa"/>
-            <w:tcMar>
-              <w:top w:w="110" w:type="dxa"/>
-              <w:left w:w="90" w:type="dxa"/>
-              <w:bottom w:w="110" w:type="dxa"/>
-              <w:right w:w="90" w:type="dxa"/>
-            </w:tcMar>
-            <w:vAlign w:val="center"/>
-          </w:tcPr>
-          <w:p>
-            <w:pPr>
-              <w:spacing w:after="0"/>
-            </w:pPr>
-            <w:r>
-              <w:rPr>
-                <w:sz w:val="20"/>
-                <w:szCs w:val="20"/>
-              </w:rPr>
-              <w:t xml:space="preserve"> </w:t>
-            </w:r>
-          </w:p>
-        </w:tc>
-        <w:tc>
-          <w:tcPr>
-            <w:tcW w:w="1440" w:type="dxa"/>
-            <w:tcMar>
-              <w:top w:w="110" w:type="dxa"/>
-              <w:left w:w="90" w:type="dxa"/>
-              <w:bottom w:w="110" w:type="dxa"/>
-              <w:right w:w="90" w:type="dxa"/>
-            </w:tcMar>
-            <w:vAlign w:val="center"/>
-          </w:tcPr>
-          <w:p>
-            <w:pPr>
-              <w:spacing w:after="0"/>
-              <w:jc w:val="center"/>
-            </w:pPr>
-            <w:r>
-              <w:rPr>
-                <w:sz w:val="20"/>
-                <w:szCs w:val="20"/>
-              </w:rPr>
-              <w:t xml:space="preserve"> </w:t>
-            </w:r>
-          </w:p>
-        </w:tc>
-        <w:tc>
-          <w:tcPr>
-            <w:tcW w:w="1872" w:type="dxa"/>
-            <w:tcMar>
-              <w:top w:w="110" w:type="dxa"/>
-              <w:left w:w="90" w:type="dxa"/>
-              <w:bottom w:w="110" w:type="dxa"/>
-              <w:right w:w="90" w:type="dxa"/>
-            </w:tcMar>
-            <w:vAlign w:val="center"/>
-          </w:tcPr>
-          <w:p>
-            <w:pPr>
-              <w:spacing w:after="0"/>
-            </w:pPr>
-            <w:r>
-              <w:rPr>
-                <w:sz w:val="20"/>
-                <w:szCs w:val="20"/>
-              </w:rPr>
-              <w:t xml:space="preserve"> </w:t>
-            </w:r>
-          </w:p>
-        </w:tc>
-      </w:tr>
-      <w:tr>
-        <w:trPr>
-          <w:jc w:val="center"/>
-        </w:trPr>
-        <w:tc>
-          <w:tcPr>
-            <w:tcW w:w="3240" w:type="dxa"/>
-            <w:tcMar>
-              <w:top w:w="110" w:type="dxa"/>
-              <w:left w:w="90" w:type="dxa"/>
-              <w:bottom w:w="110" w:type="dxa"/>
-              <w:right w:w="90" w:type="dxa"/>
-            </w:tcMar>
-            <w:vAlign w:val="center"/>
-          </w:tcPr>
-          <w:p>
-            <w:pPr>
-              <w:spacing w:after="0"/>
-            </w:pPr>
-            <w:r>
-              <w:rPr>
-                <w:sz w:val="20"/>
-                <w:szCs w:val="20"/>
-              </w:rPr>
-              <w:t xml:space="preserve"> </w:t>
-            </w:r>
-          </w:p>
-        </w:tc>
-        <w:tc>
-          <w:tcPr>
-            <w:tcW w:w="2880" w:type="dxa"/>
-            <w:tcMar>
-              <w:top w:w="110" w:type="dxa"/>
-              <w:left w:w="90" w:type="dxa"/>
-              <w:bottom w:w="110" w:type="dxa"/>
-              <w:right w:w="90" w:type="dxa"/>
-            </w:tcMar>
-            <w:vAlign w:val="center"/>
-          </w:tcPr>
-          <w:p>
-            <w:pPr>
-              <w:spacing w:after="0"/>
-            </w:pPr>
-            <w:r>
-              <w:rPr>
-                <w:sz w:val="20"/>
-                <w:szCs w:val="20"/>
-              </w:rPr>
-              <w:t xml:space="preserve"> </w:t>
-            </w:r>
-          </w:p>
-        </w:tc>
-        <w:tc>
-          <w:tcPr>
-            <w:tcW w:w="1440" w:type="dxa"/>
-            <w:tcMar>
-              <w:top w:w="110" w:type="dxa"/>
-              <w:left w:w="90" w:type="dxa"/>
-              <w:bottom w:w="110" w:type="dxa"/>
-              <w:right w:w="90" w:type="dxa"/>
-            </w:tcMar>
-            <w:vAlign w:val="center"/>
-          </w:tcPr>
-          <w:p>
-            <w:pPr>
-              <w:spacing w:after="0"/>
-              <w:jc w:val="center"/>
-            </w:pPr>
-            <w:r>
-              <w:rPr>
-                <w:sz w:val="20"/>
-                <w:szCs w:val="20"/>
-              </w:rPr>
-              <w:t xml:space="preserve"> </w:t>
-            </w:r>
-          </w:p>
-        </w:tc>
-        <w:tc>
-          <w:tcPr>
-            <w:tcW w:w="1872" w:type="dxa"/>
-            <w:tcMar>
-              <w:top w:w="110" w:type="dxa"/>
-              <w:left w:w="90" w:type="dxa"/>
-              <w:bottom w:w="110" w:type="dxa"/>
-              <w:right w:w="90" w:type="dxa"/>
-            </w:tcMar>
-            <w:vAlign w:val="center"/>
-          </w:tcPr>
-          <w:p>
-            <w:pPr>
-              <w:spacing w:after="0"/>
-            </w:pPr>
-            <w:r>
-              <w:rPr>
-                <w:sz w:val="20"/>
-                <w:szCs w:val="20"/>
-              </w:rPr>
-              <w:t xml:space="preserve"> </w:t>
-            </w:r>
-          </w:p>
-        </w:tc>
-      </w:tr>
-      <w:tr>
-        <w:trPr>
-          <w:jc w:val="center"/>
-        </w:trPr>
-        <w:tc>
-          <w:tcPr>
-            <w:tcW w:w="3240" w:type="dxa"/>
-            <w:tcMar>
-              <w:top w:w="110" w:type="dxa"/>
-              <w:left w:w="90" w:type="dxa"/>
-              <w:bottom w:w="110" w:type="dxa"/>
-              <w:right w:w="90" w:type="dxa"/>
-            </w:tcMar>
-            <w:vAlign w:val="center"/>
-          </w:tcPr>
-          <w:p>
-            <w:pPr>
-              <w:spacing w:after="0"/>
-              <w:rPr>
-                <w:sz w:val="20"/>
-                <w:szCs w:val="20"/>
-              </w:rPr>
-            </w:pPr>
-          </w:p>
-        </w:tc>
-        <w:tc>
-          <w:tcPr>
-            <w:tcW w:w="2880" w:type="dxa"/>
-            <w:tcMar>
-              <w:top w:w="110" w:type="dxa"/>
-              <w:left w:w="90" w:type="dxa"/>
-              <w:bottom w:w="110" w:type="dxa"/>
-              <w:right w:w="90" w:type="dxa"/>
-            </w:tcMar>
-            <w:vAlign w:val="center"/>
-          </w:tcPr>
-          <w:p>
-            <w:pPr>
-              <w:spacing w:after="0"/>
-              <w:rPr>
-                <w:sz w:val="20"/>
-                <w:szCs w:val="20"/>
-              </w:rPr>
-            </w:pPr>
-          </w:p>
-        </w:tc>
-        <w:tc>
-          <w:tcPr>
-            <w:tcW w:w="1440" w:type="dxa"/>
-            <w:tcMar>
-              <w:top w:w="110" w:type="dxa"/>
-              <w:left w:w="90" w:type="dxa"/>
-              <w:bottom w:w="110" w:type="dxa"/>
-              <w:right w:w="90" w:type="dxa"/>
-            </w:tcMar>
-            <w:vAlign w:val="center"/>
-          </w:tcPr>
-          <w:p>
-            <w:pPr>
-              <w:spacing w:after="0"/>
-              <w:jc w:val="center"/>
-              <w:rPr>
-                <w:sz w:val="20"/>
-                <w:szCs w:val="20"/>
-              </w:rPr>
-            </w:pPr>
-          </w:p>
-        </w:tc>
-        <w:tc>
-          <w:tcPr>
-            <w:tcW w:w="1872" w:type="dxa"/>
-            <w:tcMar>
-              <w:top w:w="110" w:type="dxa"/>
-              <w:left w:w="90" w:type="dxa"/>
-              <w:bottom w:w="110" w:type="dxa"/>
-              <w:right w:w="90" w:type="dxa"/>
-            </w:tcMar>
-            <w:vAlign w:val="center"/>
-          </w:tcPr>
-          <w:p>
-            <w:pPr>
-              <w:spacing w:after="0"/>
-              <w:rPr>
-                <w:sz w:val="20"/>
-                <w:szCs w:val="20"/>
-              </w:rPr>
-            </w:pPr>
-          </w:p>
-        </w:tc>
-      </w:tr>
-      <w:tr>
-        <w:trPr>
-          <w:jc w:val="center"/>
-        </w:trPr>
-        <w:tc>
-          <w:tcPr>
-            <w:tcW w:w="3240" w:type="dxa"/>
-            <w:tcMar>
-              <w:top w:w="110" w:type="dxa"/>
-              <w:left w:w="90" w:type="dxa"/>
-              <w:bottom w:w="110" w:type="dxa"/>
-              <w:right w:w="90" w:type="dxa"/>
-            </w:tcMar>
-            <w:vAlign w:val="center"/>
-          </w:tcPr>
-          <w:p>
-            <w:pPr>
-              <w:spacing w:after="0"/>
-              <w:rPr>
-                <w:sz w:val="20"/>
-                <w:szCs w:val="20"/>
-              </w:rPr>
-            </w:pPr>
-          </w:p>
-        </w:tc>
-        <w:tc>
-          <w:tcPr>
-            <w:tcW w:w="2880" w:type="dxa"/>
-            <w:tcMar>
-              <w:top w:w="110" w:type="dxa"/>
-              <w:left w:w="90" w:type="dxa"/>
-              <w:bottom w:w="110" w:type="dxa"/>
-              <w:right w:w="90" w:type="dxa"/>
-            </w:tcMar>
-            <w:vAlign w:val="center"/>
-          </w:tcPr>
-          <w:p>
-            <w:pPr>
-              <w:spacing w:after="0"/>
-              <w:rPr>
-                <w:sz w:val="20"/>
-                <w:szCs w:val="20"/>
-              </w:rPr>
-            </w:pPr>
-          </w:p>
-        </w:tc>
-        <w:tc>
-          <w:tcPr>
-            <w:tcW w:w="1440" w:type="dxa"/>
-            <w:tcMar>
-              <w:top w:w="110" w:type="dxa"/>
-              <w:left w:w="90" w:type="dxa"/>
-              <w:bottom w:w="110" w:type="dxa"/>
-              <w:right w:w="90" w:type="dxa"/>
-            </w:tcMar>
-            <w:vAlign w:val="center"/>
-          </w:tcPr>
-          <w:p>
-            <w:pPr>
-              <w:spacing w:after="0"/>
-              <w:jc w:val="center"/>
-              <w:rPr>
-                <w:sz w:val="20"/>
-                <w:szCs w:val="20"/>
-              </w:rPr>
-            </w:pPr>
-          </w:p>
-        </w:tc>
-        <w:tc>
-          <w:tcPr>
-            <w:tcW w:w="1872" w:type="dxa"/>
-            <w:tcMar>
-              <w:top w:w="110" w:type="dxa"/>
-              <w:left w:w="90" w:type="dxa"/>
-              <w:bottom w:w="110" w:type="dxa"/>
-              <w:right w:w="90" w:type="dxa"/>
-            </w:tcMar>
-            <w:vAlign w:val="center"/>
-          </w:tcPr>
-          <w:p>
-            <w:pPr>
-              <w:spacing w:after="0"/>
-              <w:rPr>
-                <w:sz w:val="20"/>
-                <w:szCs w:val="20"/>
-              </w:rPr>
-            </w:pPr>
-          </w:p>
-        </w:tc>
-      </w:tr>
-      <w:tr>
-        <w:trPr>
-          <w:jc w:val="center"/>
-        </w:trPr>
-        <w:tc>
-          <w:tcPr>
-            <w:tcW w:w="3240" w:type="dxa"/>
-            <w:tcMar>
-              <w:top w:w="110" w:type="dxa"/>
-              <w:left w:w="90" w:type="dxa"/>
-              <w:bottom w:w="110" w:type="dxa"/>
-              <w:right w:w="90" w:type="dxa"/>
-            </w:tcMar>
-            <w:vAlign w:val="center"/>
-          </w:tcPr>
-          <w:p>
-            <w:pPr>
-              <w:spacing w:after="0"/>
-              <w:rPr>
-                <w:sz w:val="20"/>
-                <w:szCs w:val="20"/>
-              </w:rPr>
-            </w:pPr>
-          </w:p>
-        </w:tc>
-        <w:tc>
-          <w:tcPr>
-            <w:tcW w:w="2880" w:type="dxa"/>
-            <w:tcMar>
-              <w:top w:w="110" w:type="dxa"/>
-              <w:left w:w="90" w:type="dxa"/>
-              <w:bottom w:w="110" w:type="dxa"/>
-              <w:right w:w="90" w:type="dxa"/>
-            </w:tcMar>
-            <w:vAlign w:val="center"/>
-          </w:tcPr>
-          <w:p>
-            <w:pPr>
-              <w:spacing w:after="0"/>
-              <w:rPr>
-                <w:sz w:val="20"/>
-                <w:szCs w:val="20"/>
-              </w:rPr>
-            </w:pPr>
-          </w:p>
-        </w:tc>
-        <w:tc>
-          <w:tcPr>
-            <w:tcW w:w="1440" w:type="dxa"/>
-            <w:tcMar>
-              <w:top w:w="110" w:type="dxa"/>
-              <w:left w:w="90" w:type="dxa"/>
-              <w:bottom w:w="110" w:type="dxa"/>
-              <w:right w:w="90" w:type="dxa"/>
-            </w:tcMar>
-            <w:vAlign w:val="center"/>
-          </w:tcPr>
-          <w:p>
-            <w:pPr>
-              <w:spacing w:after="0"/>
-              <w:jc w:val="center"/>
-              <w:rPr>
-                <w:sz w:val="20"/>
-                <w:szCs w:val="20"/>
-              </w:rPr>
-            </w:pPr>
-          </w:p>
-        </w:tc>
-        <w:tc>
-          <w:tcPr>
-            <w:tcW w:w="1872" w:type="dxa"/>
-            <w:tcMar>
-              <w:top w:w="110" w:type="dxa"/>
-              <w:left w:w="90" w:type="dxa"/>
-              <w:bottom w:w="110" w:type="dxa"/>
-              <w:right w:w="90" w:type="dxa"/>
-            </w:tcMar>
-            <w:vAlign w:val="center"/>
-          </w:tcPr>
-          <w:p>
-            <w:pPr>
-              <w:spacing w:after="0"/>
-              <w:rPr>
-                <w:sz w:val="20"/>
-                <w:szCs w:val="20"/>
-              </w:rPr>
-            </w:pPr>
-          </w:p>
-        </w:tc>
-      </w:tr>
-      <w:tr>
-        <w:trPr>
-          <w:jc w:val="center"/>
-        </w:trPr>
-        <w:tc>
-          <w:tcPr>
-            <w:tcW w:w="3240" w:type="dxa"/>
-            <w:tcMar>
-              <w:top w:w="110" w:type="dxa"/>
-              <w:left w:w="90" w:type="dxa"/>
-              <w:bottom w:w="110" w:type="dxa"/>
-              <w:right w:w="90" w:type="dxa"/>
-            </w:tcMar>
-            <w:vAlign w:val="center"/>
-          </w:tcPr>
-          <w:p>
-            <w:pPr>
-              <w:spacing w:after="0"/>
-              <w:rPr>
-                <w:sz w:val="20"/>
-                <w:szCs w:val="20"/>
-              </w:rPr>
-            </w:pPr>
-          </w:p>
-        </w:tc>
-        <w:tc>
-          <w:tcPr>
-            <w:tcW w:w="2880" w:type="dxa"/>
-            <w:tcMar>
-              <w:top w:w="110" w:type="dxa"/>
-              <w:left w:w="90" w:type="dxa"/>
-              <w:bottom w:w="110" w:type="dxa"/>
-              <w:right w:w="90" w:type="dxa"/>
-            </w:tcMar>
-            <w:vAlign w:val="center"/>
-          </w:tcPr>
-          <w:p>
-            <w:pPr>
-              <w:spacing w:after="0"/>
-              <w:rPr>
-                <w:sz w:val="20"/>
-                <w:szCs w:val="20"/>
-              </w:rPr>
-            </w:pPr>
-          </w:p>
-        </w:tc>
-        <w:tc>
-          <w:tcPr>
-            <w:tcW w:w="1440" w:type="dxa"/>
-            <w:tcMar>
-              <w:top w:w="110" w:type="dxa"/>
-              <w:left w:w="90" w:type="dxa"/>
-              <w:bottom w:w="110" w:type="dxa"/>
-              <w:right w:w="90" w:type="dxa"/>
-            </w:tcMar>
-            <w:vAlign w:val="center"/>
-          </w:tcPr>
-          <w:p>
-            <w:pPr>
-              <w:spacing w:after="0"/>
-              <w:jc w:val="center"/>
-              <w:rPr>
-                <w:sz w:val="20"/>
-                <w:szCs w:val="20"/>
-              </w:rPr>
-            </w:pPr>
-          </w:p>
-        </w:tc>
-        <w:tc>
-          <w:tcPr>
-            <w:tcW w:w="1872" w:type="dxa"/>
-            <w:tcMar>
-              <w:top w:w="110" w:type="dxa"/>
-              <w:left w:w="90" w:type="dxa"/>
-              <w:bottom w:w="110" w:type="dxa"/>
-              <w:right w:w="90" w:type="dxa"/>
-            </w:tcMar>
-            <w:vAlign w:val="center"/>
-          </w:tcPr>
-          <w:p>
-            <w:pPr>
-              <w:spacing w:after="0"/>
-              <w:rPr>
-                <w:sz w:val="20"/>
-                <w:szCs w:val="20"/>
-              </w:rPr>
-            </w:pPr>
-          </w:p>
-        </w:tc>
-      </w:tr>
-      <w:tr>
-        <w:trPr>
-          <w:jc w:val="center"/>
-        </w:trPr>
-        <w:tc>
-          <w:tcPr>
-            <w:tcW w:w="3240" w:type="dxa"/>
-            <w:tcMar>
-              <w:top w:w="110" w:type="dxa"/>
-              <w:left w:w="90" w:type="dxa"/>
-              <w:bottom w:w="110" w:type="dxa"/>
-              <w:right w:w="90" w:type="dxa"/>
-            </w:tcMar>
-            <w:vAlign w:val="center"/>
-          </w:tcPr>
-          <w:p>
-            <w:pPr>
-              <w:spacing w:after="0"/>
-              <w:rPr>
-                <w:sz w:val="20"/>
-                <w:szCs w:val="20"/>
-              </w:rPr>
-            </w:pPr>
-          </w:p>
-        </w:tc>
-        <w:tc>
-          <w:tcPr>
-            <w:tcW w:w="2880" w:type="dxa"/>
-            <w:tcMar>
-              <w:top w:w="110" w:type="dxa"/>
-              <w:left w:w="90" w:type="dxa"/>
-              <w:bottom w:w="110" w:type="dxa"/>
-              <w:right w:w="90" w:type="dxa"/>
-            </w:tcMar>
-            <w:vAlign w:val="center"/>
-          </w:tcPr>
-          <w:p>
-            <w:pPr>
-              <w:spacing w:after="0"/>
-              <w:rPr>
-                <w:sz w:val="20"/>
-                <w:szCs w:val="20"/>
-              </w:rPr>
-            </w:pPr>
-          </w:p>
-        </w:tc>
-        <w:tc>
-          <w:tcPr>
-            <w:tcW w:w="1440" w:type="dxa"/>
-            <w:tcMar>
-              <w:top w:w="110" w:type="dxa"/>
-              <w:left w:w="90" w:type="dxa"/>
-              <w:bottom w:w="110" w:type="dxa"/>
-              <w:right w:w="90" w:type="dxa"/>
-            </w:tcMar>
-            <w:vAlign w:val="center"/>
-          </w:tcPr>
-          <w:p>
-            <w:pPr>
-              <w:spacing w:after="0"/>
-              <w:jc w:val="center"/>
-              <w:rPr>
-                <w:sz w:val="20"/>
-                <w:szCs w:val="20"/>
-              </w:rPr>
-            </w:pPr>
-          </w:p>
-        </w:tc>
-        <w:tc>
-          <w:tcPr>
-            <w:tcW w:w="1872" w:type="dxa"/>
-            <w:tcMar>
-              <w:top w:w="110" w:type="dxa"/>
-              <w:left w:w="90" w:type="dxa"/>
-              <w:bottom w:w="110" w:type="dxa"/>
-              <w:right w:w="90" w:type="dxa"/>
-            </w:tcMar>
-            <w:vAlign w:val="center"/>
-          </w:tcPr>
-          <w:p>
-            <w:pPr>
-              <w:spacing w:after="0"/>
-              <w:rPr>
-                <w:sz w:val="20"/>
-                <w:szCs w:val="20"/>
-              </w:rPr>
-            </w:pPr>
+            <w:r>
+              <w:rPr>
+                <w:sz w:val="20"/>
+                <w:szCs w:val="20"/>
+              </w:rPr>
+              <w:t>Issue de reunión y commits en GitHub.</w:t>
+            </w:r>
           </w:p>
         </w:tc>
       </w:tr>
     </w:tbl>
+    <w:p/>
+    <w:p/>
+    <w:p/>
+    <w:p/>
+    <w:p/>
     <w:p/>
     <w:tbl>
       <w:tblPr>
@@ -4476,6 +3327,7 @@
                 <w:sz w:val="22"/>
                 <w:szCs w:val="22"/>
               </w:rPr>
+              <w:lastRenderedPageBreak/>
               <w:t>6. Estado del proyecto esta semana</w:t>
             </w:r>
           </w:p>
@@ -4705,248 +3557,12 @@
                 <w:sz w:val="20"/>
                 <w:szCs w:val="20"/>
               </w:rPr>
-              <w:t>Consolidación de herramientas a emplear para la semana del 1 al 10</w:t>
-            </w:r>
-          </w:p>
-        </w:tc>
-      </w:tr>
-      <w:tr>
-        <w:trPr>
-          <w:jc w:val="center"/>
-        </w:trPr>
-        <w:tc>
-          <w:tcPr>
-            <w:tcW w:w="2448" w:type="dxa"/>
-            <w:tcMar>
-              <w:top w:w="110" w:type="dxa"/>
-              <w:left w:w="90" w:type="dxa"/>
-              <w:bottom w:w="110" w:type="dxa"/>
-              <w:right w:w="90" w:type="dxa"/>
-            </w:tcMar>
-            <w:vAlign w:val="center"/>
-          </w:tcPr>
-          <w:p>
-            <w:pPr>
-              <w:spacing w:after="0"/>
-            </w:pPr>
-            <w:r>
-              <w:rPr>
-                <w:sz w:val="20"/>
-                <w:szCs w:val="20"/>
-              </w:rPr>
-              <w:t xml:space="preserve"> </w:t>
-            </w:r>
-          </w:p>
-        </w:tc>
-        <w:tc>
-          <w:tcPr>
-            <w:tcW w:w="1800" w:type="dxa"/>
-            <w:tcMar>
-              <w:top w:w="110" w:type="dxa"/>
-              <w:left w:w="90" w:type="dxa"/>
-              <w:bottom w:w="110" w:type="dxa"/>
-              <w:right w:w="90" w:type="dxa"/>
-            </w:tcMar>
-            <w:vAlign w:val="center"/>
-          </w:tcPr>
-          <w:p>
-            <w:pPr>
-              <w:spacing w:after="0"/>
-            </w:pPr>
-            <w:r>
-              <w:rPr>
-                <w:sz w:val="20"/>
-                <w:szCs w:val="20"/>
-              </w:rPr>
-              <w:t xml:space="preserve"> </w:t>
-            </w:r>
-          </w:p>
-        </w:tc>
-        <w:tc>
-          <w:tcPr>
-            <w:tcW w:w="5184" w:type="dxa"/>
-            <w:tcMar>
-              <w:top w:w="110" w:type="dxa"/>
-              <w:left w:w="90" w:type="dxa"/>
-              <w:bottom w:w="110" w:type="dxa"/>
-              <w:right w:w="90" w:type="dxa"/>
-            </w:tcMar>
-            <w:vAlign w:val="center"/>
-          </w:tcPr>
-          <w:p>
-            <w:pPr>
-              <w:spacing w:after="0"/>
-            </w:pPr>
-            <w:r>
-              <w:rPr>
-                <w:sz w:val="20"/>
-                <w:szCs w:val="20"/>
-              </w:rPr>
-              <w:t xml:space="preserve"> </w:t>
-            </w:r>
-          </w:p>
-        </w:tc>
-      </w:tr>
-      <w:tr>
-        <w:trPr>
-          <w:jc w:val="center"/>
-        </w:trPr>
-        <w:tc>
-          <w:tcPr>
-            <w:tcW w:w="2448" w:type="dxa"/>
-            <w:tcMar>
-              <w:top w:w="110" w:type="dxa"/>
-              <w:left w:w="90" w:type="dxa"/>
-              <w:bottom w:w="110" w:type="dxa"/>
-              <w:right w:w="90" w:type="dxa"/>
-            </w:tcMar>
-            <w:vAlign w:val="center"/>
-          </w:tcPr>
-          <w:p>
-            <w:pPr>
-              <w:spacing w:after="0"/>
-            </w:pPr>
-            <w:r>
-              <w:rPr>
-                <w:sz w:val="20"/>
-                <w:szCs w:val="20"/>
-              </w:rPr>
-              <w:t xml:space="preserve"> </w:t>
-            </w:r>
-          </w:p>
-        </w:tc>
-        <w:tc>
-          <w:tcPr>
-            <w:tcW w:w="1800" w:type="dxa"/>
-            <w:tcMar>
-              <w:top w:w="110" w:type="dxa"/>
-              <w:left w:w="90" w:type="dxa"/>
-              <w:bottom w:w="110" w:type="dxa"/>
-              <w:right w:w="90" w:type="dxa"/>
-            </w:tcMar>
-            <w:vAlign w:val="center"/>
-          </w:tcPr>
-          <w:p>
-            <w:pPr>
-              <w:spacing w:after="0"/>
-            </w:pPr>
-            <w:r>
-              <w:rPr>
-                <w:sz w:val="20"/>
-                <w:szCs w:val="20"/>
-              </w:rPr>
-              <w:t xml:space="preserve"> </w:t>
-            </w:r>
-          </w:p>
-        </w:tc>
-        <w:tc>
-          <w:tcPr>
-            <w:tcW w:w="5184" w:type="dxa"/>
-            <w:tcMar>
-              <w:top w:w="110" w:type="dxa"/>
-              <w:left w:w="90" w:type="dxa"/>
-              <w:bottom w:w="110" w:type="dxa"/>
-              <w:right w:w="90" w:type="dxa"/>
-            </w:tcMar>
-            <w:vAlign w:val="center"/>
-          </w:tcPr>
-          <w:p>
-            <w:pPr>
-              <w:spacing w:after="0"/>
-            </w:pPr>
-            <w:r>
-              <w:rPr>
-                <w:sz w:val="20"/>
-                <w:szCs w:val="20"/>
-              </w:rPr>
-              <w:t xml:space="preserve"> </w:t>
-            </w:r>
-          </w:p>
-        </w:tc>
-      </w:tr>
-      <w:tr>
-        <w:trPr>
-          <w:jc w:val="center"/>
-        </w:trPr>
-        <w:tc>
-          <w:tcPr>
-            <w:tcW w:w="2448" w:type="dxa"/>
-            <w:tcMar>
-              <w:top w:w="110" w:type="dxa"/>
-              <w:left w:w="90" w:type="dxa"/>
-              <w:bottom w:w="110" w:type="dxa"/>
-              <w:right w:w="90" w:type="dxa"/>
-            </w:tcMar>
-            <w:vAlign w:val="center"/>
-          </w:tcPr>
-          <w:p>
-            <w:pPr>
-              <w:spacing w:after="0"/>
-            </w:pPr>
-            <w:r>
-              <w:rPr>
-                <w:sz w:val="20"/>
-                <w:szCs w:val="20"/>
-              </w:rPr>
-              <w:t xml:space="preserve"> </w:t>
-            </w:r>
-          </w:p>
-        </w:tc>
-        <w:tc>
-          <w:tcPr>
-            <w:tcW w:w="1800" w:type="dxa"/>
-            <w:tcMar>
-              <w:top w:w="110" w:type="dxa"/>
-              <w:left w:w="90" w:type="dxa"/>
-              <w:bottom w:w="110" w:type="dxa"/>
-              <w:right w:w="90" w:type="dxa"/>
-            </w:tcMar>
-            <w:vAlign w:val="center"/>
-          </w:tcPr>
-          <w:p>
-            <w:pPr>
-              <w:spacing w:after="0"/>
-            </w:pPr>
-            <w:r>
-              <w:rPr>
-                <w:sz w:val="20"/>
-                <w:szCs w:val="20"/>
-              </w:rPr>
-              <w:t xml:space="preserve"> </w:t>
-            </w:r>
-          </w:p>
-        </w:tc>
-        <w:tc>
-          <w:tcPr>
-            <w:tcW w:w="5184" w:type="dxa"/>
-            <w:tcMar>
-              <w:top w:w="110" w:type="dxa"/>
-              <w:left w:w="90" w:type="dxa"/>
-              <w:bottom w:w="110" w:type="dxa"/>
-              <w:right w:w="90" w:type="dxa"/>
-            </w:tcMar>
-            <w:vAlign w:val="center"/>
-          </w:tcPr>
-          <w:p>
-            <w:pPr>
-              <w:spacing w:after="0"/>
-            </w:pPr>
-            <w:r>
-              <w:rPr>
-                <w:sz w:val="20"/>
-                <w:szCs w:val="20"/>
-              </w:rPr>
-              <w:t xml:space="preserve"> </w:t>
+              <w:t>Consolidación de la estructura del rol, revisión de los lineamientos del proyecto (WAF y perimetral) y sincronización con el equipo para la planificación de la Fase 1.</w:t>
             </w:r>
           </w:p>
         </w:tc>
       </w:tr>
     </w:tbl>
-    <w:p/>
-    <w:p/>
-    <w:p/>
-    <w:p/>
-    <w:p/>
     <w:p/>
     <w:tbl>
       <w:tblPr>
@@ -4995,7 +3611,6 @@
                 <w:sz w:val="22"/>
                 <w:szCs w:val="22"/>
               </w:rPr>
-              <w:lastRenderedPageBreak/>
               <w:t>7. Plan de trabajo para la próxima semana</w:t>
             </w:r>
           </w:p>
@@ -5179,7 +3794,7 @@
                 <w:sz w:val="20"/>
                 <w:szCs w:val="20"/>
               </w:rPr>
-              <w:t>Investigación de herramientas para realizar un corta fuegos</w:t>
+              <w:t>Identificación y análisis del activo web a proteger y superficie de exposición.</w:t>
             </w:r>
           </w:p>
         </w:tc>
@@ -5210,7 +3825,7 @@
                 <w:sz w:val="20"/>
                 <w:szCs w:val="20"/>
               </w:rPr>
-              <w:t>Mauricio Martínez</w:t>
+              <w:t>Mauricio Martínez (Seguridad Cloud Jr.) / Equipo SN-2</w:t>
             </w:r>
           </w:p>
         </w:tc>
@@ -5235,14 +3850,14 @@
                 <w:sz w:val="20"/>
                 <w:szCs w:val="20"/>
               </w:rPr>
-              <w:t>0</w:t>
-            </w:r>
-            <w:r>
-              <w:rPr>
-                <w:sz w:val="20"/>
-                <w:szCs w:val="20"/>
-              </w:rPr>
-              <w:t xml:space="preserve"> </w:t>
+              <w:t xml:space="preserve"> </w:t>
+            </w:r>
+            <w:r>
+              <w:rPr>
+                <w:sz w:val="20"/>
+                <w:szCs w:val="20"/>
+              </w:rPr>
+              <w:t>Fase 1 - Análisis del entorno</w:t>
             </w:r>
           </w:p>
         </w:tc>
@@ -5267,6 +3882,13 @@
                 <w:szCs w:val="20"/>
               </w:rPr>
               <w:t xml:space="preserve"> </w:t>
+            </w:r>
+            <w:r>
+              <w:rPr>
+                <w:sz w:val="20"/>
+                <w:szCs w:val="20"/>
+              </w:rPr>
+              <w:t>Documento de análisis de riesgos y activos expuestos preliminar</w:t>
             </w:r>
           </w:p>
         </w:tc>
@@ -5302,7 +3924,7 @@
                 <w:sz w:val="20"/>
                 <w:szCs w:val="20"/>
               </w:rPr>
-              <w:t>Documentación técnica de hallazgos encontrados</w:t>
+              <w:t>Investigación de vectores de ataque web comunes y justificación del uso de WAF.</w:t>
             </w:r>
           </w:p>
         </w:tc>
@@ -5333,7 +3955,7 @@
                 <w:sz w:val="20"/>
                 <w:szCs w:val="20"/>
               </w:rPr>
-              <w:t>Mauricio Martínez</w:t>
+              <w:t>Mauricio Martínez (Seguridad Cloud Jr.)</w:t>
             </w:r>
           </w:p>
         </w:tc>
@@ -5365,7 +3987,7 @@
                 <w:sz w:val="20"/>
                 <w:szCs w:val="20"/>
               </w:rPr>
-              <w:t>0</w:t>
+              <w:t>Fase 1 - Análisis del entorno</w:t>
             </w:r>
           </w:p>
         </w:tc>
@@ -5390,6 +4012,13 @@
                 <w:szCs w:val="20"/>
               </w:rPr>
               <w:t xml:space="preserve"> </w:t>
+            </w:r>
+            <w:r>
+              <w:rPr>
+                <w:sz w:val="20"/>
+                <w:szCs w:val="20"/>
+              </w:rPr>
+              <w:t>Sección técnica de amenazas y requerimientos de protección perimetral.</w:t>
             </w:r>
           </w:p>
         </w:tc>
@@ -5420,6 +4049,13 @@
               </w:rPr>
               <w:t xml:space="preserve"> </w:t>
             </w:r>
+            <w:r>
+              <w:rPr>
+                <w:sz w:val="20"/>
+                <w:szCs w:val="20"/>
+              </w:rPr>
+              <w:t>Coordinación general del avance de la Fase 1 y actualización del repositorio.</w:t>
+            </w:r>
           </w:p>
         </w:tc>
         <w:tc>
@@ -5444,6 +4080,13 @@
               </w:rPr>
               <w:t xml:space="preserve"> </w:t>
             </w:r>
+            <w:r>
+              <w:rPr>
+                <w:sz w:val="20"/>
+                <w:szCs w:val="20"/>
+              </w:rPr>
+              <w:t>Julissa Fuentes (Líder) / Equipo SN-2</w:t>
+            </w:r>
           </w:p>
         </w:tc>
         <w:tc>
@@ -5469,6 +4112,13 @@
               </w:rPr>
               <w:t xml:space="preserve"> </w:t>
             </w:r>
+            <w:r>
+              <w:rPr>
+                <w:sz w:val="20"/>
+                <w:szCs w:val="20"/>
+              </w:rPr>
+              <w:t>Fase 1 - Análisis del entorno</w:t>
+            </w:r>
           </w:p>
         </w:tc>
         <w:tc>
@@ -5493,311 +4143,12 @@
               </w:rPr>
               <w:t xml:space="preserve"> </w:t>
             </w:r>
-          </w:p>
-        </w:tc>
-      </w:tr>
-      <w:tr>
-        <w:trPr>
-          <w:jc w:val="center"/>
-        </w:trPr>
-        <w:tc>
-          <w:tcPr>
-            <w:tcW w:w="3816" w:type="dxa"/>
-            <w:tcMar>
-              <w:top w:w="110" w:type="dxa"/>
-              <w:left w:w="90" w:type="dxa"/>
-              <w:bottom w:w="110" w:type="dxa"/>
-              <w:right w:w="90" w:type="dxa"/>
-            </w:tcMar>
-            <w:vAlign w:val="center"/>
-          </w:tcPr>
-          <w:p>
-            <w:pPr>
-              <w:spacing w:after="0"/>
-            </w:pPr>
-            <w:r>
-              <w:rPr>
-                <w:sz w:val="20"/>
-                <w:szCs w:val="20"/>
-              </w:rPr>
-              <w:t xml:space="preserve"> </w:t>
-            </w:r>
-          </w:p>
-        </w:tc>
-        <w:tc>
-          <w:tcPr>
-            <w:tcW w:w="1584" w:type="dxa"/>
-            <w:tcMar>
-              <w:top w:w="110" w:type="dxa"/>
-              <w:left w:w="90" w:type="dxa"/>
-              <w:bottom w:w="110" w:type="dxa"/>
-              <w:right w:w="90" w:type="dxa"/>
-            </w:tcMar>
-            <w:vAlign w:val="center"/>
-          </w:tcPr>
-          <w:p>
-            <w:pPr>
-              <w:spacing w:after="0"/>
-            </w:pPr>
-            <w:r>
-              <w:rPr>
-                <w:sz w:val="20"/>
-                <w:szCs w:val="20"/>
-              </w:rPr>
-              <w:t xml:space="preserve"> </w:t>
-            </w:r>
-          </w:p>
-        </w:tc>
-        <w:tc>
-          <w:tcPr>
-            <w:tcW w:w="1440" w:type="dxa"/>
-            <w:tcMar>
-              <w:top w:w="110" w:type="dxa"/>
-              <w:left w:w="90" w:type="dxa"/>
-              <w:bottom w:w="110" w:type="dxa"/>
-              <w:right w:w="90" w:type="dxa"/>
-            </w:tcMar>
-            <w:vAlign w:val="center"/>
-          </w:tcPr>
-          <w:p>
-            <w:pPr>
-              <w:spacing w:after="0"/>
-              <w:jc w:val="center"/>
-            </w:pPr>
-            <w:r>
-              <w:rPr>
-                <w:sz w:val="20"/>
-                <w:szCs w:val="20"/>
-              </w:rPr>
-              <w:t xml:space="preserve"> </w:t>
-            </w:r>
-          </w:p>
-        </w:tc>
-        <w:tc>
-          <w:tcPr>
-            <w:tcW w:w="2880" w:type="dxa"/>
-            <w:tcMar>
-              <w:top w:w="110" w:type="dxa"/>
-              <w:left w:w="90" w:type="dxa"/>
-              <w:bottom w:w="110" w:type="dxa"/>
-              <w:right w:w="90" w:type="dxa"/>
-            </w:tcMar>
-            <w:vAlign w:val="center"/>
-          </w:tcPr>
-          <w:p>
-            <w:pPr>
-              <w:spacing w:after="0"/>
-            </w:pPr>
-            <w:r>
-              <w:rPr>
-                <w:sz w:val="20"/>
-                <w:szCs w:val="20"/>
-              </w:rPr>
-              <w:t xml:space="preserve"> </w:t>
-            </w:r>
-          </w:p>
-        </w:tc>
-      </w:tr>
-      <w:tr>
-        <w:trPr>
-          <w:jc w:val="center"/>
-        </w:trPr>
-        <w:tc>
-          <w:tcPr>
-            <w:tcW w:w="3816" w:type="dxa"/>
-            <w:tcMar>
-              <w:top w:w="110" w:type="dxa"/>
-              <w:left w:w="90" w:type="dxa"/>
-              <w:bottom w:w="110" w:type="dxa"/>
-              <w:right w:w="90" w:type="dxa"/>
-            </w:tcMar>
-            <w:vAlign w:val="center"/>
-          </w:tcPr>
-          <w:p>
-            <w:pPr>
-              <w:spacing w:after="0"/>
-            </w:pPr>
-            <w:r>
-              <w:rPr>
-                <w:sz w:val="20"/>
-                <w:szCs w:val="20"/>
-              </w:rPr>
-              <w:t xml:space="preserve"> </w:t>
-            </w:r>
-          </w:p>
-        </w:tc>
-        <w:tc>
-          <w:tcPr>
-            <w:tcW w:w="1584" w:type="dxa"/>
-            <w:tcMar>
-              <w:top w:w="110" w:type="dxa"/>
-              <w:left w:w="90" w:type="dxa"/>
-              <w:bottom w:w="110" w:type="dxa"/>
-              <w:right w:w="90" w:type="dxa"/>
-            </w:tcMar>
-            <w:vAlign w:val="center"/>
-          </w:tcPr>
-          <w:p>
-            <w:pPr>
-              <w:spacing w:after="0"/>
-            </w:pPr>
-            <w:r>
-              <w:rPr>
-                <w:sz w:val="20"/>
-                <w:szCs w:val="20"/>
-              </w:rPr>
-              <w:t xml:space="preserve"> </w:t>
-            </w:r>
-          </w:p>
-        </w:tc>
-        <w:tc>
-          <w:tcPr>
-            <w:tcW w:w="1440" w:type="dxa"/>
-            <w:tcMar>
-              <w:top w:w="110" w:type="dxa"/>
-              <w:left w:w="90" w:type="dxa"/>
-              <w:bottom w:w="110" w:type="dxa"/>
-              <w:right w:w="90" w:type="dxa"/>
-            </w:tcMar>
-            <w:vAlign w:val="center"/>
-          </w:tcPr>
-          <w:p>
-            <w:pPr>
-              <w:spacing w:after="0"/>
-              <w:jc w:val="center"/>
-            </w:pPr>
-            <w:r>
-              <w:rPr>
-                <w:sz w:val="20"/>
-                <w:szCs w:val="20"/>
-              </w:rPr>
-              <w:t xml:space="preserve"> </w:t>
-            </w:r>
-          </w:p>
-        </w:tc>
-        <w:tc>
-          <w:tcPr>
-            <w:tcW w:w="2880" w:type="dxa"/>
-            <w:tcMar>
-              <w:top w:w="110" w:type="dxa"/>
-              <w:left w:w="90" w:type="dxa"/>
-              <w:bottom w:w="110" w:type="dxa"/>
-              <w:right w:w="90" w:type="dxa"/>
-            </w:tcMar>
-            <w:vAlign w:val="center"/>
-          </w:tcPr>
-          <w:p>
-            <w:pPr>
-              <w:spacing w:after="0"/>
-            </w:pPr>
-            <w:r>
-              <w:rPr>
-                <w:sz w:val="20"/>
-                <w:szCs w:val="20"/>
-              </w:rPr>
-              <w:t xml:space="preserve"> </w:t>
-            </w:r>
-          </w:p>
-        </w:tc>
-      </w:tr>
-      <w:tr>
-        <w:trPr>
-          <w:jc w:val="center"/>
-        </w:trPr>
-        <w:tc>
-          <w:tcPr>
-            <w:tcW w:w="3816" w:type="dxa"/>
-            <w:tcMar>
-              <w:top w:w="110" w:type="dxa"/>
-              <w:left w:w="90" w:type="dxa"/>
-              <w:bottom w:w="110" w:type="dxa"/>
-              <w:right w:w="90" w:type="dxa"/>
-            </w:tcMar>
-            <w:vAlign w:val="center"/>
-          </w:tcPr>
-          <w:p>
-            <w:pPr>
-              <w:spacing w:after="0"/>
-            </w:pPr>
-            <w:r>
-              <w:rPr>
-                <w:sz w:val="20"/>
-                <w:szCs w:val="20"/>
-              </w:rPr>
-              <w:t xml:space="preserve"> </w:t>
-            </w:r>
-          </w:p>
-        </w:tc>
-        <w:tc>
-          <w:tcPr>
-            <w:tcW w:w="1584" w:type="dxa"/>
-            <w:tcMar>
-              <w:top w:w="110" w:type="dxa"/>
-              <w:left w:w="90" w:type="dxa"/>
-              <w:bottom w:w="110" w:type="dxa"/>
-              <w:right w:w="90" w:type="dxa"/>
-            </w:tcMar>
-            <w:vAlign w:val="center"/>
-          </w:tcPr>
-          <w:p>
-            <w:pPr>
-              <w:spacing w:after="0"/>
-            </w:pPr>
-            <w:r>
-              <w:rPr>
-                <w:sz w:val="20"/>
-                <w:szCs w:val="20"/>
-              </w:rPr>
-              <w:t xml:space="preserve"> </w:t>
-            </w:r>
-          </w:p>
-        </w:tc>
-        <w:tc>
-          <w:tcPr>
-            <w:tcW w:w="1440" w:type="dxa"/>
-            <w:tcMar>
-              <w:top w:w="110" w:type="dxa"/>
-              <w:left w:w="90" w:type="dxa"/>
-              <w:bottom w:w="110" w:type="dxa"/>
-              <w:right w:w="90" w:type="dxa"/>
-            </w:tcMar>
-            <w:vAlign w:val="center"/>
-          </w:tcPr>
-          <w:p>
-            <w:pPr>
-              <w:spacing w:after="0"/>
-              <w:jc w:val="center"/>
-            </w:pPr>
-            <w:r>
-              <w:rPr>
-                <w:sz w:val="20"/>
-                <w:szCs w:val="20"/>
-              </w:rPr>
-              <w:t xml:space="preserve"> </w:t>
-            </w:r>
-          </w:p>
-        </w:tc>
-        <w:tc>
-          <w:tcPr>
-            <w:tcW w:w="2880" w:type="dxa"/>
-            <w:tcMar>
-              <w:top w:w="110" w:type="dxa"/>
-              <w:left w:w="90" w:type="dxa"/>
-              <w:bottom w:w="110" w:type="dxa"/>
-              <w:right w:w="90" w:type="dxa"/>
-            </w:tcMar>
-            <w:vAlign w:val="center"/>
-          </w:tcPr>
-          <w:p>
-            <w:pPr>
-              <w:spacing w:after="0"/>
-            </w:pPr>
-            <w:r>
-              <w:rPr>
-                <w:sz w:val="20"/>
-                <w:szCs w:val="20"/>
-              </w:rPr>
-              <w:t xml:space="preserve"> </w:t>
+            <w:r>
+              <w:rPr>
+                <w:sz w:val="20"/>
+                <w:szCs w:val="20"/>
+              </w:rPr>
+              <w:t>Tareas registradas en el backlog / repositorio actualizadas.</w:t>
             </w:r>
           </w:p>
         </w:tc>
@@ -6090,6 +4441,13 @@
               </w:rPr>
               <w:t xml:space="preserve"> </w:t>
             </w:r>
+            <w:r>
+              <w:rPr>
+                <w:sz w:val="20"/>
+                <w:szCs w:val="20"/>
+              </w:rPr>
+              <w:t>Mauricio Martínez</w:t>
+            </w:r>
           </w:p>
         </w:tc>
         <w:tc>
@@ -6114,6 +4472,13 @@
               </w:rPr>
               <w:t xml:space="preserve"> </w:t>
             </w:r>
+            <w:r>
+              <w:rPr>
+                <w:sz w:val="20"/>
+                <w:szCs w:val="20"/>
+              </w:rPr>
+              <w:t>Ingeniero de Seguridad Cloud Jr.</w:t>
+            </w:r>
           </w:p>
         </w:tc>
         <w:tc>
@@ -6138,6 +4503,21 @@
               </w:rPr>
               <w:t xml:space="preserve"> </w:t>
             </w:r>
+            <w:r>
+              <w:rPr>
+                <w:sz w:val="20"/>
+                <w:szCs w:val="20"/>
+              </w:rPr>
+              <w:t xml:space="preserve">Definición y estructuración de responsabilidades perimetrales y análisis preliminar de opciones de WAF (Cloudflare/Cloud </w:t>
+            </w:r>
+            <w:r>
+              <w:rPr>
+                <w:sz w:val="20"/>
+                <w:szCs w:val="20"/>
+              </w:rPr>
+              <w:lastRenderedPageBreak/>
+              <w:t>Armor) para el Plan de Recursos.</w:t>
+            </w:r>
           </w:p>
         </w:tc>
         <w:tc>
@@ -6160,7 +4540,15 @@
                 <w:sz w:val="20"/>
                 <w:szCs w:val="20"/>
               </w:rPr>
-              <w:t xml:space="preserve"> </w:t>
+              <w:lastRenderedPageBreak/>
+              <w:t xml:space="preserve"> </w:t>
+            </w:r>
+            <w:r>
+              <w:rPr>
+                <w:sz w:val="20"/>
+                <w:szCs w:val="20"/>
+              </w:rPr>
+              <w:t>Repositorio GitHub y Plan de Recursos (Apartado 9.4)</w:t>
             </w:r>
           </w:p>
         </w:tc>
@@ -6186,6 +4574,21 @@
               </w:rPr>
               <w:t xml:space="preserve"> </w:t>
             </w:r>
+            <w:r>
+              <w:rPr>
+                <w:sz w:val="20"/>
+                <w:szCs w:val="20"/>
+              </w:rPr>
+              <w:t xml:space="preserve">Commits en el repositorio (ej. a065fa5 / a359309, autor </w:t>
+            </w:r>
+            <w:r>
+              <w:rPr>
+                <w:sz w:val="20"/>
+                <w:szCs w:val="20"/>
+              </w:rPr>
+              <w:lastRenderedPageBreak/>
+              <w:t>Mauricio-coder783)</w:t>
+            </w:r>
           </w:p>
         </w:tc>
         <w:tc>
@@ -6208,757 +4611,23 @@
                 <w:sz w:val="20"/>
                 <w:szCs w:val="20"/>
               </w:rPr>
-              <w:t xml:space="preserve"> </w:t>
-            </w:r>
-          </w:p>
-        </w:tc>
-      </w:tr>
-      <w:tr>
-        <w:trPr>
-          <w:jc w:val="center"/>
-        </w:trPr>
-        <w:tc>
-          <w:tcPr>
-            <w:tcW w:w="1368" w:type="dxa"/>
-            <w:tcMar>
-              <w:top w:w="110" w:type="dxa"/>
-              <w:left w:w="90" w:type="dxa"/>
-              <w:bottom w:w="110" w:type="dxa"/>
-              <w:right w:w="90" w:type="dxa"/>
-            </w:tcMar>
-            <w:vAlign w:val="center"/>
-          </w:tcPr>
-          <w:p>
-            <w:pPr>
-              <w:spacing w:after="0"/>
-              <w:jc w:val="center"/>
-            </w:pPr>
-            <w:r>
-              <w:rPr>
-                <w:sz w:val="20"/>
-                <w:szCs w:val="20"/>
-              </w:rPr>
-              <w:t xml:space="preserve"> </w:t>
-            </w:r>
-          </w:p>
-        </w:tc>
-        <w:tc>
-          <w:tcPr>
-            <w:tcW w:w="1296" w:type="dxa"/>
-            <w:tcMar>
-              <w:top w:w="110" w:type="dxa"/>
-              <w:left w:w="90" w:type="dxa"/>
-              <w:bottom w:w="110" w:type="dxa"/>
-              <w:right w:w="90" w:type="dxa"/>
-            </w:tcMar>
-            <w:vAlign w:val="center"/>
-          </w:tcPr>
-          <w:p>
-            <w:pPr>
-              <w:spacing w:after="0"/>
-            </w:pPr>
-            <w:r>
-              <w:rPr>
-                <w:sz w:val="20"/>
-                <w:szCs w:val="20"/>
-              </w:rPr>
-              <w:t xml:space="preserve"> </w:t>
-            </w:r>
-          </w:p>
-        </w:tc>
-        <w:tc>
-          <w:tcPr>
-            <w:tcW w:w="2808" w:type="dxa"/>
-            <w:tcMar>
-              <w:top w:w="110" w:type="dxa"/>
-              <w:left w:w="90" w:type="dxa"/>
-              <w:bottom w:w="110" w:type="dxa"/>
-              <w:right w:w="90" w:type="dxa"/>
-            </w:tcMar>
-            <w:vAlign w:val="center"/>
-          </w:tcPr>
-          <w:p>
-            <w:pPr>
-              <w:spacing w:after="0"/>
-            </w:pPr>
-            <w:r>
-              <w:rPr>
-                <w:sz w:val="20"/>
-                <w:szCs w:val="20"/>
-              </w:rPr>
-              <w:t xml:space="preserve"> </w:t>
-            </w:r>
-          </w:p>
-        </w:tc>
-        <w:tc>
-          <w:tcPr>
-            <w:tcW w:w="1800" w:type="dxa"/>
-            <w:tcMar>
-              <w:top w:w="110" w:type="dxa"/>
-              <w:left w:w="90" w:type="dxa"/>
-              <w:bottom w:w="110" w:type="dxa"/>
-              <w:right w:w="90" w:type="dxa"/>
-            </w:tcMar>
-            <w:vAlign w:val="center"/>
-          </w:tcPr>
-          <w:p>
-            <w:pPr>
-              <w:spacing w:after="0"/>
-            </w:pPr>
-            <w:r>
-              <w:rPr>
-                <w:sz w:val="20"/>
-                <w:szCs w:val="20"/>
-              </w:rPr>
-              <w:t xml:space="preserve"> </w:t>
-            </w:r>
-          </w:p>
-        </w:tc>
-        <w:tc>
-          <w:tcPr>
-            <w:tcW w:w="1507" w:type="dxa"/>
-            <w:tcMar>
-              <w:top w:w="110" w:type="dxa"/>
-              <w:left w:w="90" w:type="dxa"/>
-              <w:bottom w:w="110" w:type="dxa"/>
-              <w:right w:w="90" w:type="dxa"/>
-            </w:tcMar>
-            <w:vAlign w:val="center"/>
-          </w:tcPr>
-          <w:p>
-            <w:pPr>
-              <w:spacing w:after="0"/>
-            </w:pPr>
-            <w:r>
-              <w:rPr>
-                <w:sz w:val="20"/>
-                <w:szCs w:val="20"/>
-              </w:rPr>
-              <w:t xml:space="preserve"> </w:t>
-            </w:r>
-          </w:p>
-        </w:tc>
-        <w:tc>
-          <w:tcPr>
-            <w:tcW w:w="1157" w:type="dxa"/>
-            <w:tcMar>
-              <w:top w:w="110" w:type="dxa"/>
-              <w:left w:w="90" w:type="dxa"/>
-              <w:bottom w:w="110" w:type="dxa"/>
-              <w:right w:w="90" w:type="dxa"/>
-            </w:tcMar>
-            <w:vAlign w:val="center"/>
-          </w:tcPr>
-          <w:p>
-            <w:pPr>
-              <w:spacing w:after="0"/>
-            </w:pPr>
-            <w:r>
-              <w:rPr>
-                <w:sz w:val="20"/>
-                <w:szCs w:val="20"/>
-              </w:rPr>
-              <w:t xml:space="preserve"> </w:t>
-            </w:r>
-          </w:p>
-        </w:tc>
-      </w:tr>
-      <w:tr>
-        <w:trPr>
-          <w:jc w:val="center"/>
-        </w:trPr>
-        <w:tc>
-          <w:tcPr>
-            <w:tcW w:w="1368" w:type="dxa"/>
-            <w:tcMar>
-              <w:top w:w="110" w:type="dxa"/>
-              <w:left w:w="90" w:type="dxa"/>
-              <w:bottom w:w="110" w:type="dxa"/>
-              <w:right w:w="90" w:type="dxa"/>
-            </w:tcMar>
-            <w:vAlign w:val="center"/>
-          </w:tcPr>
-          <w:p>
-            <w:pPr>
-              <w:spacing w:after="0"/>
-              <w:jc w:val="center"/>
-            </w:pPr>
-            <w:r>
-              <w:rPr>
-                <w:sz w:val="20"/>
-                <w:szCs w:val="20"/>
-              </w:rPr>
-              <w:t xml:space="preserve"> </w:t>
-            </w:r>
-          </w:p>
-        </w:tc>
-        <w:tc>
-          <w:tcPr>
-            <w:tcW w:w="1296" w:type="dxa"/>
-            <w:tcMar>
-              <w:top w:w="110" w:type="dxa"/>
-              <w:left w:w="90" w:type="dxa"/>
-              <w:bottom w:w="110" w:type="dxa"/>
-              <w:right w:w="90" w:type="dxa"/>
-            </w:tcMar>
-            <w:vAlign w:val="center"/>
-          </w:tcPr>
-          <w:p>
-            <w:pPr>
-              <w:spacing w:after="0"/>
-            </w:pPr>
-            <w:r>
-              <w:rPr>
-                <w:sz w:val="20"/>
-                <w:szCs w:val="20"/>
-              </w:rPr>
-              <w:t xml:space="preserve"> </w:t>
-            </w:r>
-          </w:p>
-        </w:tc>
-        <w:tc>
-          <w:tcPr>
-            <w:tcW w:w="2808" w:type="dxa"/>
-            <w:tcMar>
-              <w:top w:w="110" w:type="dxa"/>
-              <w:left w:w="90" w:type="dxa"/>
-              <w:bottom w:w="110" w:type="dxa"/>
-              <w:right w:w="90" w:type="dxa"/>
-            </w:tcMar>
-            <w:vAlign w:val="center"/>
-          </w:tcPr>
-          <w:p>
-            <w:pPr>
-              <w:spacing w:after="0"/>
-            </w:pPr>
-            <w:r>
-              <w:rPr>
-                <w:sz w:val="20"/>
-                <w:szCs w:val="20"/>
-              </w:rPr>
-              <w:t xml:space="preserve"> </w:t>
-            </w:r>
-          </w:p>
-        </w:tc>
-        <w:tc>
-          <w:tcPr>
-            <w:tcW w:w="1800" w:type="dxa"/>
-            <w:tcMar>
-              <w:top w:w="110" w:type="dxa"/>
-              <w:left w:w="90" w:type="dxa"/>
-              <w:bottom w:w="110" w:type="dxa"/>
-              <w:right w:w="90" w:type="dxa"/>
-            </w:tcMar>
-            <w:vAlign w:val="center"/>
-          </w:tcPr>
-          <w:p>
-            <w:pPr>
-              <w:spacing w:after="0"/>
-            </w:pPr>
-            <w:r>
-              <w:rPr>
-                <w:sz w:val="20"/>
-                <w:szCs w:val="20"/>
-              </w:rPr>
-              <w:t xml:space="preserve"> </w:t>
-            </w:r>
-          </w:p>
-        </w:tc>
-        <w:tc>
-          <w:tcPr>
-            <w:tcW w:w="1507" w:type="dxa"/>
-            <w:tcMar>
-              <w:top w:w="110" w:type="dxa"/>
-              <w:left w:w="90" w:type="dxa"/>
-              <w:bottom w:w="110" w:type="dxa"/>
-              <w:right w:w="90" w:type="dxa"/>
-            </w:tcMar>
-            <w:vAlign w:val="center"/>
-          </w:tcPr>
-          <w:p>
-            <w:pPr>
-              <w:spacing w:after="0"/>
-            </w:pPr>
-            <w:r>
-              <w:rPr>
-                <w:sz w:val="20"/>
-                <w:szCs w:val="20"/>
-              </w:rPr>
-              <w:t xml:space="preserve"> </w:t>
-            </w:r>
-          </w:p>
-        </w:tc>
-        <w:tc>
-          <w:tcPr>
-            <w:tcW w:w="1157" w:type="dxa"/>
-            <w:tcMar>
-              <w:top w:w="110" w:type="dxa"/>
-              <w:left w:w="90" w:type="dxa"/>
-              <w:bottom w:w="110" w:type="dxa"/>
-              <w:right w:w="90" w:type="dxa"/>
-            </w:tcMar>
-            <w:vAlign w:val="center"/>
-          </w:tcPr>
-          <w:p>
-            <w:pPr>
-              <w:spacing w:after="0"/>
-            </w:pPr>
-            <w:r>
-              <w:rPr>
-                <w:sz w:val="20"/>
-                <w:szCs w:val="20"/>
-              </w:rPr>
-              <w:t xml:space="preserve"> </w:t>
-            </w:r>
-          </w:p>
-        </w:tc>
-      </w:tr>
-      <w:tr>
-        <w:trPr>
-          <w:jc w:val="center"/>
-        </w:trPr>
-        <w:tc>
-          <w:tcPr>
-            <w:tcW w:w="1368" w:type="dxa"/>
-            <w:tcMar>
-              <w:top w:w="110" w:type="dxa"/>
-              <w:left w:w="90" w:type="dxa"/>
-              <w:bottom w:w="110" w:type="dxa"/>
-              <w:right w:w="90" w:type="dxa"/>
-            </w:tcMar>
-            <w:vAlign w:val="center"/>
-          </w:tcPr>
-          <w:p>
-            <w:pPr>
-              <w:spacing w:after="0"/>
-              <w:jc w:val="center"/>
-            </w:pPr>
-            <w:r>
-              <w:rPr>
-                <w:sz w:val="20"/>
-                <w:szCs w:val="20"/>
-              </w:rPr>
-              <w:t xml:space="preserve"> </w:t>
-            </w:r>
-          </w:p>
-        </w:tc>
-        <w:tc>
-          <w:tcPr>
-            <w:tcW w:w="1296" w:type="dxa"/>
-            <w:tcMar>
-              <w:top w:w="110" w:type="dxa"/>
-              <w:left w:w="90" w:type="dxa"/>
-              <w:bottom w:w="110" w:type="dxa"/>
-              <w:right w:w="90" w:type="dxa"/>
-            </w:tcMar>
-            <w:vAlign w:val="center"/>
-          </w:tcPr>
-          <w:p>
-            <w:pPr>
-              <w:spacing w:after="0"/>
-            </w:pPr>
-            <w:r>
-              <w:rPr>
-                <w:sz w:val="20"/>
-                <w:szCs w:val="20"/>
-              </w:rPr>
-              <w:t xml:space="preserve"> </w:t>
-            </w:r>
-          </w:p>
-        </w:tc>
-        <w:tc>
-          <w:tcPr>
-            <w:tcW w:w="2808" w:type="dxa"/>
-            <w:tcMar>
-              <w:top w:w="110" w:type="dxa"/>
-              <w:left w:w="90" w:type="dxa"/>
-              <w:bottom w:w="110" w:type="dxa"/>
-              <w:right w:w="90" w:type="dxa"/>
-            </w:tcMar>
-            <w:vAlign w:val="center"/>
-          </w:tcPr>
-          <w:p>
-            <w:pPr>
-              <w:spacing w:after="0"/>
-            </w:pPr>
-            <w:r>
-              <w:rPr>
-                <w:sz w:val="20"/>
-                <w:szCs w:val="20"/>
-              </w:rPr>
-              <w:t xml:space="preserve"> </w:t>
-            </w:r>
-          </w:p>
-        </w:tc>
-        <w:tc>
-          <w:tcPr>
-            <w:tcW w:w="1800" w:type="dxa"/>
-            <w:tcMar>
-              <w:top w:w="110" w:type="dxa"/>
-              <w:left w:w="90" w:type="dxa"/>
-              <w:bottom w:w="110" w:type="dxa"/>
-              <w:right w:w="90" w:type="dxa"/>
-            </w:tcMar>
-            <w:vAlign w:val="center"/>
-          </w:tcPr>
-          <w:p>
-            <w:pPr>
-              <w:spacing w:after="0"/>
-            </w:pPr>
-            <w:r>
-              <w:rPr>
-                <w:sz w:val="20"/>
-                <w:szCs w:val="20"/>
-              </w:rPr>
-              <w:t xml:space="preserve"> </w:t>
-            </w:r>
-          </w:p>
-        </w:tc>
-        <w:tc>
-          <w:tcPr>
-            <w:tcW w:w="1507" w:type="dxa"/>
-            <w:tcMar>
-              <w:top w:w="110" w:type="dxa"/>
-              <w:left w:w="90" w:type="dxa"/>
-              <w:bottom w:w="110" w:type="dxa"/>
-              <w:right w:w="90" w:type="dxa"/>
-            </w:tcMar>
-            <w:vAlign w:val="center"/>
-          </w:tcPr>
-          <w:p>
-            <w:pPr>
-              <w:spacing w:after="0"/>
-            </w:pPr>
-            <w:r>
-              <w:rPr>
-                <w:sz w:val="20"/>
-                <w:szCs w:val="20"/>
-              </w:rPr>
-              <w:t xml:space="preserve"> </w:t>
-            </w:r>
-          </w:p>
-        </w:tc>
-        <w:tc>
-          <w:tcPr>
-            <w:tcW w:w="1157" w:type="dxa"/>
-            <w:tcMar>
-              <w:top w:w="110" w:type="dxa"/>
-              <w:left w:w="90" w:type="dxa"/>
-              <w:bottom w:w="110" w:type="dxa"/>
-              <w:right w:w="90" w:type="dxa"/>
-            </w:tcMar>
-            <w:vAlign w:val="center"/>
-          </w:tcPr>
-          <w:p>
-            <w:pPr>
-              <w:spacing w:after="0"/>
-            </w:pPr>
-            <w:r>
-              <w:rPr>
-                <w:sz w:val="20"/>
-                <w:szCs w:val="20"/>
-              </w:rPr>
-              <w:t xml:space="preserve"> </w:t>
-            </w:r>
-          </w:p>
-        </w:tc>
-      </w:tr>
-      <w:tr>
-        <w:trPr>
-          <w:jc w:val="center"/>
-        </w:trPr>
-        <w:tc>
-          <w:tcPr>
-            <w:tcW w:w="1368" w:type="dxa"/>
-            <w:tcMar>
-              <w:top w:w="110" w:type="dxa"/>
-              <w:left w:w="90" w:type="dxa"/>
-              <w:bottom w:w="110" w:type="dxa"/>
-              <w:right w:w="90" w:type="dxa"/>
-            </w:tcMar>
-            <w:vAlign w:val="center"/>
-          </w:tcPr>
-          <w:p>
-            <w:pPr>
-              <w:spacing w:after="0"/>
-              <w:jc w:val="center"/>
-            </w:pPr>
-            <w:r>
-              <w:rPr>
-                <w:sz w:val="20"/>
-                <w:szCs w:val="20"/>
-              </w:rPr>
-              <w:t xml:space="preserve"> </w:t>
-            </w:r>
-          </w:p>
-        </w:tc>
-        <w:tc>
-          <w:tcPr>
-            <w:tcW w:w="1296" w:type="dxa"/>
-            <w:tcMar>
-              <w:top w:w="110" w:type="dxa"/>
-              <w:left w:w="90" w:type="dxa"/>
-              <w:bottom w:w="110" w:type="dxa"/>
-              <w:right w:w="90" w:type="dxa"/>
-            </w:tcMar>
-            <w:vAlign w:val="center"/>
-          </w:tcPr>
-          <w:p>
-            <w:pPr>
-              <w:spacing w:after="0"/>
-            </w:pPr>
-            <w:r>
-              <w:rPr>
-                <w:sz w:val="20"/>
-                <w:szCs w:val="20"/>
-              </w:rPr>
-              <w:t xml:space="preserve"> </w:t>
-            </w:r>
-          </w:p>
-        </w:tc>
-        <w:tc>
-          <w:tcPr>
-            <w:tcW w:w="2808" w:type="dxa"/>
-            <w:tcMar>
-              <w:top w:w="110" w:type="dxa"/>
-              <w:left w:w="90" w:type="dxa"/>
-              <w:bottom w:w="110" w:type="dxa"/>
-              <w:right w:w="90" w:type="dxa"/>
-            </w:tcMar>
-            <w:vAlign w:val="center"/>
-          </w:tcPr>
-          <w:p>
-            <w:pPr>
-              <w:spacing w:after="0"/>
-            </w:pPr>
-            <w:r>
-              <w:rPr>
-                <w:sz w:val="20"/>
-                <w:szCs w:val="20"/>
-              </w:rPr>
-              <w:t xml:space="preserve"> </w:t>
-            </w:r>
-          </w:p>
-        </w:tc>
-        <w:tc>
-          <w:tcPr>
-            <w:tcW w:w="1800" w:type="dxa"/>
-            <w:tcMar>
-              <w:top w:w="110" w:type="dxa"/>
-              <w:left w:w="90" w:type="dxa"/>
-              <w:bottom w:w="110" w:type="dxa"/>
-              <w:right w:w="90" w:type="dxa"/>
-            </w:tcMar>
-            <w:vAlign w:val="center"/>
-          </w:tcPr>
-          <w:p>
-            <w:pPr>
-              <w:spacing w:after="0"/>
-            </w:pPr>
-            <w:r>
-              <w:rPr>
-                <w:sz w:val="20"/>
-                <w:szCs w:val="20"/>
-              </w:rPr>
-              <w:t xml:space="preserve"> </w:t>
-            </w:r>
-          </w:p>
-        </w:tc>
-        <w:tc>
-          <w:tcPr>
-            <w:tcW w:w="1507" w:type="dxa"/>
-            <w:tcMar>
-              <w:top w:w="110" w:type="dxa"/>
-              <w:left w:w="90" w:type="dxa"/>
-              <w:bottom w:w="110" w:type="dxa"/>
-              <w:right w:w="90" w:type="dxa"/>
-            </w:tcMar>
-            <w:vAlign w:val="center"/>
-          </w:tcPr>
-          <w:p>
-            <w:pPr>
-              <w:spacing w:after="0"/>
-            </w:pPr>
-            <w:r>
-              <w:rPr>
-                <w:sz w:val="20"/>
-                <w:szCs w:val="20"/>
-              </w:rPr>
-              <w:t xml:space="preserve"> </w:t>
-            </w:r>
-          </w:p>
-        </w:tc>
-        <w:tc>
-          <w:tcPr>
-            <w:tcW w:w="1157" w:type="dxa"/>
-            <w:tcMar>
-              <w:top w:w="110" w:type="dxa"/>
-              <w:left w:w="90" w:type="dxa"/>
-              <w:bottom w:w="110" w:type="dxa"/>
-              <w:right w:w="90" w:type="dxa"/>
-            </w:tcMar>
-            <w:vAlign w:val="center"/>
-          </w:tcPr>
-          <w:p>
-            <w:pPr>
-              <w:spacing w:after="0"/>
-            </w:pPr>
-            <w:r>
-              <w:rPr>
-                <w:sz w:val="20"/>
-                <w:szCs w:val="20"/>
-              </w:rPr>
-              <w:t xml:space="preserve"> </w:t>
-            </w:r>
-          </w:p>
-        </w:tc>
-      </w:tr>
-      <w:tr>
-        <w:trPr>
-          <w:jc w:val="center"/>
-        </w:trPr>
-        <w:tc>
-          <w:tcPr>
-            <w:tcW w:w="1368" w:type="dxa"/>
-            <w:tcMar>
-              <w:top w:w="110" w:type="dxa"/>
-              <w:left w:w="90" w:type="dxa"/>
-              <w:bottom w:w="110" w:type="dxa"/>
-              <w:right w:w="90" w:type="dxa"/>
-            </w:tcMar>
-            <w:vAlign w:val="center"/>
-          </w:tcPr>
-          <w:p>
-            <w:pPr>
-              <w:spacing w:after="0"/>
-              <w:jc w:val="center"/>
-            </w:pPr>
-            <w:r>
-              <w:rPr>
-                <w:sz w:val="20"/>
-                <w:szCs w:val="20"/>
-              </w:rPr>
-              <w:t xml:space="preserve"> </w:t>
-            </w:r>
-          </w:p>
-        </w:tc>
-        <w:tc>
-          <w:tcPr>
-            <w:tcW w:w="1296" w:type="dxa"/>
-            <w:tcMar>
-              <w:top w:w="110" w:type="dxa"/>
-              <w:left w:w="90" w:type="dxa"/>
-              <w:bottom w:w="110" w:type="dxa"/>
-              <w:right w:w="90" w:type="dxa"/>
-            </w:tcMar>
-            <w:vAlign w:val="center"/>
-          </w:tcPr>
-          <w:p>
-            <w:pPr>
-              <w:spacing w:after="0"/>
-            </w:pPr>
-            <w:r>
-              <w:rPr>
-                <w:sz w:val="20"/>
-                <w:szCs w:val="20"/>
-              </w:rPr>
-              <w:t xml:space="preserve"> </w:t>
-            </w:r>
-          </w:p>
-        </w:tc>
-        <w:tc>
-          <w:tcPr>
-            <w:tcW w:w="2808" w:type="dxa"/>
-            <w:tcMar>
-              <w:top w:w="110" w:type="dxa"/>
-              <w:left w:w="90" w:type="dxa"/>
-              <w:bottom w:w="110" w:type="dxa"/>
-              <w:right w:w="90" w:type="dxa"/>
-            </w:tcMar>
-            <w:vAlign w:val="center"/>
-          </w:tcPr>
-          <w:p>
-            <w:pPr>
-              <w:spacing w:after="0"/>
-            </w:pPr>
-            <w:r>
-              <w:rPr>
-                <w:sz w:val="20"/>
-                <w:szCs w:val="20"/>
-              </w:rPr>
-              <w:t xml:space="preserve"> </w:t>
-            </w:r>
-          </w:p>
-        </w:tc>
-        <w:tc>
-          <w:tcPr>
-            <w:tcW w:w="1800" w:type="dxa"/>
-            <w:tcMar>
-              <w:top w:w="110" w:type="dxa"/>
-              <w:left w:w="90" w:type="dxa"/>
-              <w:bottom w:w="110" w:type="dxa"/>
-              <w:right w:w="90" w:type="dxa"/>
-            </w:tcMar>
-            <w:vAlign w:val="center"/>
-          </w:tcPr>
-          <w:p>
-            <w:pPr>
-              <w:spacing w:after="0"/>
-            </w:pPr>
-            <w:r>
-              <w:rPr>
-                <w:sz w:val="20"/>
-                <w:szCs w:val="20"/>
-              </w:rPr>
-              <w:t xml:space="preserve"> </w:t>
-            </w:r>
-          </w:p>
-        </w:tc>
-        <w:tc>
-          <w:tcPr>
-            <w:tcW w:w="1507" w:type="dxa"/>
-            <w:tcMar>
-              <w:top w:w="110" w:type="dxa"/>
-              <w:left w:w="90" w:type="dxa"/>
-              <w:bottom w:w="110" w:type="dxa"/>
-              <w:right w:w="90" w:type="dxa"/>
-            </w:tcMar>
-            <w:vAlign w:val="center"/>
-          </w:tcPr>
-          <w:p>
-            <w:pPr>
-              <w:spacing w:after="0"/>
-            </w:pPr>
-            <w:r>
-              <w:rPr>
-                <w:sz w:val="20"/>
-                <w:szCs w:val="20"/>
-              </w:rPr>
-              <w:t xml:space="preserve"> </w:t>
-            </w:r>
-          </w:p>
-        </w:tc>
-        <w:tc>
-          <w:tcPr>
-            <w:tcW w:w="1157" w:type="dxa"/>
-            <w:tcMar>
-              <w:top w:w="110" w:type="dxa"/>
-              <w:left w:w="90" w:type="dxa"/>
-              <w:bottom w:w="110" w:type="dxa"/>
-              <w:right w:w="90" w:type="dxa"/>
-            </w:tcMar>
-            <w:vAlign w:val="center"/>
-          </w:tcPr>
-          <w:p>
-            <w:pPr>
-              <w:spacing w:after="0"/>
-            </w:pPr>
-            <w:r>
-              <w:rPr>
-                <w:sz w:val="20"/>
-                <w:szCs w:val="20"/>
-              </w:rPr>
-              <w:t xml:space="preserve"> </w:t>
+              <w:lastRenderedPageBreak/>
+              <w:t xml:space="preserve"> </w:t>
+            </w:r>
+            <w:r>
+              <w:rPr>
+                <w:sz w:val="20"/>
+                <w:szCs w:val="20"/>
+              </w:rPr>
+              <w:t>Incorporación exitosa del rol y estructura</w:t>
+            </w:r>
+            <w:r>
+              <w:rPr>
+                <w:sz w:val="20"/>
+                <w:szCs w:val="20"/>
+              </w:rPr>
+              <w:lastRenderedPageBreak/>
+              <w:t>ción de la Fase 0 validada.</w:t>
             </w:r>
           </w:p>
         </w:tc>
@@ -7042,6 +4711,8 @@
       </w:tr>
     </w:tbl>
     <w:p/>
+    <w:p/>
+    <w:p/>
     <w:tbl>
       <w:tblPr>
         <w:tblStyle w:val="af4"/>
@@ -7086,7 +4757,6 @@
                 <w:sz w:val="22"/>
                 <w:szCs w:val="22"/>
               </w:rPr>
-              <w:lastRenderedPageBreak/>
               <w:t>9. Cumplimiento individual y responsabilidad</w:t>
             </w:r>
             <w:r>
@@ -7103,6 +4773,7 @@
         </w:tc>
       </w:tr>
     </w:tbl>
+    <w:p/>
     <w:p/>
     <w:tbl>
       <w:tblPr>
@@ -7304,6 +4975,13 @@
                 <w:sz w:val="20"/>
                 <w:szCs w:val="20"/>
               </w:rPr>
+              <w:t>Mauricio Martínez</w:t>
+            </w:r>
+            <w:r>
+              <w:rPr>
+                <w:sz w:val="20"/>
+                <w:szCs w:val="20"/>
+              </w:rPr>
               <w:t xml:space="preserve"> </w:t>
             </w:r>
           </w:p>
@@ -7330,6 +5008,13 @@
               </w:rPr>
               <w:t xml:space="preserve"> </w:t>
             </w:r>
+            <w:r>
+              <w:rPr>
+                <w:sz w:val="20"/>
+                <w:szCs w:val="20"/>
+              </w:rPr>
+              <w:t>Definición del rol de Ingeniero de Seguridad Cloud Jr., estructuración de la carpeta personal en GitHub y entrega de bitácora de Fase 0.</w:t>
+            </w:r>
           </w:p>
         </w:tc>
         <w:tc>
@@ -7353,6 +5038,13 @@
                 <w:sz w:val="20"/>
                 <w:szCs w:val="20"/>
               </w:rPr>
+              <w:t>Completado</w:t>
+            </w:r>
+            <w:r>
+              <w:rPr>
+                <w:sz w:val="20"/>
+                <w:szCs w:val="20"/>
+              </w:rPr>
               <w:t xml:space="preserve"> </w:t>
             </w:r>
           </w:p>
@@ -7379,6 +5071,13 @@
               </w:rPr>
               <w:t xml:space="preserve"> </w:t>
             </w:r>
+            <w:r>
+              <w:rPr>
+                <w:sz w:val="20"/>
+                <w:szCs w:val="20"/>
+              </w:rPr>
+              <w:t>Entregado dentro del periodo establecido, asegurando la trazabilidad mediante commits y archivos versionados en el repositorio.</w:t>
+            </w:r>
           </w:p>
         </w:tc>
         <w:tc>
@@ -7403,518 +5102,23 @@
               </w:rPr>
               <w:t xml:space="preserve"> </w:t>
             </w:r>
-          </w:p>
-        </w:tc>
-      </w:tr>
-      <w:tr>
-        <w:trPr>
-          <w:jc w:val="center"/>
-        </w:trPr>
-        <w:tc>
-          <w:tcPr>
-            <w:tcW w:w="1440" w:type="dxa"/>
-            <w:tcMar>
-              <w:top w:w="110" w:type="dxa"/>
-              <w:left w:w="90" w:type="dxa"/>
-              <w:bottom w:w="110" w:type="dxa"/>
-              <w:right w:w="90" w:type="dxa"/>
-            </w:tcMar>
-            <w:vAlign w:val="center"/>
-          </w:tcPr>
-          <w:p>
-            <w:pPr>
-              <w:spacing w:after="0"/>
-              <w:jc w:val="center"/>
-            </w:pPr>
-            <w:r>
-              <w:rPr>
-                <w:sz w:val="20"/>
-                <w:szCs w:val="20"/>
-              </w:rPr>
-              <w:t xml:space="preserve"> </w:t>
-            </w:r>
-          </w:p>
-        </w:tc>
-        <w:tc>
-          <w:tcPr>
-            <w:tcW w:w="2880" w:type="dxa"/>
-            <w:tcMar>
-              <w:top w:w="110" w:type="dxa"/>
-              <w:left w:w="90" w:type="dxa"/>
-              <w:bottom w:w="110" w:type="dxa"/>
-              <w:right w:w="90" w:type="dxa"/>
-            </w:tcMar>
-            <w:vAlign w:val="center"/>
-          </w:tcPr>
-          <w:p>
-            <w:pPr>
-              <w:spacing w:after="0"/>
-            </w:pPr>
-            <w:r>
-              <w:rPr>
-                <w:sz w:val="20"/>
-                <w:szCs w:val="20"/>
-              </w:rPr>
-              <w:t xml:space="preserve"> </w:t>
-            </w:r>
-          </w:p>
-        </w:tc>
-        <w:tc>
-          <w:tcPr>
-            <w:tcW w:w="1368" w:type="dxa"/>
-            <w:tcMar>
-              <w:top w:w="110" w:type="dxa"/>
-              <w:left w:w="90" w:type="dxa"/>
-              <w:bottom w:w="110" w:type="dxa"/>
-              <w:right w:w="90" w:type="dxa"/>
-            </w:tcMar>
-            <w:vAlign w:val="center"/>
-          </w:tcPr>
-          <w:p>
-            <w:pPr>
-              <w:spacing w:after="0"/>
-              <w:jc w:val="center"/>
-            </w:pPr>
-            <w:r>
-              <w:rPr>
-                <w:sz w:val="20"/>
-                <w:szCs w:val="20"/>
-              </w:rPr>
-              <w:t xml:space="preserve"> </w:t>
-            </w:r>
-          </w:p>
-        </w:tc>
-        <w:tc>
-          <w:tcPr>
-            <w:tcW w:w="3024" w:type="dxa"/>
-            <w:tcMar>
-              <w:top w:w="110" w:type="dxa"/>
-              <w:left w:w="90" w:type="dxa"/>
-              <w:bottom w:w="110" w:type="dxa"/>
-              <w:right w:w="90" w:type="dxa"/>
-            </w:tcMar>
-            <w:vAlign w:val="center"/>
-          </w:tcPr>
-          <w:p>
-            <w:pPr>
-              <w:spacing w:after="0"/>
-            </w:pPr>
-            <w:r>
-              <w:rPr>
-                <w:sz w:val="20"/>
-                <w:szCs w:val="20"/>
-              </w:rPr>
-              <w:t xml:space="preserve"> </w:t>
-            </w:r>
-          </w:p>
-        </w:tc>
-        <w:tc>
-          <w:tcPr>
-            <w:tcW w:w="1440" w:type="dxa"/>
-            <w:tcMar>
-              <w:top w:w="110" w:type="dxa"/>
-              <w:left w:w="90" w:type="dxa"/>
-              <w:bottom w:w="110" w:type="dxa"/>
-              <w:right w:w="90" w:type="dxa"/>
-            </w:tcMar>
-            <w:vAlign w:val="center"/>
-          </w:tcPr>
-          <w:p>
-            <w:pPr>
-              <w:spacing w:after="0"/>
-            </w:pPr>
-            <w:r>
-              <w:rPr>
-                <w:sz w:val="20"/>
-                <w:szCs w:val="20"/>
-              </w:rPr>
-              <w:t xml:space="preserve"> </w:t>
-            </w:r>
-          </w:p>
-        </w:tc>
-      </w:tr>
-      <w:tr>
-        <w:trPr>
-          <w:jc w:val="center"/>
-        </w:trPr>
-        <w:tc>
-          <w:tcPr>
-            <w:tcW w:w="1440" w:type="dxa"/>
-            <w:tcMar>
-              <w:top w:w="110" w:type="dxa"/>
-              <w:left w:w="90" w:type="dxa"/>
-              <w:bottom w:w="110" w:type="dxa"/>
-              <w:right w:w="90" w:type="dxa"/>
-            </w:tcMar>
-            <w:vAlign w:val="center"/>
-          </w:tcPr>
-          <w:p>
-            <w:pPr>
-              <w:spacing w:after="0"/>
-              <w:jc w:val="center"/>
-            </w:pPr>
-            <w:r>
-              <w:rPr>
-                <w:sz w:val="20"/>
-                <w:szCs w:val="20"/>
-              </w:rPr>
-              <w:t xml:space="preserve"> </w:t>
-            </w:r>
-          </w:p>
-        </w:tc>
-        <w:tc>
-          <w:tcPr>
-            <w:tcW w:w="2880" w:type="dxa"/>
-            <w:tcMar>
-              <w:top w:w="110" w:type="dxa"/>
-              <w:left w:w="90" w:type="dxa"/>
-              <w:bottom w:w="110" w:type="dxa"/>
-              <w:right w:w="90" w:type="dxa"/>
-            </w:tcMar>
-            <w:vAlign w:val="center"/>
-          </w:tcPr>
-          <w:p>
-            <w:pPr>
-              <w:spacing w:after="0"/>
-            </w:pPr>
-            <w:r>
-              <w:rPr>
-                <w:sz w:val="20"/>
-                <w:szCs w:val="20"/>
-              </w:rPr>
-              <w:t xml:space="preserve"> </w:t>
-            </w:r>
-          </w:p>
-        </w:tc>
-        <w:tc>
-          <w:tcPr>
-            <w:tcW w:w="1368" w:type="dxa"/>
-            <w:tcMar>
-              <w:top w:w="110" w:type="dxa"/>
-              <w:left w:w="90" w:type="dxa"/>
-              <w:bottom w:w="110" w:type="dxa"/>
-              <w:right w:w="90" w:type="dxa"/>
-            </w:tcMar>
-            <w:vAlign w:val="center"/>
-          </w:tcPr>
-          <w:p>
-            <w:pPr>
-              <w:spacing w:after="0"/>
-              <w:jc w:val="center"/>
-            </w:pPr>
-            <w:r>
-              <w:rPr>
-                <w:sz w:val="20"/>
-                <w:szCs w:val="20"/>
-              </w:rPr>
-              <w:t xml:space="preserve"> </w:t>
-            </w:r>
-          </w:p>
-        </w:tc>
-        <w:tc>
-          <w:tcPr>
-            <w:tcW w:w="3024" w:type="dxa"/>
-            <w:tcMar>
-              <w:top w:w="110" w:type="dxa"/>
-              <w:left w:w="90" w:type="dxa"/>
-              <w:bottom w:w="110" w:type="dxa"/>
-              <w:right w:w="90" w:type="dxa"/>
-            </w:tcMar>
-            <w:vAlign w:val="center"/>
-          </w:tcPr>
-          <w:p>
-            <w:pPr>
-              <w:spacing w:after="0"/>
-            </w:pPr>
-            <w:r>
-              <w:rPr>
-                <w:sz w:val="20"/>
-                <w:szCs w:val="20"/>
-              </w:rPr>
-              <w:t xml:space="preserve"> </w:t>
-            </w:r>
-          </w:p>
-        </w:tc>
-        <w:tc>
-          <w:tcPr>
-            <w:tcW w:w="1440" w:type="dxa"/>
-            <w:tcMar>
-              <w:top w:w="110" w:type="dxa"/>
-              <w:left w:w="90" w:type="dxa"/>
-              <w:bottom w:w="110" w:type="dxa"/>
-              <w:right w:w="90" w:type="dxa"/>
-            </w:tcMar>
-            <w:vAlign w:val="center"/>
-          </w:tcPr>
-          <w:p>
-            <w:pPr>
-              <w:spacing w:after="0"/>
-            </w:pPr>
-            <w:r>
-              <w:rPr>
-                <w:sz w:val="20"/>
-                <w:szCs w:val="20"/>
-              </w:rPr>
-              <w:t xml:space="preserve"> </w:t>
-            </w:r>
-          </w:p>
-        </w:tc>
-      </w:tr>
-      <w:tr>
-        <w:trPr>
-          <w:jc w:val="center"/>
-        </w:trPr>
-        <w:tc>
-          <w:tcPr>
-            <w:tcW w:w="1440" w:type="dxa"/>
-            <w:tcMar>
-              <w:top w:w="110" w:type="dxa"/>
-              <w:left w:w="90" w:type="dxa"/>
-              <w:bottom w:w="110" w:type="dxa"/>
-              <w:right w:w="90" w:type="dxa"/>
-            </w:tcMar>
-            <w:vAlign w:val="center"/>
-          </w:tcPr>
-          <w:p>
-            <w:pPr>
-              <w:spacing w:after="0"/>
-              <w:jc w:val="center"/>
-            </w:pPr>
-            <w:r>
-              <w:rPr>
-                <w:sz w:val="20"/>
-                <w:szCs w:val="20"/>
-              </w:rPr>
-              <w:t xml:space="preserve"> </w:t>
-            </w:r>
-          </w:p>
-        </w:tc>
-        <w:tc>
-          <w:tcPr>
-            <w:tcW w:w="2880" w:type="dxa"/>
-            <w:tcMar>
-              <w:top w:w="110" w:type="dxa"/>
-              <w:left w:w="90" w:type="dxa"/>
-              <w:bottom w:w="110" w:type="dxa"/>
-              <w:right w:w="90" w:type="dxa"/>
-            </w:tcMar>
-            <w:vAlign w:val="center"/>
-          </w:tcPr>
-          <w:p>
-            <w:pPr>
-              <w:spacing w:after="0"/>
-            </w:pPr>
-            <w:r>
-              <w:rPr>
-                <w:sz w:val="20"/>
-                <w:szCs w:val="20"/>
-              </w:rPr>
-              <w:t xml:space="preserve"> </w:t>
-            </w:r>
-          </w:p>
-        </w:tc>
-        <w:tc>
-          <w:tcPr>
-            <w:tcW w:w="1368" w:type="dxa"/>
-            <w:tcMar>
-              <w:top w:w="110" w:type="dxa"/>
-              <w:left w:w="90" w:type="dxa"/>
-              <w:bottom w:w="110" w:type="dxa"/>
-              <w:right w:w="90" w:type="dxa"/>
-            </w:tcMar>
-            <w:vAlign w:val="center"/>
-          </w:tcPr>
-          <w:p>
-            <w:pPr>
-              <w:spacing w:after="0"/>
-              <w:jc w:val="center"/>
-            </w:pPr>
-            <w:r>
-              <w:rPr>
-                <w:sz w:val="20"/>
-                <w:szCs w:val="20"/>
-              </w:rPr>
-              <w:t xml:space="preserve"> </w:t>
-            </w:r>
-          </w:p>
-        </w:tc>
-        <w:tc>
-          <w:tcPr>
-            <w:tcW w:w="3024" w:type="dxa"/>
-            <w:tcMar>
-              <w:top w:w="110" w:type="dxa"/>
-              <w:left w:w="90" w:type="dxa"/>
-              <w:bottom w:w="110" w:type="dxa"/>
-              <w:right w:w="90" w:type="dxa"/>
-            </w:tcMar>
-            <w:vAlign w:val="center"/>
-          </w:tcPr>
-          <w:p>
-            <w:pPr>
-              <w:spacing w:after="0"/>
-            </w:pPr>
-            <w:r>
-              <w:rPr>
-                <w:sz w:val="20"/>
-                <w:szCs w:val="20"/>
-              </w:rPr>
-              <w:t xml:space="preserve"> </w:t>
-            </w:r>
-          </w:p>
-        </w:tc>
-        <w:tc>
-          <w:tcPr>
-            <w:tcW w:w="1440" w:type="dxa"/>
-            <w:tcMar>
-              <w:top w:w="110" w:type="dxa"/>
-              <w:left w:w="90" w:type="dxa"/>
-              <w:bottom w:w="110" w:type="dxa"/>
-              <w:right w:w="90" w:type="dxa"/>
-            </w:tcMar>
-            <w:vAlign w:val="center"/>
-          </w:tcPr>
-          <w:p>
-            <w:pPr>
-              <w:spacing w:after="0"/>
-            </w:pPr>
-            <w:r>
-              <w:rPr>
-                <w:sz w:val="20"/>
-                <w:szCs w:val="20"/>
-              </w:rPr>
-              <w:t xml:space="preserve"> </w:t>
-            </w:r>
-          </w:p>
-        </w:tc>
-      </w:tr>
-      <w:tr>
-        <w:trPr>
-          <w:jc w:val="center"/>
-        </w:trPr>
-        <w:tc>
-          <w:tcPr>
-            <w:tcW w:w="1440" w:type="dxa"/>
-            <w:tcMar>
-              <w:top w:w="110" w:type="dxa"/>
-              <w:left w:w="90" w:type="dxa"/>
-              <w:bottom w:w="110" w:type="dxa"/>
-              <w:right w:w="90" w:type="dxa"/>
-            </w:tcMar>
-            <w:vAlign w:val="center"/>
-          </w:tcPr>
-          <w:p>
-            <w:pPr>
-              <w:spacing w:after="0"/>
-              <w:jc w:val="center"/>
-            </w:pPr>
-            <w:r>
-              <w:rPr>
-                <w:sz w:val="20"/>
-                <w:szCs w:val="20"/>
-              </w:rPr>
-              <w:t xml:space="preserve"> </w:t>
-            </w:r>
-          </w:p>
-        </w:tc>
-        <w:tc>
-          <w:tcPr>
-            <w:tcW w:w="2880" w:type="dxa"/>
-            <w:tcMar>
-              <w:top w:w="110" w:type="dxa"/>
-              <w:left w:w="90" w:type="dxa"/>
-              <w:bottom w:w="110" w:type="dxa"/>
-              <w:right w:w="90" w:type="dxa"/>
-            </w:tcMar>
-            <w:vAlign w:val="center"/>
-          </w:tcPr>
-          <w:p>
-            <w:pPr>
-              <w:spacing w:after="0"/>
-            </w:pPr>
-            <w:r>
-              <w:rPr>
-                <w:sz w:val="20"/>
-                <w:szCs w:val="20"/>
-              </w:rPr>
-              <w:t xml:space="preserve"> </w:t>
-            </w:r>
-          </w:p>
-        </w:tc>
-        <w:tc>
-          <w:tcPr>
-            <w:tcW w:w="1368" w:type="dxa"/>
-            <w:tcMar>
-              <w:top w:w="110" w:type="dxa"/>
-              <w:left w:w="90" w:type="dxa"/>
-              <w:bottom w:w="110" w:type="dxa"/>
-              <w:right w:w="90" w:type="dxa"/>
-            </w:tcMar>
-            <w:vAlign w:val="center"/>
-          </w:tcPr>
-          <w:p>
-            <w:pPr>
-              <w:spacing w:after="0"/>
-              <w:jc w:val="center"/>
-            </w:pPr>
-            <w:r>
-              <w:rPr>
-                <w:sz w:val="20"/>
-                <w:szCs w:val="20"/>
-              </w:rPr>
-              <w:t xml:space="preserve"> </w:t>
-            </w:r>
-          </w:p>
-        </w:tc>
-        <w:tc>
-          <w:tcPr>
-            <w:tcW w:w="3024" w:type="dxa"/>
-            <w:tcMar>
-              <w:top w:w="110" w:type="dxa"/>
-              <w:left w:w="90" w:type="dxa"/>
-              <w:bottom w:w="110" w:type="dxa"/>
-              <w:right w:w="90" w:type="dxa"/>
-            </w:tcMar>
-            <w:vAlign w:val="center"/>
-          </w:tcPr>
-          <w:p>
-            <w:pPr>
-              <w:spacing w:after="0"/>
-            </w:pPr>
-            <w:r>
-              <w:rPr>
-                <w:sz w:val="20"/>
-                <w:szCs w:val="20"/>
-              </w:rPr>
-              <w:t xml:space="preserve"> </w:t>
-            </w:r>
-          </w:p>
-        </w:tc>
-        <w:tc>
-          <w:tcPr>
-            <w:tcW w:w="1440" w:type="dxa"/>
-            <w:tcMar>
-              <w:top w:w="110" w:type="dxa"/>
-              <w:left w:w="90" w:type="dxa"/>
-              <w:bottom w:w="110" w:type="dxa"/>
-              <w:right w:w="90" w:type="dxa"/>
-            </w:tcMar>
-            <w:vAlign w:val="center"/>
-          </w:tcPr>
-          <w:p>
-            <w:pPr>
-              <w:spacing w:after="0"/>
-            </w:pPr>
-            <w:r>
-              <w:rPr>
-                <w:sz w:val="20"/>
-                <w:szCs w:val="20"/>
-              </w:rPr>
-              <w:t xml:space="preserve"> </w:t>
+            <w:r>
+              <w:rPr>
+                <w:sz w:val="20"/>
+                <w:szCs w:val="20"/>
+              </w:rPr>
+              <w:t>Mantener al día la documentación técnica y asegurar el cumplimiento de las actividades de análisis para la Fase 1</w:t>
             </w:r>
           </w:p>
         </w:tc>
       </w:tr>
     </w:tbl>
+    <w:p/>
+    <w:p/>
+    <w:p/>
+    <w:p/>
+    <w:p/>
+    <w:p/>
     <w:p/>
     <w:tbl>
       <w:tblPr>
@@ -8172,6 +5376,13 @@
               </w:rPr>
               <w:t xml:space="preserve"> </w:t>
             </w:r>
+            <w:r>
+              <w:rPr>
+                <w:sz w:val="20"/>
+                <w:szCs w:val="20"/>
+              </w:rPr>
+              <w:t>Mauricio Martínez</w:t>
+            </w:r>
           </w:p>
         </w:tc>
         <w:tc>
@@ -8196,6 +5407,13 @@
               </w:rPr>
               <w:t xml:space="preserve"> </w:t>
             </w:r>
+            <w:r>
+              <w:rPr>
+                <w:sz w:val="20"/>
+                <w:szCs w:val="20"/>
+              </w:rPr>
+              <w:t>Bitácora individual de Fase 0 e Informe grupal del Grupo SN-2</w:t>
+            </w:r>
           </w:p>
         </w:tc>
         <w:tc>
@@ -8220,6 +5438,13 @@
               </w:rPr>
               <w:t xml:space="preserve"> </w:t>
             </w:r>
+            <w:r>
+              <w:rPr>
+                <w:sz w:val="20"/>
+                <w:szCs w:val="20"/>
+              </w:rPr>
+              <w:t>Secciones de definición del rol de Seguridad Cloud, análisis de herramientas y registro de acuerdos iniciales</w:t>
+            </w:r>
           </w:p>
         </w:tc>
         <w:tc>
@@ -8244,6 +5469,13 @@
               </w:rPr>
               <w:t xml:space="preserve"> </w:t>
             </w:r>
+            <w:r>
+              <w:rPr>
+                <w:sz w:val="20"/>
+                <w:szCs w:val="20"/>
+              </w:rPr>
+              <w:t>Redacción técnica, estructuración de contenidos y control de versiones en GitHub</w:t>
+            </w:r>
           </w:p>
         </w:tc>
         <w:tc>
@@ -8260,522 +5492,36 @@
           <w:p>
             <w:pPr>
               <w:spacing w:after="0"/>
-            </w:pPr>
-            <w:r>
-              <w:rPr>
-                <w:sz w:val="20"/>
-                <w:szCs w:val="20"/>
-              </w:rPr>
-              <w:t xml:space="preserve"> </w:t>
-            </w:r>
-          </w:p>
-        </w:tc>
-      </w:tr>
-      <w:tr>
-        <w:trPr>
-          <w:jc w:val="center"/>
-        </w:trPr>
-        <w:tc>
-          <w:tcPr>
-            <w:tcW w:w="1440" w:type="dxa"/>
-            <w:tcMar>
-              <w:top w:w="110" w:type="dxa"/>
-              <w:left w:w="90" w:type="dxa"/>
-              <w:bottom w:w="110" w:type="dxa"/>
-              <w:right w:w="90" w:type="dxa"/>
-            </w:tcMar>
-            <w:vAlign w:val="center"/>
-          </w:tcPr>
-          <w:p>
-            <w:pPr>
-              <w:spacing w:after="0"/>
-              <w:jc w:val="center"/>
-            </w:pPr>
-            <w:r>
-              <w:rPr>
-                <w:sz w:val="20"/>
-                <w:szCs w:val="20"/>
-              </w:rPr>
-              <w:t xml:space="preserve"> </w:t>
-            </w:r>
-          </w:p>
-        </w:tc>
-        <w:tc>
-          <w:tcPr>
-            <w:tcW w:w="2448" w:type="dxa"/>
-            <w:tcMar>
-              <w:top w:w="110" w:type="dxa"/>
-              <w:left w:w="90" w:type="dxa"/>
-              <w:bottom w:w="110" w:type="dxa"/>
-              <w:right w:w="90" w:type="dxa"/>
-            </w:tcMar>
-            <w:vAlign w:val="center"/>
-          </w:tcPr>
-          <w:p>
-            <w:pPr>
-              <w:spacing w:after="0"/>
-            </w:pPr>
-            <w:r>
-              <w:rPr>
-                <w:sz w:val="20"/>
-                <w:szCs w:val="20"/>
-              </w:rPr>
-              <w:t xml:space="preserve"> </w:t>
-            </w:r>
-          </w:p>
-        </w:tc>
-        <w:tc>
-          <w:tcPr>
-            <w:tcW w:w="3024" w:type="dxa"/>
-            <w:tcMar>
-              <w:top w:w="110" w:type="dxa"/>
-              <w:left w:w="90" w:type="dxa"/>
-              <w:bottom w:w="110" w:type="dxa"/>
-              <w:right w:w="90" w:type="dxa"/>
-            </w:tcMar>
-            <w:vAlign w:val="center"/>
-          </w:tcPr>
-          <w:p>
-            <w:pPr>
-              <w:spacing w:after="0"/>
-            </w:pPr>
-            <w:r>
-              <w:rPr>
-                <w:sz w:val="20"/>
-                <w:szCs w:val="20"/>
-              </w:rPr>
-              <w:t xml:space="preserve"> </w:t>
-            </w:r>
-          </w:p>
-        </w:tc>
-        <w:tc>
-          <w:tcPr>
-            <w:tcW w:w="1368" w:type="dxa"/>
-            <w:tcMar>
-              <w:top w:w="110" w:type="dxa"/>
-              <w:left w:w="90" w:type="dxa"/>
-              <w:bottom w:w="110" w:type="dxa"/>
-              <w:right w:w="90" w:type="dxa"/>
-            </w:tcMar>
-            <w:vAlign w:val="center"/>
-          </w:tcPr>
-          <w:p>
-            <w:pPr>
-              <w:spacing w:after="0"/>
-            </w:pPr>
-            <w:r>
-              <w:rPr>
-                <w:sz w:val="20"/>
-                <w:szCs w:val="20"/>
-              </w:rPr>
-              <w:t xml:space="preserve"> </w:t>
-            </w:r>
-          </w:p>
-        </w:tc>
-        <w:tc>
-          <w:tcPr>
-            <w:tcW w:w="1656" w:type="dxa"/>
-            <w:tcMar>
-              <w:top w:w="110" w:type="dxa"/>
-              <w:left w:w="90" w:type="dxa"/>
-              <w:bottom w:w="110" w:type="dxa"/>
-              <w:right w:w="90" w:type="dxa"/>
-            </w:tcMar>
-            <w:vAlign w:val="center"/>
-          </w:tcPr>
-          <w:p>
-            <w:pPr>
-              <w:spacing w:after="0"/>
-            </w:pPr>
-            <w:r>
-              <w:rPr>
-                <w:sz w:val="20"/>
-                <w:szCs w:val="20"/>
-              </w:rPr>
-              <w:t xml:space="preserve"> </w:t>
-            </w:r>
-          </w:p>
-        </w:tc>
-      </w:tr>
-      <w:tr>
-        <w:trPr>
-          <w:jc w:val="center"/>
-        </w:trPr>
-        <w:tc>
-          <w:tcPr>
-            <w:tcW w:w="1440" w:type="dxa"/>
-            <w:tcMar>
-              <w:top w:w="110" w:type="dxa"/>
-              <w:left w:w="90" w:type="dxa"/>
-              <w:bottom w:w="110" w:type="dxa"/>
-              <w:right w:w="90" w:type="dxa"/>
-            </w:tcMar>
-            <w:vAlign w:val="center"/>
-          </w:tcPr>
-          <w:p>
-            <w:pPr>
-              <w:spacing w:after="0"/>
-              <w:jc w:val="center"/>
-            </w:pPr>
-            <w:r>
-              <w:rPr>
-                <w:sz w:val="20"/>
-                <w:szCs w:val="20"/>
-              </w:rPr>
-              <w:t xml:space="preserve"> </w:t>
-            </w:r>
-          </w:p>
-        </w:tc>
-        <w:tc>
-          <w:tcPr>
-            <w:tcW w:w="2448" w:type="dxa"/>
-            <w:tcMar>
-              <w:top w:w="110" w:type="dxa"/>
-              <w:left w:w="90" w:type="dxa"/>
-              <w:bottom w:w="110" w:type="dxa"/>
-              <w:right w:w="90" w:type="dxa"/>
-            </w:tcMar>
-            <w:vAlign w:val="center"/>
-          </w:tcPr>
-          <w:p>
-            <w:pPr>
-              <w:spacing w:after="0"/>
-            </w:pPr>
-            <w:r>
-              <w:rPr>
-                <w:sz w:val="20"/>
-                <w:szCs w:val="20"/>
-              </w:rPr>
-              <w:t xml:space="preserve"> </w:t>
-            </w:r>
-          </w:p>
-        </w:tc>
-        <w:tc>
-          <w:tcPr>
-            <w:tcW w:w="3024" w:type="dxa"/>
-            <w:tcMar>
-              <w:top w:w="110" w:type="dxa"/>
-              <w:left w:w="90" w:type="dxa"/>
-              <w:bottom w:w="110" w:type="dxa"/>
-              <w:right w:w="90" w:type="dxa"/>
-            </w:tcMar>
-            <w:vAlign w:val="center"/>
-          </w:tcPr>
-          <w:p>
-            <w:pPr>
-              <w:spacing w:after="0"/>
-            </w:pPr>
-            <w:r>
-              <w:rPr>
-                <w:sz w:val="20"/>
-                <w:szCs w:val="20"/>
-              </w:rPr>
-              <w:t xml:space="preserve"> </w:t>
-            </w:r>
-          </w:p>
-        </w:tc>
-        <w:tc>
-          <w:tcPr>
-            <w:tcW w:w="1368" w:type="dxa"/>
-            <w:tcMar>
-              <w:top w:w="110" w:type="dxa"/>
-              <w:left w:w="90" w:type="dxa"/>
-              <w:bottom w:w="110" w:type="dxa"/>
-              <w:right w:w="90" w:type="dxa"/>
-            </w:tcMar>
-            <w:vAlign w:val="center"/>
-          </w:tcPr>
-          <w:p>
-            <w:pPr>
-              <w:spacing w:after="0"/>
-            </w:pPr>
-            <w:r>
-              <w:rPr>
-                <w:sz w:val="20"/>
-                <w:szCs w:val="20"/>
-              </w:rPr>
-              <w:t xml:space="preserve"> </w:t>
-            </w:r>
-          </w:p>
-        </w:tc>
-        <w:tc>
-          <w:tcPr>
-            <w:tcW w:w="1656" w:type="dxa"/>
-            <w:tcMar>
-              <w:top w:w="110" w:type="dxa"/>
-              <w:left w:w="90" w:type="dxa"/>
-              <w:bottom w:w="110" w:type="dxa"/>
-              <w:right w:w="90" w:type="dxa"/>
-            </w:tcMar>
-            <w:vAlign w:val="center"/>
-          </w:tcPr>
-          <w:p>
-            <w:pPr>
-              <w:spacing w:after="0"/>
-            </w:pPr>
-            <w:r>
-              <w:rPr>
-                <w:sz w:val="20"/>
-                <w:szCs w:val="20"/>
-              </w:rPr>
-              <w:t xml:space="preserve"> </w:t>
-            </w:r>
-          </w:p>
-        </w:tc>
-      </w:tr>
-      <w:tr>
-        <w:trPr>
-          <w:jc w:val="center"/>
-        </w:trPr>
-        <w:tc>
-          <w:tcPr>
-            <w:tcW w:w="1440" w:type="dxa"/>
-            <w:tcMar>
-              <w:top w:w="110" w:type="dxa"/>
-              <w:left w:w="90" w:type="dxa"/>
-              <w:bottom w:w="110" w:type="dxa"/>
-              <w:right w:w="90" w:type="dxa"/>
-            </w:tcMar>
-            <w:vAlign w:val="center"/>
-          </w:tcPr>
-          <w:p>
-            <w:pPr>
-              <w:spacing w:after="0"/>
-              <w:jc w:val="center"/>
-            </w:pPr>
-            <w:r>
-              <w:rPr>
-                <w:sz w:val="20"/>
-                <w:szCs w:val="20"/>
-              </w:rPr>
-              <w:t xml:space="preserve"> </w:t>
-            </w:r>
-          </w:p>
-        </w:tc>
-        <w:tc>
-          <w:tcPr>
-            <w:tcW w:w="2448" w:type="dxa"/>
-            <w:tcMar>
-              <w:top w:w="110" w:type="dxa"/>
-              <w:left w:w="90" w:type="dxa"/>
-              <w:bottom w:w="110" w:type="dxa"/>
-              <w:right w:w="90" w:type="dxa"/>
-            </w:tcMar>
-            <w:vAlign w:val="center"/>
-          </w:tcPr>
-          <w:p>
-            <w:pPr>
-              <w:spacing w:after="0"/>
-            </w:pPr>
-            <w:r>
-              <w:rPr>
-                <w:sz w:val="20"/>
-                <w:szCs w:val="20"/>
-              </w:rPr>
-              <w:t xml:space="preserve"> </w:t>
-            </w:r>
-          </w:p>
-        </w:tc>
-        <w:tc>
-          <w:tcPr>
-            <w:tcW w:w="3024" w:type="dxa"/>
-            <w:tcMar>
-              <w:top w:w="110" w:type="dxa"/>
-              <w:left w:w="90" w:type="dxa"/>
-              <w:bottom w:w="110" w:type="dxa"/>
-              <w:right w:w="90" w:type="dxa"/>
-            </w:tcMar>
-            <w:vAlign w:val="center"/>
-          </w:tcPr>
-          <w:p>
-            <w:pPr>
-              <w:spacing w:after="0"/>
-            </w:pPr>
-            <w:r>
-              <w:rPr>
-                <w:sz w:val="20"/>
-                <w:szCs w:val="20"/>
-              </w:rPr>
-              <w:t xml:space="preserve"> </w:t>
-            </w:r>
-          </w:p>
-        </w:tc>
-        <w:tc>
-          <w:tcPr>
-            <w:tcW w:w="1368" w:type="dxa"/>
-            <w:tcMar>
-              <w:top w:w="110" w:type="dxa"/>
-              <w:left w:w="90" w:type="dxa"/>
-              <w:bottom w:w="110" w:type="dxa"/>
-              <w:right w:w="90" w:type="dxa"/>
-            </w:tcMar>
-            <w:vAlign w:val="center"/>
-          </w:tcPr>
-          <w:p>
-            <w:pPr>
-              <w:spacing w:after="0"/>
-            </w:pPr>
-            <w:r>
-              <w:rPr>
-                <w:sz w:val="20"/>
-                <w:szCs w:val="20"/>
-              </w:rPr>
-              <w:t xml:space="preserve"> </w:t>
-            </w:r>
-          </w:p>
-        </w:tc>
-        <w:tc>
-          <w:tcPr>
-            <w:tcW w:w="1656" w:type="dxa"/>
-            <w:tcMar>
-              <w:top w:w="110" w:type="dxa"/>
-              <w:left w:w="90" w:type="dxa"/>
-              <w:bottom w:w="110" w:type="dxa"/>
-              <w:right w:w="90" w:type="dxa"/>
-            </w:tcMar>
-            <w:vAlign w:val="center"/>
-          </w:tcPr>
-          <w:p>
-            <w:pPr>
-              <w:spacing w:after="0"/>
-            </w:pPr>
-            <w:r>
-              <w:rPr>
-                <w:sz w:val="20"/>
-                <w:szCs w:val="20"/>
-              </w:rPr>
-              <w:t xml:space="preserve"> </w:t>
-            </w:r>
-          </w:p>
-        </w:tc>
-      </w:tr>
-      <w:tr>
-        <w:trPr>
-          <w:jc w:val="center"/>
-        </w:trPr>
-        <w:tc>
-          <w:tcPr>
-            <w:tcW w:w="1440" w:type="dxa"/>
-            <w:tcMar>
-              <w:top w:w="110" w:type="dxa"/>
-              <w:left w:w="90" w:type="dxa"/>
-              <w:bottom w:w="110" w:type="dxa"/>
-              <w:right w:w="90" w:type="dxa"/>
-            </w:tcMar>
-            <w:vAlign w:val="center"/>
-          </w:tcPr>
-          <w:p>
-            <w:pPr>
-              <w:spacing w:after="0"/>
-              <w:jc w:val="center"/>
-            </w:pPr>
-            <w:r>
-              <w:rPr>
-                <w:sz w:val="20"/>
-                <w:szCs w:val="20"/>
-              </w:rPr>
-              <w:t xml:space="preserve"> </w:t>
-            </w:r>
-          </w:p>
-        </w:tc>
-        <w:tc>
-          <w:tcPr>
-            <w:tcW w:w="2448" w:type="dxa"/>
-            <w:tcMar>
-              <w:top w:w="110" w:type="dxa"/>
-              <w:left w:w="90" w:type="dxa"/>
-              <w:bottom w:w="110" w:type="dxa"/>
-              <w:right w:w="90" w:type="dxa"/>
-            </w:tcMar>
-            <w:vAlign w:val="center"/>
-          </w:tcPr>
-          <w:p>
-            <w:pPr>
-              <w:spacing w:after="0"/>
-            </w:pPr>
-            <w:r>
-              <w:rPr>
-                <w:sz w:val="20"/>
-                <w:szCs w:val="20"/>
-              </w:rPr>
-              <w:t xml:space="preserve"> </w:t>
-            </w:r>
-          </w:p>
-        </w:tc>
-        <w:tc>
-          <w:tcPr>
-            <w:tcW w:w="3024" w:type="dxa"/>
-            <w:tcMar>
-              <w:top w:w="110" w:type="dxa"/>
-              <w:left w:w="90" w:type="dxa"/>
-              <w:bottom w:w="110" w:type="dxa"/>
-              <w:right w:w="90" w:type="dxa"/>
-            </w:tcMar>
-            <w:vAlign w:val="center"/>
-          </w:tcPr>
-          <w:p>
-            <w:pPr>
-              <w:spacing w:after="0"/>
-            </w:pPr>
-            <w:r>
-              <w:rPr>
-                <w:sz w:val="20"/>
-                <w:szCs w:val="20"/>
-              </w:rPr>
-              <w:t xml:space="preserve"> </w:t>
-            </w:r>
-          </w:p>
-        </w:tc>
-        <w:tc>
-          <w:tcPr>
-            <w:tcW w:w="1368" w:type="dxa"/>
-            <w:tcMar>
-              <w:top w:w="110" w:type="dxa"/>
-              <w:left w:w="90" w:type="dxa"/>
-              <w:bottom w:w="110" w:type="dxa"/>
-              <w:right w:w="90" w:type="dxa"/>
-            </w:tcMar>
-            <w:vAlign w:val="center"/>
-          </w:tcPr>
-          <w:p>
-            <w:pPr>
-              <w:spacing w:after="0"/>
-            </w:pPr>
-            <w:r>
-              <w:rPr>
-                <w:sz w:val="20"/>
-                <w:szCs w:val="20"/>
-              </w:rPr>
-              <w:t xml:space="preserve"> </w:t>
-            </w:r>
-          </w:p>
-        </w:tc>
-        <w:tc>
-          <w:tcPr>
-            <w:tcW w:w="1656" w:type="dxa"/>
-            <w:tcMar>
-              <w:top w:w="110" w:type="dxa"/>
-              <w:left w:w="90" w:type="dxa"/>
-              <w:bottom w:w="110" w:type="dxa"/>
-              <w:right w:w="90" w:type="dxa"/>
-            </w:tcMar>
-            <w:vAlign w:val="center"/>
-          </w:tcPr>
-          <w:p>
-            <w:pPr>
-              <w:spacing w:after="0"/>
-            </w:pPr>
-            <w:r>
-              <w:rPr>
-                <w:sz w:val="20"/>
-                <w:szCs w:val="20"/>
-              </w:rPr>
-              <w:t xml:space="preserve"> </w:t>
-            </w:r>
+              <w:rPr>
+                <w:sz w:val="20"/>
+                <w:szCs w:val="20"/>
+              </w:rPr>
+            </w:pPr>
+            <w:r>
+              <w:rPr>
+                <w:sz w:val="20"/>
+                <w:szCs w:val="20"/>
+              </w:rPr>
+              <w:t xml:space="preserve"> </w:t>
+            </w:r>
+            <w:r>
+              <w:rPr>
+                <w:sz w:val="20"/>
+                <w:szCs w:val="20"/>
+              </w:rPr>
+              <w:t xml:space="preserve">Commits en el repositorio y archivos versionados en la carpeta personal </w:t>
+            </w:r>
+          </w:p>
+          <w:p>
+            <w:pPr>
+              <w:spacing w:after="0"/>
+            </w:pPr>
           </w:p>
         </w:tc>
       </w:tr>
     </w:tbl>
+    <w:p/>
+    <w:p/>
     <w:p/>
     <w:tbl>
       <w:tblPr>
@@ -8830,6 +5576,7 @@
         </w:tc>
       </w:tr>
     </w:tbl>
+    <w:p/>
     <w:p/>
     <w:tbl>
       <w:tblPr>
@@ -9033,6 +5780,13 @@
               </w:rPr>
               <w:t xml:space="preserve"> </w:t>
             </w:r>
+            <w:r>
+              <w:rPr>
+                <w:sz w:val="20"/>
+                <w:szCs w:val="20"/>
+              </w:rPr>
+              <w:t>Mauricio Martínez</w:t>
+            </w:r>
           </w:p>
         </w:tc>
         <w:tc>
@@ -9057,6 +5811,13 @@
               </w:rPr>
               <w:t xml:space="preserve"> </w:t>
             </w:r>
+            <w:r>
+              <w:rPr>
+                <w:sz w:val="20"/>
+                <w:szCs w:val="20"/>
+              </w:rPr>
+              <w:t>Análisis y validación conceptual de opciones de WAF (Cloudflare / Cloud Armor) y requisitos perimetrales.</w:t>
+            </w:r>
           </w:p>
         </w:tc>
         <w:tc>
@@ -9081,6 +5842,13 @@
               </w:rPr>
               <w:t xml:space="preserve"> </w:t>
             </w:r>
+            <w:r>
+              <w:rPr>
+                <w:sz w:val="20"/>
+                <w:szCs w:val="20"/>
+              </w:rPr>
+              <w:t>Arquitectura conceptual del Plan de Recursos (Apartado 9.4)</w:t>
+            </w:r>
           </w:p>
         </w:tc>
         <w:tc>
@@ -9105,6 +5873,13 @@
               </w:rPr>
               <w:t xml:space="preserve"> </w:t>
             </w:r>
+            <w:r>
+              <w:rPr>
+                <w:sz w:val="20"/>
+                <w:szCs w:val="20"/>
+              </w:rPr>
+              <w:t>Viabilidad técnica definida para la selección del servicio perimetral en la Fase 1</w:t>
+            </w:r>
           </w:p>
         </w:tc>
         <w:tc>
@@ -9129,515 +5904,24 @@
               </w:rPr>
               <w:t xml:space="preserve"> </w:t>
             </w:r>
-          </w:p>
-        </w:tc>
-      </w:tr>
-      <w:tr>
-        <w:trPr>
-          <w:jc w:val="center"/>
-        </w:trPr>
-        <w:tc>
-          <w:tcPr>
-            <w:tcW w:w="1440" w:type="dxa"/>
-            <w:tcMar>
-              <w:top w:w="110" w:type="dxa"/>
-              <w:left w:w="90" w:type="dxa"/>
-              <w:bottom w:w="110" w:type="dxa"/>
-              <w:right w:w="90" w:type="dxa"/>
-            </w:tcMar>
-            <w:vAlign w:val="center"/>
-          </w:tcPr>
-          <w:p>
-            <w:pPr>
-              <w:spacing w:after="0"/>
-              <w:jc w:val="center"/>
-            </w:pPr>
-            <w:r>
-              <w:rPr>
-                <w:sz w:val="20"/>
-                <w:szCs w:val="20"/>
-              </w:rPr>
-              <w:t xml:space="preserve"> </w:t>
-            </w:r>
-          </w:p>
-        </w:tc>
-        <w:tc>
-          <w:tcPr>
-            <w:tcW w:w="2880" w:type="dxa"/>
-            <w:tcMar>
-              <w:top w:w="110" w:type="dxa"/>
-              <w:left w:w="90" w:type="dxa"/>
-              <w:bottom w:w="110" w:type="dxa"/>
-              <w:right w:w="90" w:type="dxa"/>
-            </w:tcMar>
-            <w:vAlign w:val="center"/>
-          </w:tcPr>
-          <w:p>
-            <w:pPr>
-              <w:spacing w:after="0"/>
-            </w:pPr>
-            <w:r>
-              <w:rPr>
-                <w:sz w:val="20"/>
-                <w:szCs w:val="20"/>
-              </w:rPr>
-              <w:t xml:space="preserve"> </w:t>
-            </w:r>
-          </w:p>
-        </w:tc>
-        <w:tc>
-          <w:tcPr>
-            <w:tcW w:w="2376" w:type="dxa"/>
-            <w:tcMar>
-              <w:top w:w="110" w:type="dxa"/>
-              <w:left w:w="90" w:type="dxa"/>
-              <w:bottom w:w="110" w:type="dxa"/>
-              <w:right w:w="90" w:type="dxa"/>
-            </w:tcMar>
-            <w:vAlign w:val="center"/>
-          </w:tcPr>
-          <w:p>
-            <w:pPr>
-              <w:spacing w:after="0"/>
-            </w:pPr>
-            <w:r>
-              <w:rPr>
-                <w:sz w:val="20"/>
-                <w:szCs w:val="20"/>
-              </w:rPr>
-              <w:t xml:space="preserve"> </w:t>
-            </w:r>
-          </w:p>
-        </w:tc>
-        <w:tc>
-          <w:tcPr>
-            <w:tcW w:w="1728" w:type="dxa"/>
-            <w:tcMar>
-              <w:top w:w="110" w:type="dxa"/>
-              <w:left w:w="90" w:type="dxa"/>
-              <w:bottom w:w="110" w:type="dxa"/>
-              <w:right w:w="90" w:type="dxa"/>
-            </w:tcMar>
-            <w:vAlign w:val="center"/>
-          </w:tcPr>
-          <w:p>
-            <w:pPr>
-              <w:spacing w:after="0"/>
-            </w:pPr>
-            <w:r>
-              <w:rPr>
-                <w:sz w:val="20"/>
-                <w:szCs w:val="20"/>
-              </w:rPr>
-              <w:t xml:space="preserve"> </w:t>
-            </w:r>
-          </w:p>
-        </w:tc>
-        <w:tc>
-          <w:tcPr>
-            <w:tcW w:w="1656" w:type="dxa"/>
-            <w:tcMar>
-              <w:top w:w="110" w:type="dxa"/>
-              <w:left w:w="90" w:type="dxa"/>
-              <w:bottom w:w="110" w:type="dxa"/>
-              <w:right w:w="90" w:type="dxa"/>
-            </w:tcMar>
-            <w:vAlign w:val="center"/>
-          </w:tcPr>
-          <w:p>
-            <w:pPr>
-              <w:spacing w:after="0"/>
-            </w:pPr>
-            <w:r>
-              <w:rPr>
-                <w:sz w:val="20"/>
-                <w:szCs w:val="20"/>
-              </w:rPr>
-              <w:t xml:space="preserve"> </w:t>
-            </w:r>
-          </w:p>
-        </w:tc>
-      </w:tr>
-      <w:tr>
-        <w:trPr>
-          <w:jc w:val="center"/>
-        </w:trPr>
-        <w:tc>
-          <w:tcPr>
-            <w:tcW w:w="1440" w:type="dxa"/>
-            <w:tcMar>
-              <w:top w:w="110" w:type="dxa"/>
-              <w:left w:w="90" w:type="dxa"/>
-              <w:bottom w:w="110" w:type="dxa"/>
-              <w:right w:w="90" w:type="dxa"/>
-            </w:tcMar>
-            <w:vAlign w:val="center"/>
-          </w:tcPr>
-          <w:p>
-            <w:pPr>
-              <w:spacing w:after="0"/>
-              <w:jc w:val="center"/>
-            </w:pPr>
-            <w:r>
-              <w:rPr>
-                <w:sz w:val="20"/>
-                <w:szCs w:val="20"/>
-              </w:rPr>
-              <w:t xml:space="preserve"> </w:t>
-            </w:r>
-          </w:p>
-        </w:tc>
-        <w:tc>
-          <w:tcPr>
-            <w:tcW w:w="2880" w:type="dxa"/>
-            <w:tcMar>
-              <w:top w:w="110" w:type="dxa"/>
-              <w:left w:w="90" w:type="dxa"/>
-              <w:bottom w:w="110" w:type="dxa"/>
-              <w:right w:w="90" w:type="dxa"/>
-            </w:tcMar>
-            <w:vAlign w:val="center"/>
-          </w:tcPr>
-          <w:p>
-            <w:pPr>
-              <w:spacing w:after="0"/>
-            </w:pPr>
-            <w:r>
-              <w:rPr>
-                <w:sz w:val="20"/>
-                <w:szCs w:val="20"/>
-              </w:rPr>
-              <w:t xml:space="preserve"> </w:t>
-            </w:r>
-          </w:p>
-        </w:tc>
-        <w:tc>
-          <w:tcPr>
-            <w:tcW w:w="2376" w:type="dxa"/>
-            <w:tcMar>
-              <w:top w:w="110" w:type="dxa"/>
-              <w:left w:w="90" w:type="dxa"/>
-              <w:bottom w:w="110" w:type="dxa"/>
-              <w:right w:w="90" w:type="dxa"/>
-            </w:tcMar>
-            <w:vAlign w:val="center"/>
-          </w:tcPr>
-          <w:p>
-            <w:pPr>
-              <w:spacing w:after="0"/>
-            </w:pPr>
-            <w:r>
-              <w:rPr>
-                <w:sz w:val="20"/>
-                <w:szCs w:val="20"/>
-              </w:rPr>
-              <w:t xml:space="preserve"> </w:t>
-            </w:r>
-          </w:p>
-        </w:tc>
-        <w:tc>
-          <w:tcPr>
-            <w:tcW w:w="1728" w:type="dxa"/>
-            <w:tcMar>
-              <w:top w:w="110" w:type="dxa"/>
-              <w:left w:w="90" w:type="dxa"/>
-              <w:bottom w:w="110" w:type="dxa"/>
-              <w:right w:w="90" w:type="dxa"/>
-            </w:tcMar>
-            <w:vAlign w:val="center"/>
-          </w:tcPr>
-          <w:p>
-            <w:pPr>
-              <w:spacing w:after="0"/>
-            </w:pPr>
-            <w:r>
-              <w:rPr>
-                <w:sz w:val="20"/>
-                <w:szCs w:val="20"/>
-              </w:rPr>
-              <w:t xml:space="preserve"> </w:t>
-            </w:r>
-          </w:p>
-        </w:tc>
-        <w:tc>
-          <w:tcPr>
-            <w:tcW w:w="1656" w:type="dxa"/>
-            <w:tcMar>
-              <w:top w:w="110" w:type="dxa"/>
-              <w:left w:w="90" w:type="dxa"/>
-              <w:bottom w:w="110" w:type="dxa"/>
-              <w:right w:w="90" w:type="dxa"/>
-            </w:tcMar>
-            <w:vAlign w:val="center"/>
-          </w:tcPr>
-          <w:p>
-            <w:pPr>
-              <w:spacing w:after="0"/>
-            </w:pPr>
-            <w:r>
-              <w:rPr>
-                <w:sz w:val="20"/>
-                <w:szCs w:val="20"/>
-              </w:rPr>
-              <w:t xml:space="preserve"> </w:t>
-            </w:r>
-          </w:p>
-        </w:tc>
-      </w:tr>
-      <w:tr>
-        <w:trPr>
-          <w:jc w:val="center"/>
-        </w:trPr>
-        <w:tc>
-          <w:tcPr>
-            <w:tcW w:w="1440" w:type="dxa"/>
-            <w:tcMar>
-              <w:top w:w="110" w:type="dxa"/>
-              <w:left w:w="90" w:type="dxa"/>
-              <w:bottom w:w="110" w:type="dxa"/>
-              <w:right w:w="90" w:type="dxa"/>
-            </w:tcMar>
-            <w:vAlign w:val="center"/>
-          </w:tcPr>
-          <w:p>
-            <w:pPr>
-              <w:spacing w:after="0"/>
-              <w:jc w:val="center"/>
-            </w:pPr>
-            <w:r>
-              <w:rPr>
-                <w:sz w:val="20"/>
-                <w:szCs w:val="20"/>
-              </w:rPr>
-              <w:lastRenderedPageBreak/>
-              <w:t xml:space="preserve"> </w:t>
-            </w:r>
-          </w:p>
-        </w:tc>
-        <w:tc>
-          <w:tcPr>
-            <w:tcW w:w="2880" w:type="dxa"/>
-            <w:tcMar>
-              <w:top w:w="110" w:type="dxa"/>
-              <w:left w:w="90" w:type="dxa"/>
-              <w:bottom w:w="110" w:type="dxa"/>
-              <w:right w:w="90" w:type="dxa"/>
-            </w:tcMar>
-            <w:vAlign w:val="center"/>
-          </w:tcPr>
-          <w:p>
-            <w:pPr>
-              <w:spacing w:after="0"/>
-            </w:pPr>
-            <w:r>
-              <w:rPr>
-                <w:sz w:val="20"/>
-                <w:szCs w:val="20"/>
-              </w:rPr>
-              <w:t xml:space="preserve"> </w:t>
-            </w:r>
-          </w:p>
-        </w:tc>
-        <w:tc>
-          <w:tcPr>
-            <w:tcW w:w="2376" w:type="dxa"/>
-            <w:tcMar>
-              <w:top w:w="110" w:type="dxa"/>
-              <w:left w:w="90" w:type="dxa"/>
-              <w:bottom w:w="110" w:type="dxa"/>
-              <w:right w:w="90" w:type="dxa"/>
-            </w:tcMar>
-            <w:vAlign w:val="center"/>
-          </w:tcPr>
-          <w:p>
-            <w:pPr>
-              <w:spacing w:after="0"/>
-            </w:pPr>
-            <w:r>
-              <w:rPr>
-                <w:sz w:val="20"/>
-                <w:szCs w:val="20"/>
-              </w:rPr>
-              <w:t xml:space="preserve"> </w:t>
-            </w:r>
-          </w:p>
-        </w:tc>
-        <w:tc>
-          <w:tcPr>
-            <w:tcW w:w="1728" w:type="dxa"/>
-            <w:tcMar>
-              <w:top w:w="110" w:type="dxa"/>
-              <w:left w:w="90" w:type="dxa"/>
-              <w:bottom w:w="110" w:type="dxa"/>
-              <w:right w:w="90" w:type="dxa"/>
-            </w:tcMar>
-            <w:vAlign w:val="center"/>
-          </w:tcPr>
-          <w:p>
-            <w:pPr>
-              <w:spacing w:after="0"/>
-            </w:pPr>
-            <w:r>
-              <w:rPr>
-                <w:sz w:val="20"/>
-                <w:szCs w:val="20"/>
-              </w:rPr>
-              <w:t xml:space="preserve"> </w:t>
-            </w:r>
-          </w:p>
-        </w:tc>
-        <w:tc>
-          <w:tcPr>
-            <w:tcW w:w="1656" w:type="dxa"/>
-            <w:tcMar>
-              <w:top w:w="110" w:type="dxa"/>
-              <w:left w:w="90" w:type="dxa"/>
-              <w:bottom w:w="110" w:type="dxa"/>
-              <w:right w:w="90" w:type="dxa"/>
-            </w:tcMar>
-            <w:vAlign w:val="center"/>
-          </w:tcPr>
-          <w:p>
-            <w:pPr>
-              <w:spacing w:after="0"/>
-            </w:pPr>
-            <w:r>
-              <w:rPr>
-                <w:sz w:val="20"/>
-                <w:szCs w:val="20"/>
-              </w:rPr>
-              <w:t xml:space="preserve"> </w:t>
-            </w:r>
-          </w:p>
-        </w:tc>
-      </w:tr>
-      <w:tr>
-        <w:trPr>
-          <w:jc w:val="center"/>
-        </w:trPr>
-        <w:tc>
-          <w:tcPr>
-            <w:tcW w:w="1440" w:type="dxa"/>
-            <w:tcMar>
-              <w:top w:w="110" w:type="dxa"/>
-              <w:left w:w="90" w:type="dxa"/>
-              <w:bottom w:w="110" w:type="dxa"/>
-              <w:right w:w="90" w:type="dxa"/>
-            </w:tcMar>
-            <w:vAlign w:val="center"/>
-          </w:tcPr>
-          <w:p>
-            <w:pPr>
-              <w:spacing w:after="0"/>
-              <w:jc w:val="center"/>
-            </w:pPr>
-            <w:r>
-              <w:rPr>
-                <w:sz w:val="20"/>
-                <w:szCs w:val="20"/>
-              </w:rPr>
-              <w:t xml:space="preserve"> </w:t>
-            </w:r>
-          </w:p>
-        </w:tc>
-        <w:tc>
-          <w:tcPr>
-            <w:tcW w:w="2880" w:type="dxa"/>
-            <w:tcMar>
-              <w:top w:w="110" w:type="dxa"/>
-              <w:left w:w="90" w:type="dxa"/>
-              <w:bottom w:w="110" w:type="dxa"/>
-              <w:right w:w="90" w:type="dxa"/>
-            </w:tcMar>
-            <w:vAlign w:val="center"/>
-          </w:tcPr>
-          <w:p>
-            <w:pPr>
-              <w:spacing w:after="0"/>
-            </w:pPr>
-            <w:r>
-              <w:rPr>
-                <w:sz w:val="20"/>
-                <w:szCs w:val="20"/>
-              </w:rPr>
-              <w:t xml:space="preserve"> </w:t>
-            </w:r>
-          </w:p>
-        </w:tc>
-        <w:tc>
-          <w:tcPr>
-            <w:tcW w:w="2376" w:type="dxa"/>
-            <w:tcMar>
-              <w:top w:w="110" w:type="dxa"/>
-              <w:left w:w="90" w:type="dxa"/>
-              <w:bottom w:w="110" w:type="dxa"/>
-              <w:right w:w="90" w:type="dxa"/>
-            </w:tcMar>
-            <w:vAlign w:val="center"/>
-          </w:tcPr>
-          <w:p>
-            <w:pPr>
-              <w:spacing w:after="0"/>
-            </w:pPr>
-            <w:r>
-              <w:rPr>
-                <w:sz w:val="20"/>
-                <w:szCs w:val="20"/>
-              </w:rPr>
-              <w:t xml:space="preserve"> </w:t>
-            </w:r>
-          </w:p>
-        </w:tc>
-        <w:tc>
-          <w:tcPr>
-            <w:tcW w:w="1728" w:type="dxa"/>
-            <w:tcMar>
-              <w:top w:w="110" w:type="dxa"/>
-              <w:left w:w="90" w:type="dxa"/>
-              <w:bottom w:w="110" w:type="dxa"/>
-              <w:right w:w="90" w:type="dxa"/>
-            </w:tcMar>
-            <w:vAlign w:val="center"/>
-          </w:tcPr>
-          <w:p>
-            <w:pPr>
-              <w:spacing w:after="0"/>
-            </w:pPr>
-            <w:r>
-              <w:rPr>
-                <w:sz w:val="20"/>
-                <w:szCs w:val="20"/>
-              </w:rPr>
-              <w:t xml:space="preserve"> </w:t>
-            </w:r>
-          </w:p>
-        </w:tc>
-        <w:tc>
-          <w:tcPr>
-            <w:tcW w:w="1656" w:type="dxa"/>
-            <w:tcMar>
-              <w:top w:w="110" w:type="dxa"/>
-              <w:left w:w="90" w:type="dxa"/>
-              <w:bottom w:w="110" w:type="dxa"/>
-              <w:right w:w="90" w:type="dxa"/>
-            </w:tcMar>
-            <w:vAlign w:val="center"/>
-          </w:tcPr>
-          <w:p>
-            <w:pPr>
-              <w:spacing w:after="0"/>
-            </w:pPr>
-            <w:r>
-              <w:rPr>
-                <w:sz w:val="20"/>
-                <w:szCs w:val="20"/>
-              </w:rPr>
-              <w:t xml:space="preserve"> </w:t>
+            <w:r>
+              <w:rPr>
+                <w:sz w:val="20"/>
+                <w:szCs w:val="20"/>
+              </w:rPr>
+              <w:t>Documentación y estructuración en bitácora individual.</w:t>
             </w:r>
           </w:p>
         </w:tc>
       </w:tr>
     </w:tbl>
+    <w:p/>
+    <w:p/>
+    <w:p/>
+    <w:p/>
+    <w:p/>
+    <w:p/>
+    <w:p/>
     <w:p/>
     <w:tbl>
       <w:tblPr>
@@ -10366,6 +6650,9 @@
       </w:tr>
     </w:tbl>
     <w:p/>
+    <w:p/>
+    <w:p/>
+    <w:p/>
     <w:tbl>
       <w:tblPr>
         <w:tblStyle w:val="afc"/>
@@ -10442,8 +6729,8 @@
         <w:gridCol w:w="1152"/>
         <w:gridCol w:w="2232"/>
         <w:gridCol w:w="2160"/>
-        <w:gridCol w:w="2088"/>
-        <w:gridCol w:w="1008"/>
+        <w:gridCol w:w="1655"/>
+        <w:gridCol w:w="1441"/>
       </w:tblGrid>
       <w:tr>
         <w:trPr>
@@ -10568,7 +6855,7 @@
         </w:tc>
         <w:tc>
           <w:tcPr>
-            <w:tcW w:w="2088" w:type="dxa"/>
+            <w:tcW w:w="1655" w:type="dxa"/>
             <w:shd w:val="clear" w:color="auto" w:fill="DCE6F1"/>
             <w:tcMar>
               <w:top w:w="90" w:type="dxa"/>
@@ -10597,7 +6884,7 @@
         </w:tc>
         <w:tc>
           <w:tcPr>
-            <w:tcW w:w="1008" w:type="dxa"/>
+            <w:tcW w:w="1441" w:type="dxa"/>
             <w:shd w:val="clear" w:color="auto" w:fill="DCE6F1"/>
             <w:tcMar>
               <w:top w:w="90" w:type="dxa"/>
@@ -10650,15 +6937,15 @@
                 <w:sz w:val="20"/>
                 <w:szCs w:val="20"/>
               </w:rPr>
-              <w:t xml:space="preserve"> </w:t>
-            </w:r>
-            <w:r>
-              <w:rPr>
-                <w:sz w:val="20"/>
-                <w:szCs w:val="20"/>
-              </w:rPr>
               <w:t>Mauricio Martínez</w:t>
             </w:r>
+            <w:r>
+              <w:rPr>
+                <w:sz w:val="20"/>
+                <w:szCs w:val="20"/>
+              </w:rPr>
+              <w:t xml:space="preserve"> </w:t>
+            </w:r>
           </w:p>
         </w:tc>
         <w:tc>
@@ -10688,7 +6975,7 @@
                 <w:sz w:val="20"/>
                 <w:szCs w:val="20"/>
               </w:rPr>
-              <w:t>Encargado de Seguridad Cloud Jr.</w:t>
+              <w:t>Ingeniero de Seguridad Cloud Jr</w:t>
             </w:r>
           </w:p>
         </w:tc>
@@ -10719,21 +7006,7 @@
                 <w:sz w:val="20"/>
                 <w:szCs w:val="20"/>
               </w:rPr>
-              <w:t xml:space="preserve">Me encargare en implementar un </w:t>
-            </w:r>
-            <w:r>
-              <w:rPr>
-                <w:sz w:val="20"/>
-                <w:szCs w:val="20"/>
-              </w:rPr>
-              <w:t>cortafuegos de aplicaciones web</w:t>
-            </w:r>
-            <w:r>
-              <w:rPr>
-                <w:sz w:val="20"/>
-                <w:szCs w:val="20"/>
-              </w:rPr>
-              <w:t xml:space="preserve"> con el fin de proteger la información o el entorno publico</w:t>
+              <w:t>Definición de alcances del rol de seguridad perimetral, participación en la organización inicial y sincronización de entregables en Git.</w:t>
             </w:r>
           </w:p>
         </w:tc>
@@ -10764,825 +7037,75 @@
                 <w:sz w:val="20"/>
                 <w:szCs w:val="20"/>
               </w:rPr>
-              <w:t>Entender como vulnerar el sistema</w:t>
-            </w:r>
-          </w:p>
-        </w:tc>
-        <w:tc>
-          <w:tcPr>
-            <w:tcW w:w="2088" w:type="dxa"/>
-            <w:tcMar>
-              <w:top w:w="110" w:type="dxa"/>
-              <w:left w:w="90" w:type="dxa"/>
-              <w:bottom w:w="110" w:type="dxa"/>
-              <w:right w:w="90" w:type="dxa"/>
-            </w:tcMar>
-            <w:vAlign w:val="center"/>
-          </w:tcPr>
-          <w:p>
-            <w:pPr>
-              <w:spacing w:after="0"/>
-            </w:pPr>
-            <w:r>
-              <w:rPr>
-                <w:sz w:val="20"/>
-                <w:szCs w:val="20"/>
-              </w:rPr>
-              <w:t xml:space="preserve"> </w:t>
-            </w:r>
-            <w:r>
-              <w:rPr>
-                <w:sz w:val="20"/>
-                <w:szCs w:val="20"/>
-              </w:rPr>
-              <w:t>Se resolverá utilizando lógica de programación, herramientas dedicadas</w:t>
-            </w:r>
-          </w:p>
-        </w:tc>
-        <w:tc>
-          <w:tcPr>
-            <w:tcW w:w="1008" w:type="dxa"/>
-            <w:tcMar>
-              <w:top w:w="110" w:type="dxa"/>
-              <w:left w:w="90" w:type="dxa"/>
-              <w:bottom w:w="110" w:type="dxa"/>
-              <w:right w:w="90" w:type="dxa"/>
-            </w:tcMar>
-            <w:vAlign w:val="center"/>
-          </w:tcPr>
-          <w:p>
-            <w:pPr>
-              <w:spacing w:after="0"/>
-            </w:pPr>
-            <w:r>
-              <w:rPr>
-                <w:sz w:val="20"/>
-                <w:szCs w:val="20"/>
-              </w:rPr>
-              <w:t xml:space="preserve"> </w:t>
-            </w:r>
-            <w:r>
-              <w:rPr>
-                <w:sz w:val="20"/>
-                <w:szCs w:val="20"/>
-              </w:rPr>
-              <w:t>Comenzar con el proyecto</w:t>
-            </w:r>
-          </w:p>
-        </w:tc>
-      </w:tr>
-      <w:tr>
-        <w:trPr>
-          <w:jc w:val="center"/>
-        </w:trPr>
-        <w:tc>
-          <w:tcPr>
-            <w:tcW w:w="1296" w:type="dxa"/>
-            <w:tcMar>
-              <w:top w:w="110" w:type="dxa"/>
-              <w:left w:w="90" w:type="dxa"/>
-              <w:bottom w:w="110" w:type="dxa"/>
-              <w:right w:w="90" w:type="dxa"/>
-            </w:tcMar>
-            <w:vAlign w:val="center"/>
-          </w:tcPr>
-          <w:p>
-            <w:pPr>
-              <w:spacing w:after="0"/>
-              <w:jc w:val="center"/>
-            </w:pPr>
-            <w:r>
-              <w:rPr>
-                <w:sz w:val="20"/>
-                <w:szCs w:val="20"/>
-              </w:rPr>
-              <w:t xml:space="preserve"> </w:t>
-            </w:r>
-          </w:p>
-        </w:tc>
-        <w:tc>
-          <w:tcPr>
-            <w:tcW w:w="1152" w:type="dxa"/>
-            <w:tcMar>
-              <w:top w:w="110" w:type="dxa"/>
-              <w:left w:w="90" w:type="dxa"/>
-              <w:bottom w:w="110" w:type="dxa"/>
-              <w:right w:w="90" w:type="dxa"/>
-            </w:tcMar>
-            <w:vAlign w:val="center"/>
-          </w:tcPr>
-          <w:p>
-            <w:pPr>
-              <w:spacing w:after="0"/>
-            </w:pPr>
-            <w:r>
-              <w:rPr>
-                <w:sz w:val="20"/>
-                <w:szCs w:val="20"/>
-              </w:rPr>
-              <w:t xml:space="preserve"> </w:t>
-            </w:r>
-          </w:p>
-        </w:tc>
-        <w:tc>
-          <w:tcPr>
-            <w:tcW w:w="2232" w:type="dxa"/>
-            <w:tcMar>
-              <w:top w:w="110" w:type="dxa"/>
-              <w:left w:w="90" w:type="dxa"/>
-              <w:bottom w:w="110" w:type="dxa"/>
-              <w:right w:w="90" w:type="dxa"/>
-            </w:tcMar>
-            <w:vAlign w:val="center"/>
-          </w:tcPr>
-          <w:p>
-            <w:pPr>
-              <w:spacing w:after="0"/>
-            </w:pPr>
-            <w:r>
-              <w:rPr>
-                <w:sz w:val="20"/>
-                <w:szCs w:val="20"/>
-              </w:rPr>
-              <w:t xml:space="preserve"> </w:t>
-            </w:r>
-          </w:p>
-        </w:tc>
-        <w:tc>
-          <w:tcPr>
-            <w:tcW w:w="2160" w:type="dxa"/>
-            <w:tcMar>
-              <w:top w:w="110" w:type="dxa"/>
-              <w:left w:w="90" w:type="dxa"/>
-              <w:bottom w:w="110" w:type="dxa"/>
-              <w:right w:w="90" w:type="dxa"/>
-            </w:tcMar>
-            <w:vAlign w:val="center"/>
-          </w:tcPr>
-          <w:p>
-            <w:pPr>
-              <w:spacing w:after="0"/>
-            </w:pPr>
-            <w:r>
-              <w:rPr>
-                <w:sz w:val="20"/>
-                <w:szCs w:val="20"/>
-              </w:rPr>
-              <w:t xml:space="preserve"> </w:t>
-            </w:r>
-          </w:p>
-        </w:tc>
-        <w:tc>
-          <w:tcPr>
-            <w:tcW w:w="2088" w:type="dxa"/>
-            <w:tcMar>
-              <w:top w:w="110" w:type="dxa"/>
-              <w:left w:w="90" w:type="dxa"/>
-              <w:bottom w:w="110" w:type="dxa"/>
-              <w:right w:w="90" w:type="dxa"/>
-            </w:tcMar>
-            <w:vAlign w:val="center"/>
-          </w:tcPr>
-          <w:p>
-            <w:pPr>
-              <w:spacing w:after="0"/>
-            </w:pPr>
-            <w:r>
-              <w:rPr>
-                <w:sz w:val="20"/>
-                <w:szCs w:val="20"/>
-              </w:rPr>
-              <w:t xml:space="preserve"> </w:t>
-            </w:r>
-          </w:p>
-        </w:tc>
-        <w:tc>
-          <w:tcPr>
-            <w:tcW w:w="1008" w:type="dxa"/>
-            <w:tcMar>
-              <w:top w:w="110" w:type="dxa"/>
-              <w:left w:w="90" w:type="dxa"/>
-              <w:bottom w:w="110" w:type="dxa"/>
-              <w:right w:w="90" w:type="dxa"/>
-            </w:tcMar>
-            <w:vAlign w:val="center"/>
-          </w:tcPr>
-          <w:p>
-            <w:pPr>
-              <w:spacing w:after="0"/>
-            </w:pPr>
-            <w:r>
-              <w:rPr>
-                <w:sz w:val="20"/>
-                <w:szCs w:val="20"/>
-              </w:rPr>
-              <w:t xml:space="preserve"> </w:t>
-            </w:r>
-          </w:p>
-        </w:tc>
-      </w:tr>
-      <w:tr>
-        <w:trPr>
-          <w:jc w:val="center"/>
-        </w:trPr>
-        <w:tc>
-          <w:tcPr>
-            <w:tcW w:w="1296" w:type="dxa"/>
-            <w:tcMar>
-              <w:top w:w="110" w:type="dxa"/>
-              <w:left w:w="90" w:type="dxa"/>
-              <w:bottom w:w="110" w:type="dxa"/>
-              <w:right w:w="90" w:type="dxa"/>
-            </w:tcMar>
-            <w:vAlign w:val="center"/>
-          </w:tcPr>
-          <w:p>
-            <w:pPr>
-              <w:spacing w:after="0"/>
-              <w:jc w:val="center"/>
-            </w:pPr>
-            <w:r>
-              <w:rPr>
-                <w:sz w:val="20"/>
-                <w:szCs w:val="20"/>
-              </w:rPr>
-              <w:t xml:space="preserve"> </w:t>
-            </w:r>
-          </w:p>
-        </w:tc>
-        <w:tc>
-          <w:tcPr>
-            <w:tcW w:w="1152" w:type="dxa"/>
-            <w:tcMar>
-              <w:top w:w="110" w:type="dxa"/>
-              <w:left w:w="90" w:type="dxa"/>
-              <w:bottom w:w="110" w:type="dxa"/>
-              <w:right w:w="90" w:type="dxa"/>
-            </w:tcMar>
-            <w:vAlign w:val="center"/>
-          </w:tcPr>
-          <w:p>
-            <w:pPr>
-              <w:spacing w:after="0"/>
-            </w:pPr>
-            <w:r>
-              <w:rPr>
-                <w:sz w:val="20"/>
-                <w:szCs w:val="20"/>
-              </w:rPr>
-              <w:t xml:space="preserve"> </w:t>
-            </w:r>
-          </w:p>
-        </w:tc>
-        <w:tc>
-          <w:tcPr>
-            <w:tcW w:w="2232" w:type="dxa"/>
-            <w:tcMar>
-              <w:top w:w="110" w:type="dxa"/>
-              <w:left w:w="90" w:type="dxa"/>
-              <w:bottom w:w="110" w:type="dxa"/>
-              <w:right w:w="90" w:type="dxa"/>
-            </w:tcMar>
-            <w:vAlign w:val="center"/>
-          </w:tcPr>
-          <w:p>
-            <w:pPr>
-              <w:spacing w:after="0"/>
-            </w:pPr>
-            <w:r>
-              <w:rPr>
-                <w:sz w:val="20"/>
-                <w:szCs w:val="20"/>
-              </w:rPr>
-              <w:t xml:space="preserve"> </w:t>
-            </w:r>
-          </w:p>
-        </w:tc>
-        <w:tc>
-          <w:tcPr>
-            <w:tcW w:w="2160" w:type="dxa"/>
-            <w:tcMar>
-              <w:top w:w="110" w:type="dxa"/>
-              <w:left w:w="90" w:type="dxa"/>
-              <w:bottom w:w="110" w:type="dxa"/>
-              <w:right w:w="90" w:type="dxa"/>
-            </w:tcMar>
-            <w:vAlign w:val="center"/>
-          </w:tcPr>
-          <w:p>
-            <w:pPr>
-              <w:spacing w:after="0"/>
-            </w:pPr>
-            <w:r>
-              <w:rPr>
-                <w:sz w:val="20"/>
-                <w:szCs w:val="20"/>
-              </w:rPr>
-              <w:t xml:space="preserve"> </w:t>
-            </w:r>
-          </w:p>
-        </w:tc>
-        <w:tc>
-          <w:tcPr>
-            <w:tcW w:w="2088" w:type="dxa"/>
-            <w:tcMar>
-              <w:top w:w="110" w:type="dxa"/>
-              <w:left w:w="90" w:type="dxa"/>
-              <w:bottom w:w="110" w:type="dxa"/>
-              <w:right w:w="90" w:type="dxa"/>
-            </w:tcMar>
-            <w:vAlign w:val="center"/>
-          </w:tcPr>
-          <w:p>
-            <w:pPr>
-              <w:spacing w:after="0"/>
-            </w:pPr>
-            <w:r>
-              <w:rPr>
-                <w:sz w:val="20"/>
-                <w:szCs w:val="20"/>
-              </w:rPr>
-              <w:t xml:space="preserve"> </w:t>
-            </w:r>
-          </w:p>
-        </w:tc>
-        <w:tc>
-          <w:tcPr>
-            <w:tcW w:w="1008" w:type="dxa"/>
-            <w:tcMar>
-              <w:top w:w="110" w:type="dxa"/>
-              <w:left w:w="90" w:type="dxa"/>
-              <w:bottom w:w="110" w:type="dxa"/>
-              <w:right w:w="90" w:type="dxa"/>
-            </w:tcMar>
-            <w:vAlign w:val="center"/>
-          </w:tcPr>
-          <w:p>
-            <w:pPr>
-              <w:spacing w:after="0"/>
-            </w:pPr>
-            <w:r>
-              <w:rPr>
-                <w:sz w:val="20"/>
-                <w:szCs w:val="20"/>
-              </w:rPr>
-              <w:t xml:space="preserve"> </w:t>
-            </w:r>
-          </w:p>
-        </w:tc>
-      </w:tr>
-      <w:tr>
-        <w:trPr>
-          <w:jc w:val="center"/>
-        </w:trPr>
-        <w:tc>
-          <w:tcPr>
-            <w:tcW w:w="1296" w:type="dxa"/>
-            <w:tcMar>
-              <w:top w:w="110" w:type="dxa"/>
-              <w:left w:w="90" w:type="dxa"/>
-              <w:bottom w:w="110" w:type="dxa"/>
-              <w:right w:w="90" w:type="dxa"/>
-            </w:tcMar>
-            <w:vAlign w:val="center"/>
-          </w:tcPr>
-          <w:p>
-            <w:pPr>
-              <w:spacing w:after="0"/>
-              <w:jc w:val="center"/>
-            </w:pPr>
-            <w:r>
-              <w:rPr>
-                <w:sz w:val="20"/>
-                <w:szCs w:val="20"/>
-              </w:rPr>
-              <w:t xml:space="preserve"> </w:t>
-            </w:r>
-          </w:p>
-        </w:tc>
-        <w:tc>
-          <w:tcPr>
-            <w:tcW w:w="1152" w:type="dxa"/>
-            <w:tcMar>
-              <w:top w:w="110" w:type="dxa"/>
-              <w:left w:w="90" w:type="dxa"/>
-              <w:bottom w:w="110" w:type="dxa"/>
-              <w:right w:w="90" w:type="dxa"/>
-            </w:tcMar>
-            <w:vAlign w:val="center"/>
-          </w:tcPr>
-          <w:p>
-            <w:pPr>
-              <w:spacing w:after="0"/>
-            </w:pPr>
-            <w:r>
-              <w:rPr>
-                <w:sz w:val="20"/>
-                <w:szCs w:val="20"/>
-              </w:rPr>
-              <w:t xml:space="preserve"> </w:t>
-            </w:r>
-          </w:p>
-        </w:tc>
-        <w:tc>
-          <w:tcPr>
-            <w:tcW w:w="2232" w:type="dxa"/>
-            <w:tcMar>
-              <w:top w:w="110" w:type="dxa"/>
-              <w:left w:w="90" w:type="dxa"/>
-              <w:bottom w:w="110" w:type="dxa"/>
-              <w:right w:w="90" w:type="dxa"/>
-            </w:tcMar>
-            <w:vAlign w:val="center"/>
-          </w:tcPr>
-          <w:p>
-            <w:pPr>
-              <w:spacing w:after="0"/>
-            </w:pPr>
-            <w:r>
-              <w:rPr>
-                <w:sz w:val="20"/>
-                <w:szCs w:val="20"/>
-              </w:rPr>
-              <w:t xml:space="preserve"> </w:t>
-            </w:r>
-          </w:p>
-        </w:tc>
-        <w:tc>
-          <w:tcPr>
-            <w:tcW w:w="2160" w:type="dxa"/>
-            <w:tcMar>
-              <w:top w:w="110" w:type="dxa"/>
-              <w:left w:w="90" w:type="dxa"/>
-              <w:bottom w:w="110" w:type="dxa"/>
-              <w:right w:w="90" w:type="dxa"/>
-            </w:tcMar>
-            <w:vAlign w:val="center"/>
-          </w:tcPr>
-          <w:p>
-            <w:pPr>
-              <w:spacing w:after="0"/>
-            </w:pPr>
-            <w:r>
-              <w:rPr>
-                <w:sz w:val="20"/>
-                <w:szCs w:val="20"/>
-              </w:rPr>
-              <w:t xml:space="preserve"> </w:t>
-            </w:r>
-          </w:p>
-        </w:tc>
-        <w:tc>
-          <w:tcPr>
-            <w:tcW w:w="2088" w:type="dxa"/>
-            <w:tcMar>
-              <w:top w:w="110" w:type="dxa"/>
-              <w:left w:w="90" w:type="dxa"/>
-              <w:bottom w:w="110" w:type="dxa"/>
-              <w:right w:w="90" w:type="dxa"/>
-            </w:tcMar>
-            <w:vAlign w:val="center"/>
-          </w:tcPr>
-          <w:p>
-            <w:pPr>
-              <w:spacing w:after="0"/>
-            </w:pPr>
-            <w:r>
-              <w:rPr>
-                <w:sz w:val="20"/>
-                <w:szCs w:val="20"/>
-              </w:rPr>
-              <w:t xml:space="preserve"> </w:t>
-            </w:r>
-          </w:p>
-        </w:tc>
-        <w:tc>
-          <w:tcPr>
-            <w:tcW w:w="1008" w:type="dxa"/>
-            <w:tcMar>
-              <w:top w:w="110" w:type="dxa"/>
-              <w:left w:w="90" w:type="dxa"/>
-              <w:bottom w:w="110" w:type="dxa"/>
-              <w:right w:w="90" w:type="dxa"/>
-            </w:tcMar>
-            <w:vAlign w:val="center"/>
-          </w:tcPr>
-          <w:p>
-            <w:pPr>
-              <w:spacing w:after="0"/>
-            </w:pPr>
-            <w:r>
-              <w:rPr>
-                <w:sz w:val="20"/>
-                <w:szCs w:val="20"/>
-              </w:rPr>
-              <w:t xml:space="preserve"> </w:t>
-            </w:r>
-          </w:p>
-        </w:tc>
-      </w:tr>
-      <w:tr>
-        <w:trPr>
-          <w:jc w:val="center"/>
-        </w:trPr>
-        <w:tc>
-          <w:tcPr>
-            <w:tcW w:w="1296" w:type="dxa"/>
-            <w:tcMar>
-              <w:top w:w="110" w:type="dxa"/>
-              <w:left w:w="90" w:type="dxa"/>
-              <w:bottom w:w="110" w:type="dxa"/>
-              <w:right w:w="90" w:type="dxa"/>
-            </w:tcMar>
-            <w:vAlign w:val="center"/>
-          </w:tcPr>
-          <w:p>
-            <w:pPr>
-              <w:spacing w:after="0"/>
-              <w:jc w:val="center"/>
-            </w:pPr>
-            <w:r>
-              <w:rPr>
-                <w:sz w:val="20"/>
-                <w:szCs w:val="20"/>
-              </w:rPr>
-              <w:t xml:space="preserve"> </w:t>
-            </w:r>
-          </w:p>
-        </w:tc>
-        <w:tc>
-          <w:tcPr>
-            <w:tcW w:w="1152" w:type="dxa"/>
-            <w:tcMar>
-              <w:top w:w="110" w:type="dxa"/>
-              <w:left w:w="90" w:type="dxa"/>
-              <w:bottom w:w="110" w:type="dxa"/>
-              <w:right w:w="90" w:type="dxa"/>
-            </w:tcMar>
-            <w:vAlign w:val="center"/>
-          </w:tcPr>
-          <w:p>
-            <w:pPr>
-              <w:spacing w:after="0"/>
-            </w:pPr>
-            <w:r>
-              <w:rPr>
-                <w:sz w:val="20"/>
-                <w:szCs w:val="20"/>
-              </w:rPr>
-              <w:t xml:space="preserve"> </w:t>
-            </w:r>
-          </w:p>
-        </w:tc>
-        <w:tc>
-          <w:tcPr>
-            <w:tcW w:w="2232" w:type="dxa"/>
-            <w:tcMar>
-              <w:top w:w="110" w:type="dxa"/>
-              <w:left w:w="90" w:type="dxa"/>
-              <w:bottom w:w="110" w:type="dxa"/>
-              <w:right w:w="90" w:type="dxa"/>
-            </w:tcMar>
-            <w:vAlign w:val="center"/>
-          </w:tcPr>
-          <w:p>
-            <w:pPr>
-              <w:spacing w:after="0"/>
-            </w:pPr>
-            <w:r>
-              <w:rPr>
-                <w:sz w:val="20"/>
-                <w:szCs w:val="20"/>
-              </w:rPr>
-              <w:t xml:space="preserve"> </w:t>
-            </w:r>
-          </w:p>
-        </w:tc>
-        <w:tc>
-          <w:tcPr>
-            <w:tcW w:w="2160" w:type="dxa"/>
-            <w:tcMar>
-              <w:top w:w="110" w:type="dxa"/>
-              <w:left w:w="90" w:type="dxa"/>
-              <w:bottom w:w="110" w:type="dxa"/>
-              <w:right w:w="90" w:type="dxa"/>
-            </w:tcMar>
-            <w:vAlign w:val="center"/>
-          </w:tcPr>
-          <w:p>
-            <w:pPr>
-              <w:spacing w:after="0"/>
-            </w:pPr>
-            <w:r>
-              <w:rPr>
-                <w:sz w:val="20"/>
-                <w:szCs w:val="20"/>
-              </w:rPr>
-              <w:t xml:space="preserve"> </w:t>
-            </w:r>
-          </w:p>
-        </w:tc>
-        <w:tc>
-          <w:tcPr>
-            <w:tcW w:w="2088" w:type="dxa"/>
-            <w:tcMar>
-              <w:top w:w="110" w:type="dxa"/>
-              <w:left w:w="90" w:type="dxa"/>
-              <w:bottom w:w="110" w:type="dxa"/>
-              <w:right w:w="90" w:type="dxa"/>
-            </w:tcMar>
-            <w:vAlign w:val="center"/>
-          </w:tcPr>
-          <w:p>
-            <w:pPr>
-              <w:spacing w:after="0"/>
-            </w:pPr>
-            <w:r>
-              <w:rPr>
-                <w:sz w:val="20"/>
-                <w:szCs w:val="20"/>
-              </w:rPr>
-              <w:t xml:space="preserve"> </w:t>
-            </w:r>
-          </w:p>
-        </w:tc>
-        <w:tc>
-          <w:tcPr>
-            <w:tcW w:w="1008" w:type="dxa"/>
-            <w:tcMar>
-              <w:top w:w="110" w:type="dxa"/>
-              <w:left w:w="90" w:type="dxa"/>
-              <w:bottom w:w="110" w:type="dxa"/>
-              <w:right w:w="90" w:type="dxa"/>
-            </w:tcMar>
-            <w:vAlign w:val="center"/>
-          </w:tcPr>
-          <w:p>
-            <w:pPr>
-              <w:spacing w:after="0"/>
-            </w:pPr>
-            <w:r>
-              <w:rPr>
-                <w:sz w:val="20"/>
-                <w:szCs w:val="20"/>
-              </w:rPr>
-              <w:t xml:space="preserve"> </w:t>
-            </w:r>
-          </w:p>
-        </w:tc>
-      </w:tr>
-      <w:tr>
-        <w:trPr>
-          <w:jc w:val="center"/>
-        </w:trPr>
-        <w:tc>
-          <w:tcPr>
-            <w:tcW w:w="1296" w:type="dxa"/>
-            <w:tcMar>
-              <w:top w:w="110" w:type="dxa"/>
-              <w:left w:w="90" w:type="dxa"/>
-              <w:bottom w:w="110" w:type="dxa"/>
-              <w:right w:w="90" w:type="dxa"/>
-            </w:tcMar>
-            <w:vAlign w:val="center"/>
-          </w:tcPr>
-          <w:p>
-            <w:pPr>
-              <w:spacing w:after="0"/>
-              <w:jc w:val="center"/>
-            </w:pPr>
-            <w:r>
-              <w:rPr>
-                <w:sz w:val="20"/>
-                <w:szCs w:val="20"/>
-              </w:rPr>
-              <w:lastRenderedPageBreak/>
-              <w:t xml:space="preserve"> </w:t>
-            </w:r>
-          </w:p>
-        </w:tc>
-        <w:tc>
-          <w:tcPr>
-            <w:tcW w:w="1152" w:type="dxa"/>
-            <w:tcMar>
-              <w:top w:w="110" w:type="dxa"/>
-              <w:left w:w="90" w:type="dxa"/>
-              <w:bottom w:w="110" w:type="dxa"/>
-              <w:right w:w="90" w:type="dxa"/>
-            </w:tcMar>
-            <w:vAlign w:val="center"/>
-          </w:tcPr>
-          <w:p>
-            <w:pPr>
-              <w:spacing w:after="0"/>
-            </w:pPr>
-            <w:r>
-              <w:rPr>
-                <w:sz w:val="20"/>
-                <w:szCs w:val="20"/>
-              </w:rPr>
-              <w:t xml:space="preserve"> </w:t>
-            </w:r>
-          </w:p>
-        </w:tc>
-        <w:tc>
-          <w:tcPr>
-            <w:tcW w:w="2232" w:type="dxa"/>
-            <w:tcMar>
-              <w:top w:w="110" w:type="dxa"/>
-              <w:left w:w="90" w:type="dxa"/>
-              <w:bottom w:w="110" w:type="dxa"/>
-              <w:right w:w="90" w:type="dxa"/>
-            </w:tcMar>
-            <w:vAlign w:val="center"/>
-          </w:tcPr>
-          <w:p>
-            <w:pPr>
-              <w:spacing w:after="0"/>
-            </w:pPr>
-            <w:r>
-              <w:rPr>
-                <w:sz w:val="20"/>
-                <w:szCs w:val="20"/>
-              </w:rPr>
-              <w:t xml:space="preserve"> </w:t>
-            </w:r>
-          </w:p>
-        </w:tc>
-        <w:tc>
-          <w:tcPr>
-            <w:tcW w:w="2160" w:type="dxa"/>
-            <w:tcMar>
-              <w:top w:w="110" w:type="dxa"/>
-              <w:left w:w="90" w:type="dxa"/>
-              <w:bottom w:w="110" w:type="dxa"/>
-              <w:right w:w="90" w:type="dxa"/>
-            </w:tcMar>
-            <w:vAlign w:val="center"/>
-          </w:tcPr>
-          <w:p>
-            <w:pPr>
-              <w:spacing w:after="0"/>
-            </w:pPr>
-            <w:r>
-              <w:rPr>
-                <w:sz w:val="20"/>
-                <w:szCs w:val="20"/>
-              </w:rPr>
-              <w:t xml:space="preserve"> </w:t>
-            </w:r>
-          </w:p>
-        </w:tc>
-        <w:tc>
-          <w:tcPr>
-            <w:tcW w:w="2088" w:type="dxa"/>
-            <w:tcMar>
-              <w:top w:w="110" w:type="dxa"/>
-              <w:left w:w="90" w:type="dxa"/>
-              <w:bottom w:w="110" w:type="dxa"/>
-              <w:right w:w="90" w:type="dxa"/>
-            </w:tcMar>
-            <w:vAlign w:val="center"/>
-          </w:tcPr>
-          <w:p>
-            <w:pPr>
-              <w:spacing w:after="0"/>
-            </w:pPr>
-            <w:r>
-              <w:rPr>
-                <w:sz w:val="20"/>
-                <w:szCs w:val="20"/>
-              </w:rPr>
-              <w:t xml:space="preserve"> </w:t>
-            </w:r>
-          </w:p>
-        </w:tc>
-        <w:tc>
-          <w:tcPr>
-            <w:tcW w:w="1008" w:type="dxa"/>
-            <w:tcMar>
-              <w:top w:w="110" w:type="dxa"/>
-              <w:left w:w="90" w:type="dxa"/>
-              <w:bottom w:w="110" w:type="dxa"/>
-              <w:right w:w="90" w:type="dxa"/>
-            </w:tcMar>
-            <w:vAlign w:val="center"/>
-          </w:tcPr>
-          <w:p>
-            <w:pPr>
-              <w:spacing w:after="0"/>
-            </w:pPr>
-            <w:r>
-              <w:rPr>
-                <w:sz w:val="20"/>
-                <w:szCs w:val="20"/>
-              </w:rPr>
-              <w:t xml:space="preserve"> </w:t>
+              <w:t>Delimitar las herramientas y requerimientos del WAF sin incurrir en configuraciones prematuras de fases posteriores.</w:t>
+            </w:r>
+          </w:p>
+        </w:tc>
+        <w:tc>
+          <w:tcPr>
+            <w:tcW w:w="1655" w:type="dxa"/>
+            <w:tcMar>
+              <w:top w:w="110" w:type="dxa"/>
+              <w:left w:w="90" w:type="dxa"/>
+              <w:bottom w:w="110" w:type="dxa"/>
+              <w:right w:w="90" w:type="dxa"/>
+            </w:tcMar>
+            <w:vAlign w:val="center"/>
+          </w:tcPr>
+          <w:p>
+            <w:pPr>
+              <w:spacing w:after="0"/>
+            </w:pPr>
+            <w:r>
+              <w:rPr>
+                <w:sz w:val="20"/>
+                <w:szCs w:val="20"/>
+              </w:rPr>
+              <w:t xml:space="preserve"> </w:t>
+            </w:r>
+            <w:r>
+              <w:rPr>
+                <w:sz w:val="20"/>
+                <w:szCs w:val="20"/>
+              </w:rPr>
+              <w:t>Apego estricto al cronograma y lineamientos del proyecto (Fase 0: Onboarding y Planificación).</w:t>
+            </w:r>
+          </w:p>
+        </w:tc>
+        <w:tc>
+          <w:tcPr>
+            <w:tcW w:w="1441" w:type="dxa"/>
+            <w:tcMar>
+              <w:top w:w="110" w:type="dxa"/>
+              <w:left w:w="90" w:type="dxa"/>
+              <w:bottom w:w="110" w:type="dxa"/>
+              <w:right w:w="90" w:type="dxa"/>
+            </w:tcMar>
+            <w:vAlign w:val="center"/>
+          </w:tcPr>
+          <w:p>
+            <w:pPr>
+              <w:spacing w:after="0"/>
+            </w:pPr>
+            <w:r>
+              <w:rPr>
+                <w:sz w:val="20"/>
+                <w:szCs w:val="20"/>
+              </w:rPr>
+              <w:t xml:space="preserve"> </w:t>
+            </w:r>
+            <w:r>
+              <w:rPr>
+                <w:sz w:val="20"/>
+                <w:szCs w:val="20"/>
+              </w:rPr>
+              <w:t>Participar en el análisis de riesgos y definición de la superficie de exposición para la Fase 1.</w:t>
             </w:r>
           </w:p>
         </w:tc>
       </w:tr>
     </w:tbl>
+    <w:p/>
     <w:p/>
     <w:p/>
     <w:tbl>
@@ -11632,6 +7155,7 @@
                 <w:sz w:val="22"/>
                 <w:szCs w:val="22"/>
               </w:rPr>
+              <w:lastRenderedPageBreak/>
               <w:t>14. Registro consolidado de evidencias</w:t>
             </w:r>
           </w:p>
@@ -11839,6 +7363,13 @@
                 <w:sz w:val="20"/>
                 <w:szCs w:val="20"/>
               </w:rPr>
+              <w:t>1</w:t>
+            </w:r>
+            <w:r>
+              <w:rPr>
+                <w:sz w:val="20"/>
+                <w:szCs w:val="20"/>
+              </w:rPr>
               <w:t xml:space="preserve"> </w:t>
             </w:r>
           </w:p>
@@ -11865,6 +7396,20 @@
               </w:rPr>
               <w:t xml:space="preserve"> </w:t>
             </w:r>
+            <w:r>
+              <w:rPr>
+                <w:sz w:val="20"/>
+                <w:szCs w:val="20"/>
+              </w:rPr>
+              <w:t>Captura de la primera reunión síncrona del equipo (Google Meet</w:t>
+            </w:r>
+            <w:r>
+              <w:rPr>
+                <w:sz w:val="20"/>
+                <w:szCs w:val="20"/>
+              </w:rPr>
+              <w:t>)</w:t>
+            </w:r>
           </w:p>
         </w:tc>
         <w:tc>
@@ -11890,6 +7435,13 @@
               </w:rPr>
               <w:t xml:space="preserve"> </w:t>
             </w:r>
+            <w:r>
+              <w:rPr>
+                <w:sz w:val="20"/>
+                <w:szCs w:val="20"/>
+              </w:rPr>
+              <w:t>Captura de pantalla</w:t>
+            </w:r>
           </w:p>
         </w:tc>
         <w:tc>
@@ -11914,6 +7466,13 @@
               </w:rPr>
               <w:t xml:space="preserve"> </w:t>
             </w:r>
+            <w:r>
+              <w:rPr>
+                <w:sz w:val="20"/>
+                <w:szCs w:val="20"/>
+              </w:rPr>
+              <w:t>Julissa Fuentes / Mauricio Martínez</w:t>
+            </w:r>
           </w:p>
         </w:tc>
         <w:tc>
@@ -11938,6 +7497,23 @@
               </w:rPr>
               <w:t xml:space="preserve"> </w:t>
             </w:r>
+            <w:r>
+              <w:rPr>
+                <w:sz w:val="20"/>
+                <w:szCs w:val="20"/>
+              </w:rPr>
+              <w:t xml:space="preserve">Sección 15 de esta bitácora y </w:t>
+            </w:r>
+            <w:hyperlink r:id="rId8" w:history="1">
+              <w:r>
+                <w:rPr>
+                  <w:rStyle w:val="Hipervnculo"/>
+                  <w:sz w:val="20"/>
+                  <w:szCs w:val="20"/>
+                </w:rPr>
+                <w:t>repositorio grupal</w:t>
+              </w:r>
+            </w:hyperlink>
           </w:p>
         </w:tc>
       </w:tr>
@@ -11966,6 +7542,13 @@
                 <w:sz w:val="20"/>
                 <w:szCs w:val="20"/>
               </w:rPr>
+              <w:t>2</w:t>
+            </w:r>
+            <w:r>
+              <w:rPr>
+                <w:sz w:val="20"/>
+                <w:szCs w:val="20"/>
+              </w:rPr>
               <w:t xml:space="preserve"> </w:t>
             </w:r>
           </w:p>
@@ -11992,6 +7575,20 @@
               </w:rPr>
               <w:t xml:space="preserve"> </w:t>
             </w:r>
+            <w:r>
+              <w:rPr>
+                <w:sz w:val="20"/>
+                <w:szCs w:val="20"/>
+              </w:rPr>
+              <w:t>Enlace y vista del repositorio institucional en GitHub (Prototipo-de-seguridad-perimetral-WAF-SN2-ESIT-2026</w:t>
+            </w:r>
+            <w:r>
+              <w:rPr>
+                <w:sz w:val="20"/>
+                <w:szCs w:val="20"/>
+              </w:rPr>
+              <w:t>)</w:t>
+            </w:r>
           </w:p>
         </w:tc>
         <w:tc>
@@ -12017,6 +7614,13 @@
               </w:rPr>
               <w:t xml:space="preserve"> </w:t>
             </w:r>
+            <w:r>
+              <w:rPr>
+                <w:sz w:val="20"/>
+                <w:szCs w:val="20"/>
+              </w:rPr>
+              <w:t>Enlace URL / Captura</w:t>
+            </w:r>
           </w:p>
         </w:tc>
         <w:tc>
@@ -12041,6 +7645,13 @@
               </w:rPr>
               <w:t xml:space="preserve"> </w:t>
             </w:r>
+            <w:r>
+              <w:rPr>
+                <w:sz w:val="20"/>
+                <w:szCs w:val="20"/>
+              </w:rPr>
+              <w:t>Julissa Fuentes</w:t>
+            </w:r>
           </w:p>
         </w:tc>
         <w:tc>
@@ -12065,6 +7676,46 @@
               </w:rPr>
               <w:t xml:space="preserve"> </w:t>
             </w:r>
+            <w:r>
+              <w:rPr>
+                <w:sz w:val="20"/>
+                <w:szCs w:val="20"/>
+              </w:rPr>
+              <w:t>Sección 15 de esta bitácora</w:t>
+            </w:r>
+            <w:r>
+              <w:rPr>
+                <w:sz w:val="20"/>
+                <w:szCs w:val="20"/>
+              </w:rPr>
+              <w:t xml:space="preserve">, </w:t>
+            </w:r>
+            <w:hyperlink r:id="rId9" w:history="1">
+              <w:r>
+                <w:rPr>
+                  <w:rStyle w:val="Hipervnculo"/>
+                  <w:sz w:val="20"/>
+                  <w:szCs w:val="20"/>
+                </w:rPr>
+                <w:t>Hipervínculo</w:t>
+              </w:r>
+              <w:r>
+                <w:rPr>
+                  <w:rStyle w:val="Hipervnculo"/>
+                  <w:sz w:val="20"/>
+                  <w:szCs w:val="20"/>
+                </w:rPr>
+                <w:t xml:space="preserve"> de este texto</w:t>
+              </w:r>
+              <w:r>
+                <w:rPr>
+                  <w:rStyle w:val="Hipervnculo"/>
+                  <w:sz w:val="20"/>
+                  <w:szCs w:val="20"/>
+                </w:rPr>
+                <w:t>.</w:t>
+              </w:r>
+            </w:hyperlink>
           </w:p>
         </w:tc>
       </w:tr>
@@ -12095,6 +7746,13 @@
               </w:rPr>
               <w:t xml:space="preserve"> </w:t>
             </w:r>
+            <w:r>
+              <w:rPr>
+                <w:sz w:val="20"/>
+                <w:szCs w:val="20"/>
+              </w:rPr>
+              <w:t>3</w:t>
+            </w:r>
           </w:p>
         </w:tc>
         <w:tc>
@@ -12119,6 +7777,13 @@
               </w:rPr>
               <w:t xml:space="preserve"> </w:t>
             </w:r>
+            <w:r>
+              <w:rPr>
+                <w:sz w:val="20"/>
+                <w:szCs w:val="20"/>
+              </w:rPr>
+              <w:t>Asignación y estructuración del rol de Ingeniero de Seguridad Cloud Jr.</w:t>
+            </w:r>
           </w:p>
         </w:tc>
         <w:tc>
@@ -12144,6 +7809,13 @@
               </w:rPr>
               <w:t xml:space="preserve"> </w:t>
             </w:r>
+            <w:r>
+              <w:rPr>
+                <w:sz w:val="20"/>
+                <w:szCs w:val="20"/>
+              </w:rPr>
+              <w:t>Documento técnico</w:t>
+            </w:r>
           </w:p>
         </w:tc>
         <w:tc>
@@ -12168,6 +7840,13 @@
               </w:rPr>
               <w:t xml:space="preserve"> </w:t>
             </w:r>
+            <w:r>
+              <w:rPr>
+                <w:sz w:val="20"/>
+                <w:szCs w:val="20"/>
+              </w:rPr>
+              <w:t>Mauricio Martínez</w:t>
+            </w:r>
           </w:p>
         </w:tc>
         <w:tc>
@@ -12192,6 +7871,44 @@
               </w:rPr>
               <w:t xml:space="preserve"> </w:t>
             </w:r>
+            <w:r>
+              <w:rPr>
+                <w:sz w:val="20"/>
+                <w:szCs w:val="20"/>
+              </w:rPr>
+              <w:t>Sección 1</w:t>
+            </w:r>
+            <w:r>
+              <w:rPr>
+                <w:sz w:val="20"/>
+                <w:szCs w:val="20"/>
+              </w:rPr>
+              <w:t xml:space="preserve">5 de esta bitácora EV03 </w:t>
+            </w:r>
+            <w:r>
+              <w:rPr>
+                <w:sz w:val="20"/>
+                <w:szCs w:val="20"/>
+              </w:rPr>
+              <w:t>y</w:t>
+            </w:r>
+            <w:r>
+              <w:rPr>
+                <w:sz w:val="20"/>
+                <w:szCs w:val="20"/>
+              </w:rPr>
+              <w:t xml:space="preserve"> </w:t>
+            </w:r>
+            <w:hyperlink r:id="rId10" w:history="1">
+              <w:r>
+                <w:rPr>
+                  <w:rStyle w:val="Hipervnculo"/>
+                  <w:sz w:val="20"/>
+                  <w:szCs w:val="20"/>
+                </w:rPr>
+                <w:t>carpeta personal del repositorio</w:t>
+              </w:r>
+            </w:hyperlink>
           </w:p>
         </w:tc>
       </w:tr>
@@ -12222,6 +7939,13 @@
               </w:rPr>
               <w:t xml:space="preserve"> </w:t>
             </w:r>
+            <w:r>
+              <w:rPr>
+                <w:sz w:val="20"/>
+                <w:szCs w:val="20"/>
+              </w:rPr>
+              <w:t>4</w:t>
+            </w:r>
           </w:p>
         </w:tc>
         <w:tc>
@@ -12244,7 +7968,14 @@
                 <w:sz w:val="20"/>
                 <w:szCs w:val="20"/>
               </w:rPr>
-              <w:t xml:space="preserve"> </w:t>
+              <w:t>Asignación y estructuración del rol de</w:t>
+            </w:r>
+            <w:r>
+              <w:rPr>
+                <w:sz w:val="20"/>
+                <w:szCs w:val="20"/>
+              </w:rPr>
+              <w:t>l equipo en conjunto</w:t>
             </w:r>
           </w:p>
         </w:tc>
@@ -12269,7 +8000,7 @@
                 <w:sz w:val="20"/>
                 <w:szCs w:val="20"/>
               </w:rPr>
-              <w:t xml:space="preserve"> </w:t>
+              <w:t>Captura de pantalla</w:t>
             </w:r>
           </w:p>
         </w:tc>
@@ -12293,7 +8024,7 @@
                 <w:sz w:val="20"/>
                 <w:szCs w:val="20"/>
               </w:rPr>
-              <w:t xml:space="preserve"> </w:t>
+              <w:t>Grupo SN-02</w:t>
             </w:r>
           </w:p>
         </w:tc>
@@ -12317,8 +8048,33 @@
                 <w:sz w:val="20"/>
                 <w:szCs w:val="20"/>
               </w:rPr>
-              <w:t xml:space="preserve"> </w:t>
-            </w:r>
+              <w:t>Sección 15 de esta bitácora</w:t>
+            </w:r>
+            <w:r>
+              <w:rPr>
+                <w:sz w:val="20"/>
+                <w:szCs w:val="20"/>
+              </w:rPr>
+              <w:t xml:space="preserve"> y </w:t>
+            </w:r>
+            <w:hyperlink r:id="rId11" w:history="1">
+              <w:r>
+                <w:rPr>
+                  <w:rStyle w:val="Hipervnculo"/>
+                  <w:sz w:val="20"/>
+                  <w:szCs w:val="20"/>
+                </w:rPr>
+                <w:t xml:space="preserve">EV04 en repositorio </w:t>
+              </w:r>
+              <w:r>
+                <w:rPr>
+                  <w:rStyle w:val="Hipervnculo"/>
+                  <w:sz w:val="20"/>
+                  <w:szCs w:val="20"/>
+                </w:rPr>
+                <w:t>GitHub</w:t>
+              </w:r>
+            </w:hyperlink>
           </w:p>
         </w:tc>
       </w:tr>
@@ -12347,7 +8103,7 @@
                 <w:sz w:val="20"/>
                 <w:szCs w:val="20"/>
               </w:rPr>
-              <w:t xml:space="preserve"> </w:t>
+              <w:t xml:space="preserve"> 5</w:t>
             </w:r>
           </w:p>
         </w:tc>
@@ -12373,6 +8129,36 @@
               </w:rPr>
               <w:t xml:space="preserve"> </w:t>
             </w:r>
+            <w:r>
+              <w:rPr>
+                <w:sz w:val="20"/>
+                <w:szCs w:val="20"/>
+              </w:rPr>
+              <w:t xml:space="preserve">Captura de anotación de </w:t>
+            </w:r>
+            <w:r>
+              <w:rPr>
+                <w:sz w:val="20"/>
+                <w:szCs w:val="20"/>
+              </w:rPr>
+              <w:t>acuerdos de reuniones los jueves</w:t>
+            </w:r>
+            <w:r>
+              <w:rPr>
+                <w:sz w:val="20"/>
+                <w:szCs w:val="20"/>
+              </w:rPr>
+              <w:t xml:space="preserve"> con notificación en </w:t>
+            </w:r>
+            <w:proofErr w:type="spellStart"/>
+            <w:r>
+              <w:rPr>
+                <w:sz w:val="20"/>
+                <w:szCs w:val="20"/>
+              </w:rPr>
+              <w:t>whatsapp</w:t>
+            </w:r>
+            <w:proofErr w:type="spellEnd"/>
           </w:p>
         </w:tc>
         <w:tc>
@@ -12396,7 +8182,7 @@
                 <w:sz w:val="20"/>
                 <w:szCs w:val="20"/>
               </w:rPr>
-              <w:t xml:space="preserve"> </w:t>
+              <w:t xml:space="preserve"> Captura de pantalla</w:t>
             </w:r>
           </w:p>
         </w:tc>
@@ -12420,7 +8206,7 @@
                 <w:sz w:val="20"/>
                 <w:szCs w:val="20"/>
               </w:rPr>
-              <w:t xml:space="preserve"> </w:t>
+              <w:t xml:space="preserve"> Grupo SN-02</w:t>
             </w:r>
           </w:p>
         </w:tc>
@@ -12446,133 +8232,23 @@
               </w:rPr>
               <w:t xml:space="preserve"> </w:t>
             </w:r>
-          </w:p>
-        </w:tc>
-      </w:tr>
-      <w:tr>
-        <w:trPr>
-          <w:jc w:val="center"/>
-        </w:trPr>
-        <w:tc>
-          <w:tcPr>
-            <w:tcW w:w="648" w:type="dxa"/>
-            <w:tcMar>
-              <w:top w:w="110" w:type="dxa"/>
-              <w:left w:w="90" w:type="dxa"/>
-              <w:bottom w:w="110" w:type="dxa"/>
-              <w:right w:w="90" w:type="dxa"/>
-            </w:tcMar>
-            <w:vAlign w:val="center"/>
-          </w:tcPr>
-          <w:p>
-            <w:pPr>
-              <w:spacing w:after="0"/>
-              <w:jc w:val="center"/>
-            </w:pPr>
-            <w:r>
-              <w:rPr>
-                <w:sz w:val="20"/>
-                <w:szCs w:val="20"/>
-              </w:rPr>
-              <w:t xml:space="preserve"> </w:t>
-            </w:r>
-          </w:p>
-        </w:tc>
-        <w:tc>
-          <w:tcPr>
-            <w:tcW w:w="3672" w:type="dxa"/>
-            <w:tcMar>
-              <w:top w:w="110" w:type="dxa"/>
-              <w:left w:w="90" w:type="dxa"/>
-              <w:bottom w:w="110" w:type="dxa"/>
-              <w:right w:w="90" w:type="dxa"/>
-            </w:tcMar>
-            <w:vAlign w:val="center"/>
-          </w:tcPr>
-          <w:p>
-            <w:pPr>
-              <w:spacing w:after="0"/>
-            </w:pPr>
-            <w:r>
-              <w:rPr>
-                <w:sz w:val="20"/>
-                <w:szCs w:val="20"/>
-              </w:rPr>
-              <w:t xml:space="preserve"> </w:t>
-            </w:r>
-          </w:p>
-        </w:tc>
-        <w:tc>
-          <w:tcPr>
-            <w:tcW w:w="1440" w:type="dxa"/>
-            <w:tcMar>
-              <w:top w:w="110" w:type="dxa"/>
-              <w:left w:w="90" w:type="dxa"/>
-              <w:bottom w:w="110" w:type="dxa"/>
-              <w:right w:w="90" w:type="dxa"/>
-            </w:tcMar>
-            <w:vAlign w:val="center"/>
-          </w:tcPr>
-          <w:p>
-            <w:pPr>
-              <w:spacing w:after="0"/>
-              <w:jc w:val="center"/>
-            </w:pPr>
-            <w:r>
-              <w:rPr>
-                <w:sz w:val="20"/>
-                <w:szCs w:val="20"/>
-              </w:rPr>
-              <w:t xml:space="preserve"> </w:t>
-            </w:r>
-          </w:p>
-        </w:tc>
-        <w:tc>
-          <w:tcPr>
-            <w:tcW w:w="1440" w:type="dxa"/>
-            <w:tcMar>
-              <w:top w:w="110" w:type="dxa"/>
-              <w:left w:w="90" w:type="dxa"/>
-              <w:bottom w:w="110" w:type="dxa"/>
-              <w:right w:w="90" w:type="dxa"/>
-            </w:tcMar>
-            <w:vAlign w:val="center"/>
-          </w:tcPr>
-          <w:p>
-            <w:pPr>
-              <w:spacing w:after="0"/>
-            </w:pPr>
-            <w:r>
-              <w:rPr>
-                <w:sz w:val="20"/>
-                <w:szCs w:val="20"/>
-              </w:rPr>
-              <w:t xml:space="preserve"> </w:t>
-            </w:r>
-          </w:p>
-        </w:tc>
-        <w:tc>
-          <w:tcPr>
-            <w:tcW w:w="2736" w:type="dxa"/>
-            <w:tcMar>
-              <w:top w:w="110" w:type="dxa"/>
-              <w:left w:w="90" w:type="dxa"/>
-              <w:bottom w:w="110" w:type="dxa"/>
-              <w:right w:w="90" w:type="dxa"/>
-            </w:tcMar>
-            <w:vAlign w:val="center"/>
-          </w:tcPr>
-          <w:p>
-            <w:pPr>
-              <w:spacing w:after="0"/>
-            </w:pPr>
-            <w:r>
-              <w:rPr>
-                <w:sz w:val="20"/>
-                <w:szCs w:val="20"/>
-              </w:rPr>
-              <w:t xml:space="preserve"> </w:t>
-            </w:r>
+            <w:r>
+              <w:rPr>
+                <w:sz w:val="20"/>
+                <w:szCs w:val="20"/>
+              </w:rPr>
+              <w:t xml:space="preserve">Sección 15 de esta bitácora y </w:t>
+            </w:r>
+            <w:hyperlink r:id="rId12" w:history="1">
+              <w:r>
+                <w:rPr>
+                  <w:rStyle w:val="Hipervnculo"/>
+                  <w:sz w:val="20"/>
+                  <w:szCs w:val="20"/>
+                </w:rPr>
+                <w:t>EV05 en repositorio de GitHub</w:t>
+              </w:r>
+            </w:hyperlink>
           </w:p>
         </w:tc>
       </w:tr>
@@ -12708,6 +8384,7 @@
         <w:rPr>
           <w:noProof/>
         </w:rPr>
+        <w:lastRenderedPageBreak/>
         <w:drawing>
           <wp:anchor distT="0" distB="0" distL="114300" distR="114300" simplePos="0" relativeHeight="251658240" behindDoc="0" locked="0" layoutInCell="1" allowOverlap="1" wp14:anchorId="45D2E062" wp14:editId="10C2B2F5">
             <wp:simplePos x="0" y="0"/>
@@ -12732,7 +8409,7 @@
                     <pic:cNvPicPr/>
                   </pic:nvPicPr>
                   <pic:blipFill>
-                    <a:blip r:embed="rId8" cstate="print">
+                    <a:blip r:embed="rId13" cstate="print">
                       <a:extLst>
                         <a:ext uri="{28A0092B-C50C-407E-A947-70E740481C1C}">
                           <a14:useLocalDpi xmlns:a14="http://schemas.microsoft.com/office/drawing/2010/main" val="0"/>
@@ -12831,6 +8508,10 @@
       <w:pPr>
         <w:spacing w:after="112"/>
         <w:ind w:right="655"/>
+        <w:rPr>
+          <w:rFonts w:ascii="Cambria" w:eastAsia="Cambria" w:hAnsi="Cambria" w:cs="Cambria"/>
+          <w:sz w:val="22"/>
+        </w:rPr>
       </w:pPr>
       <w:r>
         <w:rPr>
@@ -12839,6 +8520,12 @@
         </w:rPr>
         <w:t xml:space="preserve"> </w:t>
       </w:r>
+    </w:p>
+    <w:p>
+      <w:pPr>
+        <w:spacing w:after="112"/>
+        <w:ind w:right="655"/>
+      </w:pPr>
     </w:p>
     <w:p>
       <w:pPr>
@@ -12851,7 +8538,6 @@
           <w:rFonts w:ascii="Cambria" w:eastAsia="Cambria" w:hAnsi="Cambria" w:cs="Cambria"/>
           <w:sz w:val="22"/>
         </w:rPr>
-        <w:lastRenderedPageBreak/>
         <w:t xml:space="preserve">Evidencia 2:  </w:t>
       </w:r>
     </w:p>
@@ -12889,7 +8575,7 @@
                     <pic:cNvPicPr/>
                   </pic:nvPicPr>
                   <pic:blipFill>
-                    <a:blip r:embed="rId9" cstate="print">
+                    <a:blip r:embed="rId14" cstate="print">
                       <a:extLst>
                         <a:ext uri="{28A0092B-C50C-407E-A947-70E740481C1C}">
                           <a14:useLocalDpi xmlns:a14="http://schemas.microsoft.com/office/drawing/2010/main" val="0"/>
@@ -13002,7 +8688,7 @@
                     <pic:cNvPicPr/>
                   </pic:nvPicPr>
                   <pic:blipFill>
-                    <a:blip r:embed="rId10">
+                    <a:blip r:embed="rId15">
                       <a:extLst>
                         <a:ext uri="{28A0092B-C50C-407E-A947-70E740481C1C}">
                           <a14:useLocalDpi xmlns:a14="http://schemas.microsoft.com/office/drawing/2010/main" val="0"/>
@@ -13060,7 +8746,73 @@
     <w:p>
       <w:pPr>
         <w:spacing w:after="159" w:line="258" w:lineRule="auto"/>
-        <w:ind w:right="750"/>
+        <w:ind w:left="-5" w:right="750" w:hanging="10"/>
+        <w:jc w:val="both"/>
+        <w:rPr>
+          <w:rFonts w:ascii="Cambria" w:eastAsia="Cambria" w:hAnsi="Cambria" w:cs="Cambria"/>
+          <w:sz w:val="22"/>
+        </w:rPr>
+      </w:pPr>
+    </w:p>
+    <w:p>
+      <w:pPr>
+        <w:spacing w:after="159" w:line="258" w:lineRule="auto"/>
+        <w:ind w:left="-5" w:right="750" w:hanging="10"/>
+        <w:jc w:val="both"/>
+        <w:rPr>
+          <w:rFonts w:ascii="Cambria" w:eastAsia="Cambria" w:hAnsi="Cambria" w:cs="Cambria"/>
+          <w:sz w:val="22"/>
+        </w:rPr>
+      </w:pPr>
+    </w:p>
+    <w:p>
+      <w:pPr>
+        <w:spacing w:after="159" w:line="258" w:lineRule="auto"/>
+        <w:ind w:left="-5" w:right="750" w:hanging="10"/>
+        <w:jc w:val="both"/>
+        <w:rPr>
+          <w:rFonts w:ascii="Cambria" w:eastAsia="Cambria" w:hAnsi="Cambria" w:cs="Cambria"/>
+          <w:sz w:val="22"/>
+        </w:rPr>
+      </w:pPr>
+    </w:p>
+    <w:p>
+      <w:pPr>
+        <w:spacing w:after="159" w:line="258" w:lineRule="auto"/>
+        <w:ind w:left="-5" w:right="750" w:hanging="10"/>
+        <w:jc w:val="both"/>
+        <w:rPr>
+          <w:rFonts w:ascii="Cambria" w:eastAsia="Cambria" w:hAnsi="Cambria" w:cs="Cambria"/>
+          <w:sz w:val="22"/>
+        </w:rPr>
+      </w:pPr>
+    </w:p>
+    <w:p>
+      <w:pPr>
+        <w:spacing w:after="159" w:line="258" w:lineRule="auto"/>
+        <w:ind w:left="-5" w:right="750" w:hanging="10"/>
+        <w:jc w:val="both"/>
+        <w:rPr>
+          <w:rFonts w:ascii="Cambria" w:eastAsia="Cambria" w:hAnsi="Cambria" w:cs="Cambria"/>
+          <w:sz w:val="22"/>
+        </w:rPr>
+      </w:pPr>
+    </w:p>
+    <w:p>
+      <w:pPr>
+        <w:spacing w:after="159" w:line="258" w:lineRule="auto"/>
+        <w:ind w:left="-5" w:right="750" w:hanging="10"/>
+        <w:jc w:val="both"/>
+        <w:rPr>
+          <w:rFonts w:ascii="Cambria" w:eastAsia="Cambria" w:hAnsi="Cambria" w:cs="Cambria"/>
+          <w:sz w:val="22"/>
+        </w:rPr>
+      </w:pPr>
+    </w:p>
+    <w:p>
+      <w:pPr>
+        <w:spacing w:after="159" w:line="258" w:lineRule="auto"/>
+        <w:ind w:left="-5" w:right="750" w:hanging="10"/>
         <w:jc w:val="both"/>
         <w:rPr>
           <w:rFonts w:ascii="Cambria" w:eastAsia="Cambria" w:hAnsi="Cambria" w:cs="Cambria"/>
@@ -13086,6 +8838,7 @@
           <w:rFonts w:ascii="Cambria" w:eastAsia="Cambria" w:hAnsi="Cambria" w:cs="Cambria"/>
           <w:sz w:val="22"/>
         </w:rPr>
+        <w:lastRenderedPageBreak/>
         <w:t xml:space="preserve">Evidencia 4: </w:t>
       </w:r>
       <w:r>
@@ -13124,68 +8877,7 @@
           <w:color w:val="FFFFFF" w:themeColor="background1"/>
         </w:rPr>
         <w:drawing>
-          <wp:anchor distT="0" distB="0" distL="114300" distR="114300" simplePos="0" relativeHeight="251661312" behindDoc="0" locked="0" layoutInCell="1" allowOverlap="1" wp14:anchorId="59C84363" wp14:editId="42EFFA08">
-            <wp:simplePos x="0" y="0"/>
-            <wp:positionH relativeFrom="margin">
-              <wp:align>left</wp:align>
-            </wp:positionH>
-            <wp:positionV relativeFrom="paragraph">
-              <wp:posOffset>102345</wp:posOffset>
-            </wp:positionV>
-            <wp:extent cx="2127885" cy="2693035"/>
-            <wp:effectExtent l="0" t="0" r="5715" b="0"/>
-            <wp:wrapSquare wrapText="bothSides"/>
-            <wp:docPr id="1494302485" name="Imagen 1"/>
-            <wp:cNvGraphicFramePr>
-              <a:graphicFrameLocks xmlns:a="http://schemas.openxmlformats.org/drawingml/2006/main" noChangeAspect="1"/>
-            </wp:cNvGraphicFramePr>
-            <a:graphic xmlns:a="http://schemas.openxmlformats.org/drawingml/2006/main">
-              <a:graphicData uri="http://schemas.openxmlformats.org/drawingml/2006/picture">
-                <pic:pic xmlns:pic="http://schemas.openxmlformats.org/drawingml/2006/picture">
-                  <pic:nvPicPr>
-                    <pic:cNvPr id="1494302485" name=""/>
-                    <pic:cNvPicPr/>
-                  </pic:nvPicPr>
-                  <pic:blipFill>
-                    <a:blip r:embed="rId11">
-                      <a:extLst>
-                        <a:ext uri="{28A0092B-C50C-407E-A947-70E740481C1C}">
-                          <a14:useLocalDpi xmlns:a14="http://schemas.microsoft.com/office/drawing/2010/main" val="0"/>
-                        </a:ext>
-                      </a:extLst>
-                    </a:blip>
-                    <a:stretch>
-                      <a:fillRect/>
-                    </a:stretch>
-                  </pic:blipFill>
-                  <pic:spPr>
-                    <a:xfrm>
-                      <a:off x="0" y="0"/>
-                      <a:ext cx="2127885" cy="2693035"/>
-                    </a:xfrm>
-                    <a:prstGeom prst="rect">
-                      <a:avLst/>
-                    </a:prstGeom>
-                  </pic:spPr>
-                </pic:pic>
-              </a:graphicData>
-            </a:graphic>
-            <wp14:sizeRelH relativeFrom="margin">
-              <wp14:pctWidth>0</wp14:pctWidth>
-            </wp14:sizeRelH>
-            <wp14:sizeRelV relativeFrom="margin">
-              <wp14:pctHeight>0</wp14:pctHeight>
-            </wp14:sizeRelV>
-          </wp:anchor>
-        </w:drawing>
-      </w:r>
-      <w:r>
-        <w:rPr>
-          <w:noProof/>
-          <w:color w:val="FFFFFF" w:themeColor="background1"/>
-        </w:rPr>
-        <w:drawing>
-          <wp:anchor distT="0" distB="0" distL="114300" distR="114300" simplePos="0" relativeHeight="251662336" behindDoc="1" locked="0" layoutInCell="1" allowOverlap="1" wp14:anchorId="2DB1A9FA" wp14:editId="01BDD3DE">
+          <wp:anchor distT="0" distB="0" distL="114300" distR="114300" simplePos="0" relativeHeight="251662336" behindDoc="1" locked="0" layoutInCell="1" allowOverlap="1" wp14:anchorId="2DB1A9FA" wp14:editId="640E9335">
             <wp:simplePos x="0" y="0"/>
             <wp:positionH relativeFrom="margin">
               <wp:align>right</wp:align>
@@ -13208,7 +8900,7 @@
                     <pic:cNvPicPr/>
                   </pic:nvPicPr>
                   <pic:blipFill>
-                    <a:blip r:embed="rId12">
+                    <a:blip r:embed="rId16">
                       <a:extLst>
                         <a:ext uri="{28A0092B-C50C-407E-A947-70E740481C1C}">
                           <a14:useLocalDpi xmlns:a14="http://schemas.microsoft.com/office/drawing/2010/main" val="0"/>
@@ -13236,13 +8928,74 @@
       </w:r>
       <w:r>
         <w:rPr>
+          <w:noProof/>
+          <w:color w:val="FFFFFF" w:themeColor="background1"/>
+        </w:rPr>
+        <w:drawing>
+          <wp:anchor distT="0" distB="0" distL="114300" distR="114300" simplePos="0" relativeHeight="251661312" behindDoc="0" locked="0" layoutInCell="1" allowOverlap="1" wp14:anchorId="59C84363" wp14:editId="21F89FA7">
+            <wp:simplePos x="0" y="0"/>
+            <wp:positionH relativeFrom="margin">
+              <wp:posOffset>-316871</wp:posOffset>
+            </wp:positionH>
+            <wp:positionV relativeFrom="paragraph">
+              <wp:posOffset>170074</wp:posOffset>
+            </wp:positionV>
+            <wp:extent cx="3204845" cy="4055745"/>
+            <wp:effectExtent l="0" t="0" r="0" b="1905"/>
+            <wp:wrapSquare wrapText="bothSides"/>
+            <wp:docPr id="1494302485" name="Imagen 1"/>
+            <wp:cNvGraphicFramePr>
+              <a:graphicFrameLocks xmlns:a="http://schemas.openxmlformats.org/drawingml/2006/main" noChangeAspect="1"/>
+            </wp:cNvGraphicFramePr>
+            <a:graphic xmlns:a="http://schemas.openxmlformats.org/drawingml/2006/main">
+              <a:graphicData uri="http://schemas.openxmlformats.org/drawingml/2006/picture">
+                <pic:pic xmlns:pic="http://schemas.openxmlformats.org/drawingml/2006/picture">
+                  <pic:nvPicPr>
+                    <pic:cNvPr id="1494302485" name=""/>
+                    <pic:cNvPicPr/>
+                  </pic:nvPicPr>
+                  <pic:blipFill>
+                    <a:blip r:embed="rId17">
+                      <a:extLst>
+                        <a:ext uri="{28A0092B-C50C-407E-A947-70E740481C1C}">
+                          <a14:useLocalDpi xmlns:a14="http://schemas.microsoft.com/office/drawing/2010/main" val="0"/>
+                        </a:ext>
+                      </a:extLst>
+                    </a:blip>
+                    <a:stretch>
+                      <a:fillRect/>
+                    </a:stretch>
+                  </pic:blipFill>
+                  <pic:spPr>
+                    <a:xfrm>
+                      <a:off x="0" y="0"/>
+                      <a:ext cx="3204845" cy="4055745"/>
+                    </a:xfrm>
+                    <a:prstGeom prst="rect">
+                      <a:avLst/>
+                    </a:prstGeom>
+                  </pic:spPr>
+                </pic:pic>
+              </a:graphicData>
+            </a:graphic>
+            <wp14:sizeRelH relativeFrom="margin">
+              <wp14:pctWidth>0</wp14:pctWidth>
+            </wp14:sizeRelH>
+            <wp14:sizeRelV relativeFrom="margin">
+              <wp14:pctHeight>0</wp14:pctHeight>
+            </wp14:sizeRelV>
+          </wp:anchor>
+        </w:drawing>
+      </w:r>
+      <w:r>
+        <w:rPr>
           <w:color w:val="FFFFFF" w:themeColor="background1"/>
         </w:rPr>
         <w:t xml:space="preserve">Evidencia 5: </w:t>
       </w:r>
     </w:p>
     <w:sectPr>
-      <w:headerReference w:type="default" r:id="rId13"/>
+      <w:headerReference w:type="default" r:id="rId18"/>
       <w:pgSz w:w="12240" w:h="15840"/>
       <w:pgMar w:top="1843" w:right="1020" w:bottom="907" w:left="1020" w:header="720" w:footer="720" w:gutter="0"/>
       <w:pgNumType w:start="1"/>
@@ -14641,6 +10394,29 @@
       </w:tblCellMar>
     </w:tblPr>
   </w:style>
+  <w:style w:type="character" w:styleId="Hipervnculo">
+    <w:name w:val="Hyperlink"/>
+    <w:basedOn w:val="Fuentedeprrafopredeter"/>
+    <w:uiPriority w:val="99"/>
+    <w:unhideWhenUsed/>
+    <w:rsid w:val="006C2E96"/>
+    <w:rPr>
+      <w:color w:val="0000FF" w:themeColor="hyperlink"/>
+      <w:u w:val="single"/>
+    </w:rPr>
+  </w:style>
+  <w:style w:type="character" w:styleId="Mencinsinresolver">
+    <w:name w:val="Unresolved Mention"/>
+    <w:basedOn w:val="Fuentedeprrafopredeter"/>
+    <w:uiPriority w:val="99"/>
+    <w:semiHidden/>
+    <w:unhideWhenUsed/>
+    <w:rsid w:val="006C2E96"/>
+    <w:rPr>
+      <w:color w:val="605E5C"/>
+      <w:shd w:val="clear" w:color="auto" w:fill="E1DFDD"/>
+    </w:rPr>
+  </w:style>
 </w:styles>
 </file>
 
